--- a/docs/entregables/02-validacion-y-confiabilidad/Informe-validacion-confiabilidad.docx
+++ b/docs/entregables/02-validacion-y-confiabilidad/Informe-validacion-confiabilidad.docx
@@ -3654,6 +3654,155 @@
       </w:r>
     </w:p>
     <w:p/>
+    <w:p>
+      <w:pPr>
+        <w:spacing w:before="320" w:after="120"/>
+        <w:pBdr>
+          <w:bottom w:val="single" w:sz="8" w:color="0F8A7D"/>
+        </w:pBdr>
+      </w:pPr>
+      <w:r>
+        <w:rPr>
+          <w:b/>
+          <w:color w:val="131B2E"/>
+          <w:sz w:val="28"/>
+        </w:rPr>
+        <w:t>Referencias</w:t>
+      </w:r>
+    </w:p>
+    <w:p>
+      <w:pPr>
+        <w:pStyle w:val="ListBullet"/>
+        <w:spacing w:after="60"/>
+      </w:pPr>
+      <w:r>
+        <w:rPr>
+          <w:b/>
+          <w:color w:val="131B2E"/>
+          <w:sz w:val="20"/>
+        </w:rPr>
+        <w:t>Campbell, D. T., &amp; Stanley, J. C. (1963).</w:t>
+      </w:r>
+      <w:r>
+        <w:rPr>
+          <w:b w:val="0"/>
+          <w:color w:val="131B2E"/>
+          <w:sz w:val="20"/>
+        </w:rPr>
+        <w:t xml:space="preserve"> Experimental and quasi-experimental designs for research. Rand McNally. — Marco de validez interna y externa aplicado en las secciones 2 y 3.</w:t>
+      </w:r>
+    </w:p>
+    <w:p>
+      <w:pPr>
+        <w:pStyle w:val="ListBullet"/>
+        <w:spacing w:after="60"/>
+      </w:pPr>
+      <w:r>
+        <w:rPr>
+          <w:b/>
+          <w:color w:val="131B2E"/>
+          <w:sz w:val="20"/>
+        </w:rPr>
+        <w:t>Wilson, E. B. (1927).</w:t>
+      </w:r>
+      <w:r>
+        <w:rPr>
+          <w:b w:val="0"/>
+          <w:color w:val="131B2E"/>
+          <w:sz w:val="20"/>
+        </w:rPr>
+        <w:t xml:space="preserve"> Probable inference, the law of succession, and statistical inference. Journal of the American Statistical Association, 22(158), 209–212. — Método de los intervalos de confianza.</w:t>
+      </w:r>
+    </w:p>
+    <w:p>
+      <w:pPr>
+        <w:pStyle w:val="ListBullet"/>
+        <w:spacing w:after="60"/>
+      </w:pPr>
+      <w:r>
+        <w:rPr>
+          <w:b/>
+          <w:color w:val="131B2E"/>
+          <w:sz w:val="20"/>
+        </w:rPr>
+        <w:t>Cronbach, L. J. (1951).</w:t>
+      </w:r>
+      <w:r>
+        <w:rPr>
+          <w:b w:val="0"/>
+          <w:color w:val="131B2E"/>
+          <w:sz w:val="20"/>
+        </w:rPr>
+        <w:t xml:space="preserve"> Coefficient alpha and the internal structure of tests. Psychometrika, 16(3), 297–334. — Criterio de consistencia interna, no aplicable por no emplear instrumentos psicométricos.</w:t>
+      </w:r>
+    </w:p>
+    <w:p>
+      <w:pPr>
+        <w:pStyle w:val="ListBullet"/>
+        <w:spacing w:after="60"/>
+      </w:pPr>
+      <w:r>
+        <w:rPr>
+          <w:b/>
+          <w:color w:val="131B2E"/>
+          <w:sz w:val="20"/>
+        </w:rPr>
+        <w:t>Peng, R. D. (2011).</w:t>
+      </w:r>
+      <w:r>
+        <w:rPr>
+          <w:b w:val="0"/>
+          <w:color w:val="131B2E"/>
+          <w:sz w:val="20"/>
+        </w:rPr>
+        <w:t xml:space="preserve"> Reproducible research in computational science. Science, 334(6060), 1226–1227. — Distinción entre reproducibilidad y replicabilidad, sección 4.</w:t>
+      </w:r>
+    </w:p>
+    <w:p>
+      <w:pPr>
+        <w:pStyle w:val="ListBullet"/>
+        <w:spacing w:after="60"/>
+      </w:pPr>
+      <w:r>
+        <w:rPr>
+          <w:b/>
+          <w:color w:val="131B2E"/>
+          <w:sz w:val="20"/>
+        </w:rPr>
+        <w:t>Kapoor, S., &amp; Narayanan, A. (2023).</w:t>
+      </w:r>
+      <w:r>
+        <w:rPr>
+          <w:b w:val="0"/>
+          <w:color w:val="131B2E"/>
+          <w:sz w:val="20"/>
+        </w:rPr>
+        <w:t xml:space="preserve"> Leakage and the reproducibility crisis in machine-learning-based science. Patterns, 4(9), 100804. — Tipología de fugas y del sesgo por selección sobre el conjunto de prueba.</w:t>
+      </w:r>
+    </w:p>
+    <w:p>
+      <w:pPr>
+        <w:pStyle w:val="ListBullet"/>
+        <w:spacing w:after="60"/>
+      </w:pPr>
+      <w:r>
+        <w:rPr>
+          <w:b/>
+          <w:color w:val="131B2E"/>
+          <w:sz w:val="20"/>
+        </w:rPr>
+        <w:t>ISO/IEC 25010:2011.</w:t>
+      </w:r>
+      <w:r>
+        <w:rPr>
+          <w:b w:val="0"/>
+          <w:color w:val="131B2E"/>
+          <w:sz w:val="20"/>
+        </w:rPr>
+        <w:t xml:space="preserve"> Systems and software engineering — SQuaRE — System and software quality models. — Su correspondencia detallada se desarrolla en la ficha de auditoría del producto.</w:t>
+      </w:r>
+    </w:p>
+    <w:p/>
     <w:tbl>
       <w:tblPr>
         <w:tblW w:type="auto" w:w="0"/>

--- a/docs/entregables/02-validacion-y-confiabilidad/Informe-validacion-confiabilidad.docx
+++ b/docs/entregables/02-validacion-y-confiabilidad/Informe-validacion-confiabilidad.docx
@@ -1808,7 +1808,7 @@
           <w:color w:val="131B2E"/>
           <w:sz w:val="20"/>
         </w:rPr>
-        <w:t>38 perfiles</w:t>
+        <w:t>44 perfiles</w:t>
       </w:r>
       <w:r>
         <w:rPr>

--- a/docs/entregables/02-validacion-y-confiabilidad/Informe-validacion-confiabilidad.docx
+++ b/docs/entregables/02-validacion-y-confiabilidad/Informe-validacion-confiabilidad.docx
@@ -1204,7 +1204,39 @@
           <w:color w:val="131B2E"/>
           <w:sz w:val="20"/>
         </w:rPr>
-        <w:t xml:space="preserve"> No se realizó ninguna prueba (t, Wilcoxon o equivalente) que compare los modelos entre sí.</w:t>
+        <w:t xml:space="preserve"> Ejecutadas: McNemar exacto por pares con corrección de Holm-Bonferroni sobre las 21 comparaciones. Las </w:t>
+      </w:r>
+      <w:r>
+        <w:rPr>
+          <w:b/>
+          <w:color w:val="131B2E"/>
+          <w:sz w:val="20"/>
+        </w:rPr>
+        <w:t>seis del OCSVM son significativas sin excepción</w:t>
+      </w:r>
+      <w:r>
+        <w:rPr>
+          <w:b w:val="0"/>
+          <w:color w:val="131B2E"/>
+          <w:sz w:val="20"/>
+        </w:rPr>
+        <w:t xml:space="preserve">; en cambio </w:t>
+      </w:r>
+      <w:r>
+        <w:rPr>
+          <w:b/>
+          <w:color w:val="131B2E"/>
+          <w:sz w:val="20"/>
+        </w:rPr>
+        <w:t>ninguna diferencia de falso positivo lo es</w:t>
+      </w:r>
+      <w:r>
+        <w:rPr>
+          <w:b w:val="0"/>
+          <w:color w:val="131B2E"/>
+          <w:sz w:val="20"/>
+        </w:rPr>
+        <w:t>, así que afirmar que un modelo comete menos falsos positivos que otro no está respaldado.</w:t>
       </w:r>
     </w:p>
     <w:p>
@@ -3003,7 +3035,7 @@
         <w:tc>
           <w:tcPr>
             <w:tcW w:type="dxa" w:w="680"/>
-            <w:shd w:val="clear" w:fill="FDECD2"/>
+            <w:shd w:val="clear" w:fill="E0F3E6"/>
           </w:tcPr>
           <w:p>
             <w:r/>
@@ -3032,7 +3064,7 @@
                 <w:color w:val="131B2E"/>
                 <w:sz w:val="19"/>
               </w:rPr>
-              <w:t>Ejecutar la prueba de ablación por capas (L3/L4/L7) y la comparación 14 vs. 28 variables</w:t>
+              <w:t>Ablación por capas y comparación 14 vs. 28: la expansión queda justificada (66,5 % a 88,8 %, p &lt; 0,001), pero las 8 variables L7 nuevas no aportan detección medible</w:t>
             </w:r>
           </w:p>
         </w:tc>
@@ -3057,7 +3089,7 @@
         <w:tc>
           <w:tcPr>
             <w:tcW w:type="dxa" w:w="1474"/>
-            <w:shd w:val="clear" w:fill="FDECD2"/>
+            <w:shd w:val="clear" w:fill="E0F3E6"/>
           </w:tcPr>
           <w:p>
             <w:r/>
@@ -3068,7 +3100,7 @@
                 <w:color w:val="131B2E"/>
                 <w:sz w:val="19"/>
               </w:rPr>
-              <w:t>1–2 días</w:t>
+              <w:t>hecho</w:t>
             </w:r>
           </w:p>
         </w:tc>
@@ -3149,7 +3181,7 @@
         <w:tc>
           <w:tcPr>
             <w:tcW w:type="dxa" w:w="680"/>
-            <w:shd w:val="clear" w:fill="FDECD2"/>
+            <w:shd w:val="clear" w:fill="E0F3E6"/>
           </w:tcPr>
           <w:p>
             <w:r/>
@@ -3178,7 +3210,7 @@
                 <w:color w:val="131B2E"/>
                 <w:sz w:val="19"/>
               </w:rPr>
-              <w:t>Prueba de significancia entre modelos</w:t>
+              <w:t>Prueba de significancia entre modelos: McNemar exacto con corrección de Holm</w:t>
             </w:r>
           </w:p>
         </w:tc>
@@ -3203,7 +3235,7 @@
         <w:tc>
           <w:tcPr>
             <w:tcW w:type="dxa" w:w="1474"/>
-            <w:shd w:val="clear" w:fill="FDECD2"/>
+            <w:shd w:val="clear" w:fill="E0F3E6"/>
           </w:tcPr>
           <w:p>
             <w:r/>
@@ -3214,7 +3246,7 @@
                 <w:color w:val="131B2E"/>
                 <w:sz w:val="19"/>
               </w:rPr>
-              <w:t>Horas</w:t>
+              <w:t>hecho</w:t>
             </w:r>
           </w:p>
         </w:tc>
@@ -3632,7 +3664,7 @@
           <w:color w:val="131B2E"/>
           <w:sz w:val="20"/>
         </w:rPr>
-        <w:t xml:space="preserve">La prioridad antes de cerrar no es mejorar el sistema, sino </w:t>
+        <w:t xml:space="preserve">La prioridad ya no es corregir la inferencia: </w:t>
       </w:r>
       <w:r>
         <w:rPr>
@@ -3641,7 +3673,7 @@
           <w:color w:val="131B2E"/>
           <w:sz w:val="20"/>
         </w:rPr>
-        <w:t>corregir la inferencia</w:t>
+        <w:t>quedó corregida</w:t>
       </w:r>
       <w:r>
         <w:rPr>
@@ -3650,7 +3682,64 @@
           <w:color w:val="131B2E"/>
           <w:sz w:val="20"/>
         </w:rPr>
-        <w:t>: declarar la selección posterior del modelo, acompañar cada cifra de su intervalo de confianza y ejecutar la ablación pendiente.</w:t>
+        <w:t>. Se declaró la selección posterior del modelo, toda proporción lleva su intervalo de confianza, se ejecutó la ablación por capas y se añadieron las pruebas de significancia que faltaban.</w:t>
+      </w:r>
+    </w:p>
+    <w:p>
+      <w:pPr>
+        <w:spacing w:after="120"/>
+        <w:jc w:val="both"/>
+      </w:pPr>
+      <w:r>
+        <w:rPr>
+          <w:b/>
+          <w:i w:val="0"/>
+          <w:color w:val="131B2E"/>
+          <w:sz w:val="20"/>
+        </w:rPr>
+        <w:t>La única dimensión sin ninguna evidencia es la pertinencia</w:t>
+      </w:r>
+      <w:r>
+        <w:rPr>
+          <w:b w:val="0"/>
+          <w:i w:val="0"/>
+          <w:color w:val="131B2E"/>
+          <w:sz w:val="20"/>
+        </w:rPr>
+        <w:t>: el sistema nunca se sometió a evaluación con usuarios reales. Una prueba de usabilidad con 5–8 evaluadores es la acción de menor costo con mayor efecto, porque cierra a la vez el eje de pertinencia, el criterio correspondiente de la ficha de auditoría y la debilidad registrada en el plan de mejora.</w:t>
+      </w:r>
+    </w:p>
+    <w:p>
+      <w:pPr>
+        <w:spacing w:after="120"/>
+        <w:jc w:val="both"/>
+      </w:pPr>
+      <w:r>
+        <w:rPr>
+          <w:b w:val="0"/>
+          <w:i w:val="0"/>
+          <w:color w:val="131B2E"/>
+          <w:sz w:val="20"/>
+        </w:rPr>
+        <w:t xml:space="preserve">Y </w:t>
+      </w:r>
+      <w:r>
+        <w:rPr>
+          <w:b/>
+          <w:i w:val="0"/>
+          <w:color w:val="131B2E"/>
+          <w:sz w:val="20"/>
+        </w:rPr>
+        <w:t>la limitación principal del sistema sigue abierta</w:t>
+      </w:r>
+      <w:r>
+        <w:rPr>
+          <w:b w:val="0"/>
+          <w:i w:val="0"/>
+          <w:color w:val="131B2E"/>
+          <w:sz w:val="20"/>
+        </w:rPr>
+        <w:t>: el falso positivo sobre tráfico legítimo pesado no se corrige documentándolo, sino recalibrando el umbral con ese tráfico como normalidad y repitiendo la validación operativa.</w:t>
       </w:r>
     </w:p>
     <w:p/>

--- a/docs/entregables/02-validacion-y-confiabilidad/Informe-validacion-confiabilidad.docx
+++ b/docs/entregables/02-validacion-y-confiabilidad/Informe-validacion-confiabilidad.docx
@@ -119,6 +119,14 @@
         <w:tblW w:type="auto" w:w="0"/>
         <w:jc w:val="center"/>
         <w:tblLook w:firstColumn="1" w:firstRow="1" w:lastColumn="0" w:lastRow="0" w:noHBand="0" w:noVBand="1" w:val="04A0"/>
+        <w:tblBorders>
+          <w:top w:val="single" w:sz="4" w:color="BFBFBF"/>
+          <w:left w:val="single" w:sz="4" w:color="BFBFBF"/>
+          <w:bottom w:val="single" w:sz="4" w:color="BFBFBF"/>
+          <w:right w:val="single" w:sz="4" w:color="BFBFBF"/>
+          <w:insideH w:val="single" w:sz="4" w:color="BFBFBF"/>
+          <w:insideV w:val="single" w:sz="4" w:color="BFBFBF"/>
+        </w:tblBorders>
       </w:tblPr>
       <w:tblGrid>
         <w:gridCol w:w="4873"/>
@@ -430,6 +438,14 @@
         <w:tblW w:type="auto" w:w="0"/>
         <w:jc w:val="center"/>
         <w:tblLook w:firstColumn="1" w:firstRow="1" w:lastColumn="0" w:lastRow="0" w:noHBand="0" w:noVBand="1" w:val="04A0"/>
+        <w:tblBorders>
+          <w:top w:val="single" w:sz="4" w:color="BFBFBF"/>
+          <w:left w:val="single" w:sz="4" w:color="BFBFBF"/>
+          <w:bottom w:val="single" w:sz="4" w:color="BFBFBF"/>
+          <w:right w:val="single" w:sz="4" w:color="BFBFBF"/>
+          <w:insideH w:val="single" w:sz="4" w:color="BFBFBF"/>
+          <w:insideV w:val="single" w:sz="4" w:color="BFBFBF"/>
+        </w:tblBorders>
       </w:tblPr>
       <w:tblGrid>
         <w:gridCol w:w="3249"/>
@@ -663,6 +679,14 @@
         <w:tblW w:type="auto" w:w="0"/>
         <w:jc w:val="center"/>
         <w:tblLook w:firstColumn="1" w:firstRow="1" w:lastColumn="0" w:lastRow="0" w:noHBand="0" w:noVBand="1" w:val="04A0"/>
+        <w:tblBorders>
+          <w:top w:val="single" w:sz="4" w:color="BFBFBF"/>
+          <w:left w:val="single" w:sz="4" w:color="BFBFBF"/>
+          <w:bottom w:val="single" w:sz="4" w:color="BFBFBF"/>
+          <w:right w:val="single" w:sz="4" w:color="BFBFBF"/>
+          <w:insideH w:val="single" w:sz="4" w:color="BFBFBF"/>
+          <w:insideV w:val="single" w:sz="4" w:color="BFBFBF"/>
+        </w:tblBorders>
       </w:tblPr>
       <w:tblGrid>
         <w:gridCol w:w="9746"/>
@@ -839,6 +863,14 @@
         <w:tblW w:type="auto" w:w="0"/>
         <w:jc w:val="center"/>
         <w:tblLook w:firstColumn="1" w:firstRow="1" w:lastColumn="0" w:lastRow="0" w:noHBand="0" w:noVBand="1" w:val="04A0"/>
+        <w:tblBorders>
+          <w:top w:val="single" w:sz="4" w:color="BFBFBF"/>
+          <w:left w:val="single" w:sz="4" w:color="BFBFBF"/>
+          <w:bottom w:val="single" w:sz="4" w:color="BFBFBF"/>
+          <w:right w:val="single" w:sz="4" w:color="BFBFBF"/>
+          <w:insideH w:val="single" w:sz="4" w:color="BFBFBF"/>
+          <w:insideV w:val="single" w:sz="4" w:color="BFBFBF"/>
+        </w:tblBorders>
       </w:tblPr>
       <w:tblGrid>
         <w:gridCol w:w="4873"/>
@@ -1428,6 +1460,14 @@
         <w:tblW w:type="auto" w:w="0"/>
         <w:jc w:val="center"/>
         <w:tblLook w:firstColumn="1" w:firstRow="1" w:lastColumn="0" w:lastRow="0" w:noHBand="0" w:noVBand="1" w:val="04A0"/>
+        <w:tblBorders>
+          <w:top w:val="single" w:sz="4" w:color="BFBFBF"/>
+          <w:left w:val="single" w:sz="4" w:color="BFBFBF"/>
+          <w:bottom w:val="single" w:sz="4" w:color="BFBFBF"/>
+          <w:right w:val="single" w:sz="4" w:color="BFBFBF"/>
+          <w:insideH w:val="single" w:sz="4" w:color="BFBFBF"/>
+          <w:insideV w:val="single" w:sz="4" w:color="BFBFBF"/>
+        </w:tblBorders>
       </w:tblPr>
       <w:tblGrid>
         <w:gridCol w:w="3249"/>
@@ -1714,6 +1754,14 @@
         <w:tblW w:type="auto" w:w="0"/>
         <w:jc w:val="center"/>
         <w:tblLook w:firstColumn="1" w:firstRow="1" w:lastColumn="0" w:lastRow="0" w:noHBand="0" w:noVBand="1" w:val="04A0"/>
+        <w:tblBorders>
+          <w:top w:val="single" w:sz="4" w:color="BFBFBF"/>
+          <w:left w:val="single" w:sz="4" w:color="BFBFBF"/>
+          <w:bottom w:val="single" w:sz="4" w:color="BFBFBF"/>
+          <w:right w:val="single" w:sz="4" w:color="BFBFBF"/>
+          <w:insideH w:val="single" w:sz="4" w:color="BFBFBF"/>
+          <w:insideV w:val="single" w:sz="4" w:color="BFBFBF"/>
+        </w:tblBorders>
       </w:tblPr>
       <w:tblGrid>
         <w:gridCol w:w="9746"/>
@@ -1958,6 +2006,14 @@
         <w:tblW w:type="auto" w:w="0"/>
         <w:jc w:val="center"/>
         <w:tblLook w:firstColumn="1" w:firstRow="1" w:lastColumn="0" w:lastRow="0" w:noHBand="0" w:noVBand="1" w:val="04A0"/>
+        <w:tblBorders>
+          <w:top w:val="single" w:sz="4" w:color="BFBFBF"/>
+          <w:left w:val="single" w:sz="4" w:color="BFBFBF"/>
+          <w:bottom w:val="single" w:sz="4" w:color="BFBFBF"/>
+          <w:right w:val="single" w:sz="4" w:color="BFBFBF"/>
+          <w:insideH w:val="single" w:sz="4" w:color="BFBFBF"/>
+          <w:insideV w:val="single" w:sz="4" w:color="BFBFBF"/>
+        </w:tblBorders>
       </w:tblPr>
       <w:tblGrid>
         <w:gridCol w:w="4873"/>
@@ -2247,6 +2303,14 @@
         <w:tblW w:type="auto" w:w="0"/>
         <w:jc w:val="center"/>
         <w:tblLook w:firstColumn="1" w:firstRow="1" w:lastColumn="0" w:lastRow="0" w:noHBand="0" w:noVBand="1" w:val="04A0"/>
+        <w:tblBorders>
+          <w:top w:val="single" w:sz="4" w:color="BFBFBF"/>
+          <w:left w:val="single" w:sz="4" w:color="BFBFBF"/>
+          <w:bottom w:val="single" w:sz="4" w:color="BFBFBF"/>
+          <w:right w:val="single" w:sz="4" w:color="BFBFBF"/>
+          <w:insideH w:val="single" w:sz="4" w:color="BFBFBF"/>
+          <w:insideV w:val="single" w:sz="4" w:color="BFBFBF"/>
+        </w:tblBorders>
       </w:tblPr>
       <w:tblGrid>
         <w:gridCol w:w="3249"/>
@@ -2586,6 +2650,14 @@
         <w:tblW w:type="auto" w:w="0"/>
         <w:jc w:val="center"/>
         <w:tblLook w:firstColumn="1" w:firstRow="1" w:lastColumn="0" w:lastRow="0" w:noHBand="0" w:noVBand="1" w:val="04A0"/>
+        <w:tblBorders>
+          <w:top w:val="single" w:sz="4" w:color="BFBFBF"/>
+          <w:left w:val="single" w:sz="4" w:color="BFBFBF"/>
+          <w:bottom w:val="single" w:sz="4" w:color="BFBFBF"/>
+          <w:right w:val="single" w:sz="4" w:color="BFBFBF"/>
+          <w:insideH w:val="single" w:sz="4" w:color="BFBFBF"/>
+          <w:insideV w:val="single" w:sz="4" w:color="BFBFBF"/>
+        </w:tblBorders>
       </w:tblPr>
       <w:tblGrid>
         <w:gridCol w:w="2436"/>
@@ -3404,6 +3476,14 @@
         <w:tblW w:type="auto" w:w="0"/>
         <w:jc w:val="center"/>
         <w:tblLook w:firstColumn="1" w:firstRow="1" w:lastColumn="0" w:lastRow="0" w:noHBand="0" w:noVBand="1" w:val="04A0"/>
+        <w:tblBorders>
+          <w:top w:val="single" w:sz="4" w:color="BFBFBF"/>
+          <w:left w:val="single" w:sz="4" w:color="BFBFBF"/>
+          <w:bottom w:val="single" w:sz="4" w:color="BFBFBF"/>
+          <w:right w:val="single" w:sz="4" w:color="BFBFBF"/>
+          <w:insideH w:val="single" w:sz="4" w:color="BFBFBF"/>
+          <w:insideV w:val="single" w:sz="4" w:color="BFBFBF"/>
+        </w:tblBorders>
       </w:tblPr>
       <w:tblGrid>
         <w:gridCol w:w="9746"/>
@@ -3897,6 +3977,14 @@
         <w:tblW w:type="auto" w:w="0"/>
         <w:jc w:val="center"/>
         <w:tblLook w:firstColumn="1" w:firstRow="1" w:lastColumn="0" w:lastRow="0" w:noHBand="0" w:noVBand="1" w:val="04A0"/>
+        <w:tblBorders>
+          <w:top w:val="single" w:sz="4" w:color="BFBFBF"/>
+          <w:left w:val="single" w:sz="4" w:color="BFBFBF"/>
+          <w:bottom w:val="single" w:sz="4" w:color="BFBFBF"/>
+          <w:right w:val="single" w:sz="4" w:color="BFBFBF"/>
+          <w:insideH w:val="single" w:sz="4" w:color="BFBFBF"/>
+          <w:insideV w:val="single" w:sz="4" w:color="BFBFBF"/>
+        </w:tblBorders>
       </w:tblPr>
       <w:tblGrid>
         <w:gridCol w:w="9746"/>
@@ -3935,6 +4023,8 @@
       </w:tr>
     </w:tbl>
     <w:sectPr>
+      <w:footerReference w:type="default" r:id="rId11"/>
+      <w:headerReference w:type="default" r:id="rId12"/>
       <w:pgSz w:w="12240" w:h="15840"/>
       <w:pgMar w:top="1134" w:right="1247" w:bottom="1134" w:left="1247" w:header="720" w:footer="720" w:gutter="0"/>
       <w:cols w:space="720"/>
@@ -3942,6 +4032,84 @@
     </w:sectPr>
   </w:body>
 </w:document>
+</file>
+
+<file path=word/footer1.xml><?xml version="1.0" encoding="utf-8"?>
+<w:ftr xmlns:m="http://schemas.openxmlformats.org/officeDocument/2006/math" xmlns:mc="http://schemas.openxmlformats.org/markup-compatibility/2006" xmlns:mo="http://schemas.microsoft.com/office/mac/office/2008/main" xmlns:mv="urn:schemas-microsoft-com:mac:vml" xmlns:o="urn:schemas-microsoft-com:office:office" xmlns:r="http://schemas.openxmlformats.org/officeDocument/2006/relationships" xmlns:v="urn:schemas-microsoft-com:vml" xmlns:w10="urn:schemas-microsoft-com:office:word" xmlns:w14="http://schemas.microsoft.com/office/word/2010/wordml" xmlns:w="http://schemas.openxmlformats.org/wordprocessingml/2006/main" xmlns:wne="http://schemas.microsoft.com/office/word/2006/wordml" xmlns:wp14="http://schemas.microsoft.com/office/word/2010/wordprocessingDrawing" xmlns:wp="http://schemas.openxmlformats.org/drawingml/2006/wordprocessingDrawing" xmlns:wpc="http://schemas.microsoft.com/office/word/2010/wordprocessingCanvas" xmlns:wpg="http://schemas.microsoft.com/office/word/2010/wordprocessingGroup" xmlns:wpi="http://schemas.microsoft.com/office/word/2010/wordprocessingInk" xmlns:wps="http://schemas.microsoft.com/office/word/2010/wordprocessingShape" mc:Ignorable="w14 wp14">
+  <w:p>
+    <w:pPr>
+      <w:pStyle w:val="Footer"/>
+      <w:jc w:val="left"/>
+      <w:tabs>
+        <w:tab w:val="right" w:pos="9746"/>
+      </w:tabs>
+    </w:pPr>
+    <w:r/>
+    <w:r>
+      <w:rPr>
+        <w:color w:val="5B6B8C"/>
+        <w:sz w:val="14"/>
+      </w:rPr>
+      <w:t>Informe de validación y confiabilidad · Salazar Tocas &amp; Sauñe Fernandez</w:t>
+      <w:tab/>
+    </w:r>
+    <w:r>
+      <w:rPr>
+        <w:color w:val="5B6B8C"/>
+        <w:sz w:val="14"/>
+      </w:rPr>
+      <w:t xml:space="preserve">Página </w:t>
+    </w:r>
+    <w:r>
+      <w:rPr>
+        <w:color w:val="5B6B8C"/>
+        <w:sz w:val="14"/>
+      </w:rPr>
+      <w:fldChar w:fldCharType="begin"/>
+      <w:instrText xml:space="preserve"> PAGE </w:instrText>
+      <w:fldChar w:fldCharType="end"/>
+    </w:r>
+    <w:r>
+      <w:rPr>
+        <w:color w:val="5B6B8C"/>
+        <w:sz w:val="14"/>
+      </w:rPr>
+      <w:t xml:space="preserve"> de </w:t>
+    </w:r>
+    <w:r>
+      <w:rPr>
+        <w:color w:val="5B6B8C"/>
+        <w:sz w:val="14"/>
+      </w:rPr>
+      <w:fldChar w:fldCharType="begin"/>
+      <w:instrText xml:space="preserve"> NUMPAGES </w:instrText>
+      <w:fldChar w:fldCharType="end"/>
+    </w:r>
+  </w:p>
+</w:ftr>
+</file>
+
+<file path=word/header1.xml><?xml version="1.0" encoding="utf-8"?>
+<w:hdr xmlns:m="http://schemas.openxmlformats.org/officeDocument/2006/math" xmlns:mc="http://schemas.openxmlformats.org/markup-compatibility/2006" xmlns:mo="http://schemas.microsoft.com/office/mac/office/2008/main" xmlns:mv="urn:schemas-microsoft-com:mac:vml" xmlns:o="urn:schemas-microsoft-com:office:office" xmlns:r="http://schemas.openxmlformats.org/officeDocument/2006/relationships" xmlns:v="urn:schemas-microsoft-com:vml" xmlns:w10="urn:schemas-microsoft-com:office:word" xmlns:w14="http://schemas.microsoft.com/office/word/2010/wordml" xmlns:w="http://schemas.openxmlformats.org/wordprocessingml/2006/main" xmlns:wne="http://schemas.microsoft.com/office/word/2006/wordml" xmlns:wp14="http://schemas.microsoft.com/office/word/2010/wordprocessingDrawing" xmlns:wp="http://schemas.openxmlformats.org/drawingml/2006/wordprocessingDrawing" xmlns:wpc="http://schemas.microsoft.com/office/word/2010/wordprocessingCanvas" xmlns:wpg="http://schemas.microsoft.com/office/word/2010/wordprocessingGroup" xmlns:wpi="http://schemas.microsoft.com/office/word/2010/wordprocessingInk" xmlns:wps="http://schemas.microsoft.com/office/word/2010/wordprocessingShape" mc:Ignorable="w14 wp14">
+  <w:p>
+    <w:pPr>
+      <w:pStyle w:val="Header"/>
+      <w:jc w:val="right"/>
+      <w:pBdr>
+        <w:bottom w:val="single" w:sz="4" w:color="BFBFBF" w:space="3"/>
+      </w:pBdr>
+    </w:pPr>
+    <w:r/>
+    <w:r>
+      <w:rPr>
+        <w:i/>
+        <w:color w:val="5B6B8C"/>
+        <w:sz w:val="14"/>
+      </w:rPr>
+      <w:t>Investigación V · UPeU</w:t>
+    </w:r>
+  </w:p>
+</w:hdr>
 </file>
 
 <file path=word/numbering.xml><?xml version="1.0" encoding="utf-8"?>

--- a/docs/entregables/02-validacion-y-confiabilidad/Informe-validacion-confiabilidad.docx
+++ b/docs/entregables/02-validacion-y-confiabilidad/Informe-validacion-confiabilidad.docx
@@ -368,11 +368,6 @@
           <w:sz w:val="21"/>
         </w:rPr>
         <w:t>Lima, agosto de 2026</w:t>
-      </w:r>
-    </w:p>
-    <w:p>
-      <w:r>
-        <w:br w:type="page"/>
       </w:r>
     </w:p>
     <w:p>
@@ -1272,11 +1267,6 @@
       </w:r>
     </w:p>
     <w:p>
-      <w:r>
-        <w:br w:type="page"/>
-      </w:r>
-    </w:p>
-    <w:p>
       <w:pPr>
         <w:spacing w:before="320" w:after="120"/>
         <w:pBdr>
@@ -1941,11 +1931,6 @@
           <w:sz w:val="20"/>
         </w:rPr>
         <w:t xml:space="preserve"> Faltan seis escenarios legítimos previstos (SSH, SCP/SFTP, SMB, respaldo, streaming y actualizaciones) y no hay captura multi-sistema-operativo.</w:t>
-      </w:r>
-    </w:p>
-    <w:p>
-      <w:r>
-        <w:br w:type="page"/>
       </w:r>
     </w:p>
     <w:p>
@@ -2668,7 +2653,7 @@
       <w:tr>
         <w:tc>
           <w:tcPr>
-            <w:tcW w:type="dxa" w:w="680"/>
+            <w:tcW w:type="dxa" w:w="1134"/>
             <w:shd w:val="clear" w:fill="0F8A7D"/>
           </w:tcPr>
           <w:p>
@@ -2680,13 +2665,13 @@
                 <w:color w:val="FFFFFF"/>
                 <w:sz w:val="19"/>
               </w:rPr>
-              <w:t>#</w:t>
+              <w:t>Estado</w:t>
             </w:r>
           </w:p>
         </w:tc>
         <w:tc>
           <w:tcPr>
-            <w:tcW w:type="dxa" w:w="5102"/>
+            <w:tcW w:type="dxa" w:w="4762"/>
             <w:shd w:val="clear" w:fill="0F8A7D"/>
           </w:tcPr>
           <w:p>
@@ -2722,7 +2707,7 @@
         </w:tc>
         <w:tc>
           <w:tcPr>
-            <w:tcW w:type="dxa" w:w="1474"/>
+            <w:tcW w:type="dxa" w:w="1361"/>
             <w:shd w:val="clear" w:fill="0F8A7D"/>
           </w:tcPr>
           <w:p>
@@ -2742,7 +2727,7 @@
       <w:tr>
         <w:tc>
           <w:tcPr>
-            <w:tcW w:type="dxa" w:w="680"/>
+            <w:tcW w:type="dxa" w:w="1134"/>
             <w:shd w:val="clear" w:fill="E0F3E6"/>
           </w:tcPr>
           <w:p>
@@ -2754,13 +2739,13 @@
                 <w:color w:val="131B2E"/>
                 <w:sz w:val="19"/>
               </w:rPr>
-              <w:t>A1</w:t>
+              <w:t>hecho</w:t>
             </w:r>
           </w:p>
         </w:tc>
         <w:tc>
           <w:tcPr>
-            <w:tcW w:type="dxa" w:w="5102"/>
+            <w:tcW w:type="dxa" w:w="4762"/>
           </w:tcPr>
           <w:p>
             <w:r/>
@@ -2771,7 +2756,153 @@
                 <w:color w:val="131B2E"/>
                 <w:sz w:val="19"/>
               </w:rPr>
-              <w:t>Declarar la selección posterior del modelo y que la detección reportada es una estimación optimista</w:t>
+              <w:t>Declarada la selección posterior del modelo; intervalos de confianza en toda proporción; error operativo reportado junto al de laboratorio; diccionario de las 28 variables publicado</w:t>
+            </w:r>
+          </w:p>
+        </w:tc>
+        <w:tc>
+          <w:tcPr>
+            <w:tcW w:type="dxa" w:w="1814"/>
+          </w:tcPr>
+          <w:p>
+            <w:r/>
+            <w:r>
+              <w:rPr>
+                <w:rFonts w:ascii="Calibri" w:hAnsi="Calibri"/>
+                <w:b w:val="0"/>
+                <w:color w:val="131B2E"/>
+                <w:sz w:val="19"/>
+              </w:rPr>
+              <w:t>Interna · Confiabilidad · Externa</w:t>
+            </w:r>
+          </w:p>
+        </w:tc>
+        <w:tc>
+          <w:tcPr>
+            <w:tcW w:type="dxa" w:w="1361"/>
+            <w:shd w:val="clear" w:fill="E0F3E6"/>
+          </w:tcPr>
+          <w:p>
+            <w:r/>
+            <w:r>
+              <w:rPr>
+                <w:rFonts w:ascii="Calibri" w:hAnsi="Calibri"/>
+                <w:b w:val="0"/>
+                <w:color w:val="131B2E"/>
+                <w:sz w:val="19"/>
+              </w:rPr>
+              <w:t>—</w:t>
+            </w:r>
+          </w:p>
+        </w:tc>
+      </w:tr>
+      <w:tr>
+        <w:tc>
+          <w:tcPr>
+            <w:tcW w:type="dxa" w:w="1134"/>
+            <w:shd w:val="clear" w:fill="E0F3E6"/>
+          </w:tcPr>
+          <w:p>
+            <w:r/>
+            <w:r>
+              <w:rPr>
+                <w:rFonts w:ascii="Calibri" w:hAnsi="Calibri"/>
+                <w:b w:val="0"/>
+                <w:color w:val="131B2E"/>
+                <w:sz w:val="19"/>
+              </w:rPr>
+              <w:t>hecho</w:t>
+            </w:r>
+          </w:p>
+        </w:tc>
+        <w:tc>
+          <w:tcPr>
+            <w:tcW w:type="dxa" w:w="4762"/>
+            <w:shd w:val="clear" w:fill="F4F6FB"/>
+          </w:tcPr>
+          <w:p>
+            <w:r/>
+            <w:r>
+              <w:rPr>
+                <w:rFonts w:ascii="Calibri" w:hAnsi="Calibri"/>
+                <w:b w:val="0"/>
+                <w:color w:val="131B2E"/>
+                <w:sz w:val="19"/>
+              </w:rPr>
+              <w:t>Ablación por capas y comparación 14 vs. 28, y prueba de significancia entre modelos (McNemar con corrección de Holm)</w:t>
+            </w:r>
+          </w:p>
+        </w:tc>
+        <w:tc>
+          <w:tcPr>
+            <w:tcW w:type="dxa" w:w="1814"/>
+            <w:shd w:val="clear" w:fill="F4F6FB"/>
+          </w:tcPr>
+          <w:p>
+            <w:r/>
+            <w:r>
+              <w:rPr>
+                <w:rFonts w:ascii="Calibri" w:hAnsi="Calibri"/>
+                <w:b w:val="0"/>
+                <w:color w:val="131B2E"/>
+                <w:sz w:val="19"/>
+              </w:rPr>
+              <w:t>Constructo · Interna</w:t>
+            </w:r>
+          </w:p>
+        </w:tc>
+        <w:tc>
+          <w:tcPr>
+            <w:tcW w:type="dxa" w:w="1361"/>
+            <w:shd w:val="clear" w:fill="E0F3E6"/>
+          </w:tcPr>
+          <w:p>
+            <w:r/>
+            <w:r>
+              <w:rPr>
+                <w:rFonts w:ascii="Calibri" w:hAnsi="Calibri"/>
+                <w:b w:val="0"/>
+                <w:color w:val="131B2E"/>
+                <w:sz w:val="19"/>
+              </w:rPr>
+              <w:t>—</w:t>
+            </w:r>
+          </w:p>
+        </w:tc>
+      </w:tr>
+      <w:tr>
+        <w:tc>
+          <w:tcPr>
+            <w:tcW w:type="dxa" w:w="1134"/>
+            <w:shd w:val="clear" w:fill="FDECD2"/>
+          </w:tcPr>
+          <w:p>
+            <w:r/>
+            <w:r>
+              <w:rPr>
+                <w:rFonts w:ascii="Calibri" w:hAnsi="Calibri"/>
+                <w:b w:val="0"/>
+                <w:color w:val="131B2E"/>
+                <w:sz w:val="19"/>
+              </w:rPr>
+              <w:t>pendiente</w:t>
+            </w:r>
+          </w:p>
+        </w:tc>
+        <w:tc>
+          <w:tcPr>
+            <w:tcW w:type="dxa" w:w="4762"/>
+          </w:tcPr>
+          <w:p>
+            <w:r/>
+            <w:r>
+              <w:rPr>
+                <w:rFonts w:ascii="Calibri" w:hAnsi="Calibri"/>
+                <w:b w:val="0"/>
+                <w:color w:val="131B2E"/>
+                <w:sz w:val="19"/>
+              </w:rPr>
+              <w:t>Validación cruzada por episodio y banda del umbral por remuestreo</w:t>
             </w:r>
           </w:p>
         </w:tc>
@@ -2794,445 +2925,7 @@
         </w:tc>
         <w:tc>
           <w:tcPr>
-            <w:tcW w:type="dxa" w:w="1474"/>
-            <w:shd w:val="clear" w:fill="E0F3E6"/>
-          </w:tcPr>
-          <w:p>
-            <w:r/>
-            <w:r>
-              <w:rPr>
-                <w:rFonts w:ascii="Calibri" w:hAnsi="Calibri"/>
-                <w:b w:val="0"/>
-                <w:color w:val="131B2E"/>
-                <w:sz w:val="19"/>
-              </w:rPr>
-              <w:t>Horas</w:t>
-            </w:r>
-          </w:p>
-        </w:tc>
-      </w:tr>
-      <w:tr>
-        <w:tc>
-          <w:tcPr>
-            <w:tcW w:type="dxa" w:w="680"/>
-            <w:shd w:val="clear" w:fill="E0F3E6"/>
-          </w:tcPr>
-          <w:p>
-            <w:r/>
-            <w:r>
-              <w:rPr>
-                <w:rFonts w:ascii="Calibri" w:hAnsi="Calibri"/>
-                <w:b w:val="0"/>
-                <w:color w:val="131B2E"/>
-                <w:sz w:val="19"/>
-              </w:rPr>
-              <w:t>A2</w:t>
-            </w:r>
-          </w:p>
-        </w:tc>
-        <w:tc>
-          <w:tcPr>
-            <w:tcW w:type="dxa" w:w="5102"/>
-            <w:shd w:val="clear" w:fill="F4F6FB"/>
-          </w:tcPr>
-          <w:p>
-            <w:r/>
-            <w:r>
-              <w:rPr>
-                <w:rFonts w:ascii="Calibri" w:hAnsi="Calibri"/>
-                <w:b w:val="0"/>
-                <w:color w:val="131B2E"/>
-                <w:sz w:val="19"/>
-              </w:rPr>
-              <w:t>Incorporar los intervalos de confianza a todas las proporciones reportadas</w:t>
-            </w:r>
-          </w:p>
-        </w:tc>
-        <w:tc>
-          <w:tcPr>
-            <w:tcW w:type="dxa" w:w="1814"/>
-            <w:shd w:val="clear" w:fill="F4F6FB"/>
-          </w:tcPr>
-          <w:p>
-            <w:r/>
-            <w:r>
-              <w:rPr>
-                <w:rFonts w:ascii="Calibri" w:hAnsi="Calibri"/>
-                <w:b w:val="0"/>
-                <w:color w:val="131B2E"/>
-                <w:sz w:val="19"/>
-              </w:rPr>
-              <w:t>Confiabilidad</w:t>
-            </w:r>
-          </w:p>
-        </w:tc>
-        <w:tc>
-          <w:tcPr>
-            <w:tcW w:type="dxa" w:w="1474"/>
-            <w:shd w:val="clear" w:fill="E0F3E6"/>
-          </w:tcPr>
-          <w:p>
-            <w:r/>
-            <w:r>
-              <w:rPr>
-                <w:rFonts w:ascii="Calibri" w:hAnsi="Calibri"/>
-                <w:b w:val="0"/>
-                <w:color w:val="131B2E"/>
-                <w:sz w:val="19"/>
-              </w:rPr>
-              <w:t>Horas</w:t>
-            </w:r>
-          </w:p>
-        </w:tc>
-      </w:tr>
-      <w:tr>
-        <w:tc>
-          <w:tcPr>
-            <w:tcW w:type="dxa" w:w="680"/>
-            <w:shd w:val="clear" w:fill="E0F3E6"/>
-          </w:tcPr>
-          <w:p>
-            <w:r/>
-            <w:r>
-              <w:rPr>
-                <w:rFonts w:ascii="Calibri" w:hAnsi="Calibri"/>
-                <w:b w:val="0"/>
-                <w:color w:val="131B2E"/>
-                <w:sz w:val="19"/>
-              </w:rPr>
-              <w:t>A3</w:t>
-            </w:r>
-          </w:p>
-        </w:tc>
-        <w:tc>
-          <w:tcPr>
-            <w:tcW w:type="dxa" w:w="5102"/>
-          </w:tcPr>
-          <w:p>
-            <w:r/>
-            <w:r>
-              <w:rPr>
-                <w:rFonts w:ascii="Calibri" w:hAnsi="Calibri"/>
-                <w:b w:val="0"/>
-                <w:color w:val="131B2E"/>
-                <w:sz w:val="19"/>
-              </w:rPr>
-              <w:t>Sustituir las conclusiones sobre familias con n ≤ 6 por declaración de muestra insuficiente</w:t>
-            </w:r>
-          </w:p>
-        </w:tc>
-        <w:tc>
-          <w:tcPr>
-            <w:tcW w:type="dxa" w:w="1814"/>
-          </w:tcPr>
-          <w:p>
-            <w:r/>
-            <w:r>
-              <w:rPr>
-                <w:rFonts w:ascii="Calibri" w:hAnsi="Calibri"/>
-                <w:b w:val="0"/>
-                <w:color w:val="131B2E"/>
-                <w:sz w:val="19"/>
-              </w:rPr>
-              <w:t>Confiabilidad</w:t>
-            </w:r>
-          </w:p>
-        </w:tc>
-        <w:tc>
-          <w:tcPr>
-            <w:tcW w:type="dxa" w:w="1474"/>
-            <w:shd w:val="clear" w:fill="E0F3E6"/>
-          </w:tcPr>
-          <w:p>
-            <w:r/>
-            <w:r>
-              <w:rPr>
-                <w:rFonts w:ascii="Calibri" w:hAnsi="Calibri"/>
-                <w:b w:val="0"/>
-                <w:color w:val="131B2E"/>
-                <w:sz w:val="19"/>
-              </w:rPr>
-              <w:t>Horas</w:t>
-            </w:r>
-          </w:p>
-        </w:tc>
-      </w:tr>
-      <w:tr>
-        <w:tc>
-          <w:tcPr>
-            <w:tcW w:type="dxa" w:w="680"/>
-            <w:shd w:val="clear" w:fill="E0F3E6"/>
-          </w:tcPr>
-          <w:p>
-            <w:r/>
-            <w:r>
-              <w:rPr>
-                <w:rFonts w:ascii="Calibri" w:hAnsi="Calibri"/>
-                <w:b w:val="0"/>
-                <w:color w:val="131B2E"/>
-                <w:sz w:val="19"/>
-              </w:rPr>
-              <w:t>A4</w:t>
-            </w:r>
-          </w:p>
-        </w:tc>
-        <w:tc>
-          <w:tcPr>
-            <w:tcW w:type="dxa" w:w="5102"/>
-            <w:shd w:val="clear" w:fill="F4F6FB"/>
-          </w:tcPr>
-          <w:p>
-            <w:r/>
-            <w:r>
-              <w:rPr>
-                <w:rFonts w:ascii="Calibri" w:hAnsi="Calibri"/>
-                <w:b w:val="0"/>
-                <w:color w:val="131B2E"/>
-                <w:sz w:val="19"/>
-              </w:rPr>
-              <w:t>Reportar el error operativo (23–26 %) junto al de laboratorio (4,71 %)</w:t>
-            </w:r>
-          </w:p>
-        </w:tc>
-        <w:tc>
-          <w:tcPr>
-            <w:tcW w:type="dxa" w:w="1814"/>
-            <w:shd w:val="clear" w:fill="F4F6FB"/>
-          </w:tcPr>
-          <w:p>
-            <w:r/>
-            <w:r>
-              <w:rPr>
-                <w:rFonts w:ascii="Calibri" w:hAnsi="Calibri"/>
-                <w:b w:val="0"/>
-                <w:color w:val="131B2E"/>
-                <w:sz w:val="19"/>
-              </w:rPr>
-              <w:t>Validez externa</w:t>
-            </w:r>
-          </w:p>
-        </w:tc>
-        <w:tc>
-          <w:tcPr>
-            <w:tcW w:type="dxa" w:w="1474"/>
-            <w:shd w:val="clear" w:fill="E0F3E6"/>
-          </w:tcPr>
-          <w:p>
-            <w:r/>
-            <w:r>
-              <w:rPr>
-                <w:rFonts w:ascii="Calibri" w:hAnsi="Calibri"/>
-                <w:b w:val="0"/>
-                <w:color w:val="131B2E"/>
-                <w:sz w:val="19"/>
-              </w:rPr>
-              <w:t>Horas</w:t>
-            </w:r>
-          </w:p>
-        </w:tc>
-      </w:tr>
-      <w:tr>
-        <w:tc>
-          <w:tcPr>
-            <w:tcW w:type="dxa" w:w="680"/>
-            <w:shd w:val="clear" w:fill="E0F3E6"/>
-          </w:tcPr>
-          <w:p>
-            <w:r/>
-            <w:r>
-              <w:rPr>
-                <w:rFonts w:ascii="Calibri" w:hAnsi="Calibri"/>
-                <w:b w:val="0"/>
-                <w:color w:val="131B2E"/>
-                <w:sz w:val="19"/>
-              </w:rPr>
-              <w:t>A5</w:t>
-            </w:r>
-          </w:p>
-        </w:tc>
-        <w:tc>
-          <w:tcPr>
-            <w:tcW w:type="dxa" w:w="5102"/>
-          </w:tcPr>
-          <w:p>
-            <w:r/>
-            <w:r>
-              <w:rPr>
-                <w:rFonts w:ascii="Calibri" w:hAnsi="Calibri"/>
-                <w:b w:val="0"/>
-                <w:color w:val="131B2E"/>
-                <w:sz w:val="19"/>
-              </w:rPr>
-              <w:t>Publicar el diccionario de fórmulas de las 14 variables nuevas</w:t>
-            </w:r>
-          </w:p>
-        </w:tc>
-        <w:tc>
-          <w:tcPr>
-            <w:tcW w:type="dxa" w:w="1814"/>
-          </w:tcPr>
-          <w:p>
-            <w:r/>
-            <w:r>
-              <w:rPr>
-                <w:rFonts w:ascii="Calibri" w:hAnsi="Calibri"/>
-                <w:b w:val="0"/>
-                <w:color w:val="131B2E"/>
-                <w:sz w:val="19"/>
-              </w:rPr>
-              <w:t>Constructo</w:t>
-            </w:r>
-          </w:p>
-        </w:tc>
-        <w:tc>
-          <w:tcPr>
-            <w:tcW w:type="dxa" w:w="1474"/>
-            <w:shd w:val="clear" w:fill="E0F3E6"/>
-          </w:tcPr>
-          <w:p>
-            <w:r/>
-            <w:r>
-              <w:rPr>
-                <w:rFonts w:ascii="Calibri" w:hAnsi="Calibri"/>
-                <w:b w:val="0"/>
-                <w:color w:val="131B2E"/>
-                <w:sz w:val="19"/>
-              </w:rPr>
-              <w:t>Horas</w:t>
-            </w:r>
-          </w:p>
-        </w:tc>
-      </w:tr>
-      <w:tr>
-        <w:tc>
-          <w:tcPr>
-            <w:tcW w:type="dxa" w:w="680"/>
-            <w:shd w:val="clear" w:fill="E0F3E6"/>
-          </w:tcPr>
-          <w:p>
-            <w:r/>
-            <w:r>
-              <w:rPr>
-                <w:rFonts w:ascii="Calibri" w:hAnsi="Calibri"/>
-                <w:b w:val="0"/>
-                <w:color w:val="131B2E"/>
-                <w:sz w:val="19"/>
-              </w:rPr>
-              <w:t>B1</w:t>
-            </w:r>
-          </w:p>
-        </w:tc>
-        <w:tc>
-          <w:tcPr>
-            <w:tcW w:type="dxa" w:w="5102"/>
-            <w:shd w:val="clear" w:fill="F4F6FB"/>
-          </w:tcPr>
-          <w:p>
-            <w:r/>
-            <w:r>
-              <w:rPr>
-                <w:rFonts w:ascii="Calibri" w:hAnsi="Calibri"/>
-                <w:b w:val="0"/>
-                <w:color w:val="131B2E"/>
-                <w:sz w:val="19"/>
-              </w:rPr>
-              <w:t>Ablación por capas y comparación 14 vs. 28: la expansión queda justificada (66,5 % a 88,8 %, p &lt; 0,001), pero las 8 variables L7 nuevas no aportan detección medible</w:t>
-            </w:r>
-          </w:p>
-        </w:tc>
-        <w:tc>
-          <w:tcPr>
-            <w:tcW w:type="dxa" w:w="1814"/>
-            <w:shd w:val="clear" w:fill="F4F6FB"/>
-          </w:tcPr>
-          <w:p>
-            <w:r/>
-            <w:r>
-              <w:rPr>
-                <w:rFonts w:ascii="Calibri" w:hAnsi="Calibri"/>
-                <w:b w:val="0"/>
-                <w:color w:val="131B2E"/>
-                <w:sz w:val="19"/>
-              </w:rPr>
-              <w:t>Constructo</w:t>
-            </w:r>
-          </w:p>
-        </w:tc>
-        <w:tc>
-          <w:tcPr>
-            <w:tcW w:type="dxa" w:w="1474"/>
-            <w:shd w:val="clear" w:fill="E0F3E6"/>
-          </w:tcPr>
-          <w:p>
-            <w:r/>
-            <w:r>
-              <w:rPr>
-                <w:rFonts w:ascii="Calibri" w:hAnsi="Calibri"/>
-                <w:b w:val="0"/>
-                <w:color w:val="131B2E"/>
-                <w:sz w:val="19"/>
-              </w:rPr>
-              <w:t>hecho</w:t>
-            </w:r>
-          </w:p>
-        </w:tc>
-      </w:tr>
-      <w:tr>
-        <w:tc>
-          <w:tcPr>
-            <w:tcW w:type="dxa" w:w="680"/>
-            <w:shd w:val="clear" w:fill="FDECD2"/>
-          </w:tcPr>
-          <w:p>
-            <w:r/>
-            <w:r>
-              <w:rPr>
-                <w:rFonts w:ascii="Calibri" w:hAnsi="Calibri"/>
-                <w:b w:val="0"/>
-                <w:color w:val="131B2E"/>
-                <w:sz w:val="19"/>
-              </w:rPr>
-              <w:t>B2</w:t>
-            </w:r>
-          </w:p>
-        </w:tc>
-        <w:tc>
-          <w:tcPr>
-            <w:tcW w:type="dxa" w:w="5102"/>
-          </w:tcPr>
-          <w:p>
-            <w:r/>
-            <w:r>
-              <w:rPr>
-                <w:rFonts w:ascii="Calibri" w:hAnsi="Calibri"/>
-                <w:b w:val="0"/>
-                <w:color w:val="131B2E"/>
-                <w:sz w:val="19"/>
-              </w:rPr>
-              <w:t>Prueba de estabilidad por remuestreo del modelo elegido</w:t>
-            </w:r>
-          </w:p>
-        </w:tc>
-        <w:tc>
-          <w:tcPr>
-            <w:tcW w:type="dxa" w:w="1814"/>
-          </w:tcPr>
-          <w:p>
-            <w:r/>
-            <w:r>
-              <w:rPr>
-                <w:rFonts w:ascii="Calibri" w:hAnsi="Calibri"/>
-                <w:b w:val="0"/>
-                <w:color w:val="131B2E"/>
-                <w:sz w:val="19"/>
-              </w:rPr>
-              <w:t>Validez interna</w:t>
-            </w:r>
-          </w:p>
-        </w:tc>
-        <w:tc>
-          <w:tcPr>
-            <w:tcW w:type="dxa" w:w="1474"/>
+            <w:tcW w:type="dxa" w:w="1361"/>
             <w:shd w:val="clear" w:fill="FDECD2"/>
           </w:tcPr>
           <w:p>
@@ -3252,8 +2945,8 @@
       <w:tr>
         <w:tc>
           <w:tcPr>
-            <w:tcW w:type="dxa" w:w="680"/>
-            <w:shd w:val="clear" w:fill="E0F3E6"/>
+            <w:tcW w:type="dxa" w:w="1134"/>
+            <w:shd w:val="clear" w:fill="FDECD2"/>
           </w:tcPr>
           <w:p>
             <w:r/>
@@ -3264,13 +2957,13 @@
                 <w:color w:val="131B2E"/>
                 <w:sz w:val="19"/>
               </w:rPr>
-              <w:t>B3</w:t>
+              <w:t>pendiente</w:t>
             </w:r>
           </w:p>
         </w:tc>
         <w:tc>
           <w:tcPr>
-            <w:tcW w:type="dxa" w:w="5102"/>
+            <w:tcW w:type="dxa" w:w="4762"/>
             <w:shd w:val="clear" w:fill="F4F6FB"/>
           </w:tcPr>
           <w:p>
@@ -3282,7 +2975,7 @@
                 <w:color w:val="131B2E"/>
                 <w:sz w:val="19"/>
               </w:rPr>
-              <w:t>Prueba de significancia entre modelos: McNemar exacto con corrección de Holm</w:t>
+              <w:t>Validación con usuarios: prueba de usabilidad con 5–8 evaluadores</w:t>
             </w:r>
           </w:p>
         </w:tc>
@@ -3300,14 +2993,14 @@
                 <w:color w:val="131B2E"/>
                 <w:sz w:val="19"/>
               </w:rPr>
-              <w:t>Validez interna</w:t>
+              <w:t>Pertinencia</w:t>
             </w:r>
           </w:p>
         </w:tc>
         <w:tc>
           <w:tcPr>
-            <w:tcW w:type="dxa" w:w="1474"/>
-            <w:shd w:val="clear" w:fill="E0F3E6"/>
+            <w:tcW w:type="dxa" w:w="1361"/>
+            <w:shd w:val="clear" w:fill="FDECD2"/>
           </w:tcPr>
           <w:p>
             <w:r/>
@@ -3318,7 +3011,7 @@
                 <w:color w:val="131B2E"/>
                 <w:sz w:val="19"/>
               </w:rPr>
-              <w:t>hecho</w:t>
+              <w:t>Días</w:t>
             </w:r>
           </w:p>
         </w:tc>
@@ -3326,7 +3019,7 @@
       <w:tr>
         <w:tc>
           <w:tcPr>
-            <w:tcW w:type="dxa" w:w="680"/>
+            <w:tcW w:type="dxa" w:w="1134"/>
             <w:shd w:val="clear" w:fill="FBE3E1"/>
           </w:tcPr>
           <w:p>
@@ -3338,13 +3031,13 @@
                 <w:color w:val="131B2E"/>
                 <w:sz w:val="19"/>
               </w:rPr>
-              <w:t>C1</w:t>
+              <w:t>futuro</w:t>
             </w:r>
           </w:p>
         </w:tc>
         <w:tc>
           <w:tcPr>
-            <w:tcW w:type="dxa" w:w="5102"/>
+            <w:tcW w:type="dxa" w:w="4762"/>
           </w:tcPr>
           <w:p>
             <w:r/>
@@ -3355,7 +3048,7 @@
                 <w:color w:val="131B2E"/>
                 <w:sz w:val="19"/>
               </w:rPr>
-              <w:t>Capturar una jornada nueva y reservarla como validación temporal externa</w:t>
+              <w:t>Jornada nueva como holdout temporal y recalibración con tráfico legítimo intenso</w:t>
             </w:r>
           </w:p>
         </w:tc>
@@ -3378,7 +3071,7 @@
         </w:tc>
         <w:tc>
           <w:tcPr>
-            <w:tcW w:type="dxa" w:w="1474"/>
+            <w:tcW w:type="dxa" w:w="1361"/>
             <w:shd w:val="clear" w:fill="FBE3E1"/>
           </w:tcPr>
           <w:p>
@@ -3390,81 +3083,7 @@
                 <w:color w:val="131B2E"/>
                 <w:sz w:val="19"/>
               </w:rPr>
-              <w:t>Días</w:t>
-            </w:r>
-          </w:p>
-        </w:tc>
-      </w:tr>
-      <w:tr>
-        <w:tc>
-          <w:tcPr>
-            <w:tcW w:type="dxa" w:w="680"/>
-            <w:shd w:val="clear" w:fill="FBE3E1"/>
-          </w:tcPr>
-          <w:p>
-            <w:r/>
-            <w:r>
-              <w:rPr>
-                <w:rFonts w:ascii="Calibri" w:hAnsi="Calibri"/>
-                <w:b w:val="0"/>
-                <w:color w:val="131B2E"/>
-                <w:sz w:val="19"/>
-              </w:rPr>
-              <w:t>C2</w:t>
-            </w:r>
-          </w:p>
-        </w:tc>
-        <w:tc>
-          <w:tcPr>
-            <w:tcW w:type="dxa" w:w="5102"/>
-            <w:shd w:val="clear" w:fill="F4F6FB"/>
-          </w:tcPr>
-          <w:p>
-            <w:r/>
-            <w:r>
-              <w:rPr>
-                <w:rFonts w:ascii="Calibri" w:hAnsi="Calibri"/>
-                <w:b w:val="0"/>
-                <w:color w:val="131B2E"/>
-                <w:sz w:val="19"/>
-              </w:rPr>
-              <w:t>Recalibrar el umbral incluyendo tráfico legítimo intenso y repetir la validación</w:t>
-            </w:r>
-          </w:p>
-        </w:tc>
-        <w:tc>
-          <w:tcPr>
-            <w:tcW w:type="dxa" w:w="1814"/>
-            <w:shd w:val="clear" w:fill="F4F6FB"/>
-          </w:tcPr>
-          <w:p>
-            <w:r/>
-            <w:r>
-              <w:rPr>
-                <w:rFonts w:ascii="Calibri" w:hAnsi="Calibri"/>
-                <w:b w:val="0"/>
-                <w:color w:val="131B2E"/>
-                <w:sz w:val="19"/>
-              </w:rPr>
-              <w:t>Validez externa</w:t>
-            </w:r>
-          </w:p>
-        </w:tc>
-        <w:tc>
-          <w:tcPr>
-            <w:tcW w:type="dxa" w:w="1474"/>
-            <w:shd w:val="clear" w:fill="FBE3E1"/>
-          </w:tcPr>
-          <w:p>
-            <w:r/>
-            <w:r>
-              <w:rPr>
-                <w:rFonts w:ascii="Calibri" w:hAnsi="Calibri"/>
-                <w:b w:val="0"/>
-                <w:color w:val="131B2E"/>
-                <w:sz w:val="19"/>
-              </w:rPr>
-              <w:t>1–2 semanas</w:t>
+              <w:t>Semanas</w:t>
             </w:r>
           </w:p>
         </w:tc>
@@ -3515,7 +3134,7 @@
                 <w:color w:val="131B2E"/>
                 <w:sz w:val="19"/>
               </w:rPr>
-              <w:t xml:space="preserve">Con el tiempo disponible se ejecutarán los </w:t>
+              <w:t xml:space="preserve">Lo pendiente de </w:t>
             </w:r>
             <w:r>
               <w:rPr>
@@ -3523,7 +3142,7 @@
                 <w:color w:val="131B2E"/>
                 <w:sz w:val="19"/>
               </w:rPr>
-              <w:t>bloques A y B</w:t>
+              <w:t>horas y días</w:t>
             </w:r>
             <w:r>
               <w:rPr>
@@ -3531,7 +3150,7 @@
                 <w:color w:val="131B2E"/>
                 <w:sz w:val="19"/>
               </w:rPr>
-              <w:t xml:space="preserve"> antes de cerrar la tesis: cubren los dos requisitos formales pendientes y corrigen la principal deficiencia estadística </w:t>
+              <w:t xml:space="preserve"> se ejecuta antes de cerrar la tesis. Lo de </w:t>
             </w:r>
             <w:r>
               <w:rPr>
@@ -3539,7 +3158,7 @@
                 <w:color w:val="131B2E"/>
                 <w:sz w:val="19"/>
               </w:rPr>
-              <w:t>sin requerir experimentación nueva</w:t>
+              <w:t>semanas</w:t>
             </w:r>
             <w:r>
               <w:rPr>
@@ -3547,23 +3166,7 @@
                 <w:color w:val="131B2E"/>
                 <w:sz w:val="19"/>
               </w:rPr>
-              <w:t xml:space="preserve">. El </w:t>
-            </w:r>
-            <w:r>
-              <w:rPr>
-                <w:b/>
-                <w:color w:val="131B2E"/>
-                <w:sz w:val="19"/>
-              </w:rPr>
-              <w:t>bloque C</w:t>
-            </w:r>
-            <w:r>
-              <w:rPr>
-                <w:b w:val="0"/>
-                <w:color w:val="131B2E"/>
-                <w:sz w:val="19"/>
-              </w:rPr>
-              <w:t xml:space="preserve"> se declarará como trabajo futuro, indicando con precisión qué quedaría por demostrar.</w:t>
+              <w:t xml:space="preserve"> se declara como trabajo futuro, indicando con precisión qué quedaría por demostrar.</w:t>
             </w:r>
           </w:p>
         </w:tc>
@@ -3744,7 +3347,7 @@
           <w:color w:val="131B2E"/>
           <w:sz w:val="20"/>
         </w:rPr>
-        <w:t xml:space="preserve">La prioridad ya no es corregir la inferencia: </w:t>
+        <w:t xml:space="preserve">La inferencia </w:t>
       </w:r>
       <w:r>
         <w:rPr>
@@ -3762,7 +3365,7 @@
           <w:color w:val="131B2E"/>
           <w:sz w:val="20"/>
         </w:rPr>
-        <w:t>. Se declaró la selección posterior del modelo, toda proporción lleva su intervalo de confianza, se ejecutó la ablación por capas y se añadieron las pruebas de significancia que faltaban.</w:t>
+        <w:t>: selección posterior declarada, intervalos de confianza en toda proporción, ablación ejecutada y pruebas de significancia añadidas. Queda una ausencia y una limitación, de naturaleza distinta.</w:t>
       </w:r>
     </w:p>
     <w:p>
@@ -3777,7 +3380,7 @@
           <w:color w:val="131B2E"/>
           <w:sz w:val="20"/>
         </w:rPr>
-        <w:t>La única dimensión sin ninguna evidencia es la pertinencia</w:t>
+        <w:t>La ausencia es la pertinencia</w:t>
       </w:r>
       <w:r>
         <w:rPr>
@@ -3786,22 +3389,7 @@
           <w:color w:val="131B2E"/>
           <w:sz w:val="20"/>
         </w:rPr>
-        <w:t>: el sistema nunca se sometió a evaluación con usuarios reales. Una prueba de usabilidad con 5–8 evaluadores es la acción de menor costo con mayor efecto, porque cierra a la vez el eje de pertinencia, el criterio correspondiente de la ficha de auditoría y la debilidad registrada en el plan de mejora.</w:t>
-      </w:r>
-    </w:p>
-    <w:p>
-      <w:pPr>
-        <w:spacing w:after="120"/>
-        <w:jc w:val="both"/>
-      </w:pPr>
-      <w:r>
-        <w:rPr>
-          <w:b w:val="0"/>
-          <w:i w:val="0"/>
-          <w:color w:val="131B2E"/>
-          <w:sz w:val="20"/>
-        </w:rPr>
-        <w:t xml:space="preserve">Y </w:t>
+        <w:t xml:space="preserve">: nadie externo ha usado el sistema. Una prueba de usabilidad con 5–8 evaluadores la convierte en evidencia. </w:t>
       </w:r>
       <w:r>
         <w:rPr>
@@ -3810,7 +3398,7 @@
           <w:color w:val="131B2E"/>
           <w:sz w:val="20"/>
         </w:rPr>
-        <w:t>la limitación principal del sistema sigue abierta</w:t>
+        <w:t>La limitación es el falso positivo sobre tráfico legítimo pesado</w:t>
       </w:r>
       <w:r>
         <w:rPr>
@@ -3819,7 +3407,7 @@
           <w:color w:val="131B2E"/>
           <w:sz w:val="20"/>
         </w:rPr>
-        <w:t>: el falso positivo sobre tráfico legítimo pesado no se corrige documentándolo, sino recalibrando el umbral con ese tráfico como normalidad y repitiendo la validación operativa.</w:t>
+        <w:t>, y esa no se corrige documentándola: exige recalibrar el umbral con ese tráfico como normalidad y repetir la validación operativa.</w:t>
       </w:r>
     </w:p>
     <w:p/>
@@ -3902,7 +3490,7 @@
           <w:color w:val="131B2E"/>
           <w:sz w:val="20"/>
         </w:rPr>
-        <w:t xml:space="preserve"> Coefficient alpha and the internal structure of tests. Psychometrika, 16(3), 297–334. — Criterio de consistencia interna, no aplicable por no emplear instrumentos psicométricos.</w:t>
+        <w:t xml:space="preserve"> Coefficient alpha. Psychometrika, 16(3), 297–334. — No aplicable: el producto no emplea instrumentos psicométricos.</w:t>
       </w:r>
     </w:p>
     <w:p>
@@ -3924,7 +3512,7 @@
           <w:color w:val="131B2E"/>
           <w:sz w:val="20"/>
         </w:rPr>
-        <w:t xml:space="preserve"> Reproducible research in computational science. Science, 334(6060), 1226–1227. — Distinción entre reproducibilidad y replicabilidad, sección 4.</w:t>
+        <w:t xml:space="preserve"> Reproducible research in computational science. Science, 334(6060), 1226–1227.</w:t>
       </w:r>
     </w:p>
     <w:p>
@@ -3946,7 +3534,7 @@
           <w:color w:val="131B2E"/>
           <w:sz w:val="20"/>
         </w:rPr>
-        <w:t xml:space="preserve"> Leakage and the reproducibility crisis in machine-learning-based science. Patterns, 4(9), 100804. — Tipología de fugas y del sesgo por selección sobre el conjunto de prueba.</w:t>
+        <w:t xml:space="preserve"> Leakage and the reproducibility crisis in ML-based science. Patterns, 4(9), 100804. — Sesgo por selección sobre el conjunto de prueba.</w:t>
       </w:r>
     </w:p>
     <w:p>
@@ -3968,60 +3556,24 @@
           <w:color w:val="131B2E"/>
           <w:sz w:val="20"/>
         </w:rPr>
-        <w:t xml:space="preserve"> Systems and software engineering — SQuaRE — System and software quality models. — Su correspondencia detallada se desarrolla en la ficha de auditoría del producto.</w:t>
+        <w:t xml:space="preserve"> SQuaRE — System and software quality models. — Correspondencia detallada en la ficha de auditoría del producto.</w:t>
       </w:r>
     </w:p>
-    <w:p/>
-    <w:tbl>
-      <w:tblPr>
-        <w:tblW w:type="auto" w:w="0"/>
-        <w:jc w:val="center"/>
-        <w:tblLook w:firstColumn="1" w:firstRow="1" w:lastColumn="0" w:lastRow="0" w:noHBand="0" w:noVBand="1" w:val="04A0"/>
-        <w:tblBorders>
-          <w:top w:val="single" w:sz="4" w:color="BFBFBF"/>
-          <w:left w:val="single" w:sz="4" w:color="BFBFBF"/>
-          <w:bottom w:val="single" w:sz="4" w:color="BFBFBF"/>
-          <w:right w:val="single" w:sz="4" w:color="BFBFBF"/>
-          <w:insideH w:val="single" w:sz="4" w:color="BFBFBF"/>
-          <w:insideV w:val="single" w:sz="4" w:color="BFBFBF"/>
-        </w:tblBorders>
-      </w:tblPr>
-      <w:tblGrid>
-        <w:gridCol w:w="9746"/>
-      </w:tblGrid>
-      <w:tr>
-        <w:tc>
-          <w:tcPr>
-            <w:tcW w:type="dxa" w:w="9746"/>
-            <w:shd w:val="clear" w:fill="EEF1F8"/>
-          </w:tcPr>
-          <w:p>
-            <w:r/>
-            <w:r>
-              <w:rPr>
-                <w:b/>
-                <w:color w:val="0F8A7D"/>
-                <w:sz w:val="20"/>
-              </w:rPr>
-              <w:t>Anexo técnico</w:t>
-            </w:r>
-          </w:p>
-          <w:p>
-            <w:pPr>
-              <w:jc w:val="both"/>
-            </w:pPr>
-            <w:r>
-              <w:rPr>
-                <w:b w:val="0"/>
-                <w:color w:val="131B2E"/>
-                <w:sz w:val="19"/>
-              </w:rPr>
-              <w:t>El análisis completo, con las 11 figuras, la comparación de los 7 modelos evaluados y el detalle de cada hallazgo, está disponible en el repositorio del proyecto: docs/entregables/01-evaluacion-critica/</w:t>
-            </w:r>
-          </w:p>
-        </w:tc>
-      </w:tr>
-    </w:tbl>
+    <w:p>
+      <w:pPr>
+        <w:spacing w:after="120"/>
+        <w:jc w:val="both"/>
+      </w:pPr>
+      <w:r>
+        <w:rPr>
+          <w:b w:val="0"/>
+          <w:i/>
+          <w:color w:val="131B2E"/>
+          <w:sz w:val="15"/>
+        </w:rPr>
+        <w:t>Análisis completo, con las 11 figuras y la comparación de los 7 modelos, en docs/entregables/01-evaluacion-critica/ del repositorio del proyecto.</w:t>
+      </w:r>
+    </w:p>
     <w:sectPr>
       <w:footerReference w:type="default" r:id="rId11"/>
       <w:headerReference w:type="default" r:id="rId12"/>

--- a/docs/entregables/02-validacion-y-confiabilidad/Informe-validacion-confiabilidad.docx
+++ b/docs/entregables/02-validacion-y-confiabilidad/Informe-validacion-confiabilidad.docx
@@ -2185,7 +2185,7 @@
                 <w:color w:val="131B2E"/>
                 <w:sz w:val="19"/>
               </w:rPr>
-              <w:t>100 % de disponibilidad en 57 corridas, sin pérdida de paquetes en captura</w:t>
+              <w:t>Cero caídas registradas en 58 corridas (55 verificadas), sin pérdida de paquetes</w:t>
             </w:r>
           </w:p>
         </w:tc>

--- a/docs/entregables/02-validacion-y-confiabilidad/Informe-validacion-confiabilidad.docx
+++ b/docs/entregables/02-validacion-y-confiabilidad/Informe-validacion-confiabilidad.docx
@@ -88,7 +88,7 @@
       <w:r>
         <w:rPr>
           <w:b/>
-          <w:color w:val="0F8A7D"/>
+          <w:color w:val="1F4E79"/>
           <w:sz w:val="34"/>
         </w:rPr>
         <w:t>INFORME DE VALIDACIÓN INTERNA, VALIDACIÓN EXTERNA</w:t>
@@ -136,7 +136,7 @@
         <w:tc>
           <w:tcPr>
             <w:tcW w:type="dxa" w:w="2268"/>
-            <w:shd w:val="clear" w:fill="0F8A7D"/>
+            <w:shd w:val="clear" w:fill="1F4E79"/>
           </w:tcPr>
           <w:p>
             <w:r/>
@@ -154,7 +154,7 @@
         <w:tc>
           <w:tcPr>
             <w:tcW w:type="dxa" w:w="7087"/>
-            <w:shd w:val="clear" w:fill="0F8A7D"/>
+            <w:shd w:val="clear" w:fill="1F4E79"/>
           </w:tcPr>
           <w:p>
             <w:r/>
@@ -210,7 +210,7 @@
         <w:tc>
           <w:tcPr>
             <w:tcW w:type="dxa" w:w="2268"/>
-            <w:shd w:val="clear" w:fill="F4F6FB"/>
+            <w:shd w:val="clear" w:fill="EEF3FA"/>
           </w:tcPr>
           <w:p>
             <w:r/>
@@ -228,7 +228,7 @@
         <w:tc>
           <w:tcPr>
             <w:tcW w:type="dxa" w:w="7087"/>
-            <w:shd w:val="clear" w:fill="F4F6FB"/>
+            <w:shd w:val="clear" w:fill="EEF3FA"/>
           </w:tcPr>
           <w:p>
             <w:r/>
@@ -286,7 +286,7 @@
         <w:tc>
           <w:tcPr>
             <w:tcW w:type="dxa" w:w="2268"/>
-            <w:shd w:val="clear" w:fill="F4F6FB"/>
+            <w:shd w:val="clear" w:fill="EEF3FA"/>
           </w:tcPr>
           <w:p>
             <w:r/>
@@ -304,7 +304,7 @@
         <w:tc>
           <w:tcPr>
             <w:tcW w:type="dxa" w:w="7087"/>
-            <w:shd w:val="clear" w:fill="F4F6FB"/>
+            <w:shd w:val="clear" w:fill="EEF3FA"/>
           </w:tcPr>
           <w:p>
             <w:r/>
@@ -374,13 +374,13 @@
       <w:pPr>
         <w:spacing w:before="320" w:after="120"/>
         <w:pBdr>
-          <w:bottom w:val="single" w:sz="8" w:color="0F8A7D"/>
+          <w:bottom w:val="single" w:sz="8" w:color="1F4E79"/>
         </w:pBdr>
       </w:pPr>
       <w:r>
         <w:rPr>
           <w:b/>
-          <w:color w:val="0F8A7D"/>
+          <w:color w:val="1F4E79"/>
           <w:sz w:val="30"/>
         </w:rPr>
         <w:t xml:space="preserve">1.  </w:t>
@@ -451,7 +451,7 @@
         <w:tc>
           <w:tcPr>
             <w:tcW w:type="dxa" w:w="2154"/>
-            <w:shd w:val="clear" w:fill="0F8A7D"/>
+            <w:shd w:val="clear" w:fill="1F4E79"/>
           </w:tcPr>
           <w:p>
             <w:r/>
@@ -469,7 +469,7 @@
         <w:tc>
           <w:tcPr>
             <w:tcW w:type="dxa" w:w="1531"/>
-            <w:shd w:val="clear" w:fill="0F8A7D"/>
+            <w:shd w:val="clear" w:fill="1F4E79"/>
           </w:tcPr>
           <w:p>
             <w:r/>
@@ -487,7 +487,7 @@
         <w:tc>
           <w:tcPr>
             <w:tcW w:type="dxa" w:w="5669"/>
-            <w:shd w:val="clear" w:fill="0F8A7D"/>
+            <w:shd w:val="clear" w:fill="1F4E79"/>
           </w:tcPr>
           <w:p>
             <w:r/>
@@ -561,7 +561,7 @@
         <w:tc>
           <w:tcPr>
             <w:tcW w:type="dxa" w:w="2154"/>
-            <w:shd w:val="clear" w:fill="F4F6FB"/>
+            <w:shd w:val="clear" w:fill="EEF3FA"/>
           </w:tcPr>
           <w:p>
             <w:r/>
@@ -597,7 +597,7 @@
         <w:tc>
           <w:tcPr>
             <w:tcW w:type="dxa" w:w="5669"/>
-            <w:shd w:val="clear" w:fill="F4F6FB"/>
+            <w:shd w:val="clear" w:fill="EEF3FA"/>
           </w:tcPr>
           <w:p>
             <w:r/>
@@ -690,14 +690,14 @@
         <w:tc>
           <w:tcPr>
             <w:tcW w:type="dxa" w:w="9746"/>
-            <w:shd w:val="clear" w:fill="EEF1F8"/>
+            <w:shd w:val="clear" w:fill="F2F6FC"/>
           </w:tcPr>
           <w:p>
             <w:r/>
             <w:r>
               <w:rPr>
                 <w:b/>
-                <w:color w:val="0F8A7D"/>
+                <w:color w:val="1F4E79"/>
                 <w:sz w:val="20"/>
               </w:rPr>
               <w:t>Lectura general</w:t>
@@ -804,13 +804,13 @@
       <w:pPr>
         <w:spacing w:before="320" w:after="120"/>
         <w:pBdr>
-          <w:bottom w:val="single" w:sz="8" w:color="0F8A7D"/>
+          <w:bottom w:val="single" w:sz="8" w:color="1F4E79"/>
         </w:pBdr>
       </w:pPr>
       <w:r>
         <w:rPr>
           <w:b/>
-          <w:color w:val="0F8A7D"/>
+          <w:color w:val="1F4E79"/>
           <w:sz w:val="30"/>
         </w:rPr>
         <w:t xml:space="preserve">2.  </w:t>
@@ -875,7 +875,7 @@
         <w:tc>
           <w:tcPr>
             <w:tcW w:type="dxa" w:w="2948"/>
-            <w:shd w:val="clear" w:fill="0F8A7D"/>
+            <w:shd w:val="clear" w:fill="1F4E79"/>
           </w:tcPr>
           <w:p>
             <w:r/>
@@ -893,7 +893,7 @@
         <w:tc>
           <w:tcPr>
             <w:tcW w:type="dxa" w:w="6406"/>
-            <w:shd w:val="clear" w:fill="0F8A7D"/>
+            <w:shd w:val="clear" w:fill="1F4E79"/>
           </w:tcPr>
           <w:p>
             <w:r/>
@@ -949,7 +949,7 @@
         <w:tc>
           <w:tcPr>
             <w:tcW w:type="dxa" w:w="2948"/>
-            <w:shd w:val="clear" w:fill="F4F6FB"/>
+            <w:shd w:val="clear" w:fill="EEF3FA"/>
           </w:tcPr>
           <w:p>
             <w:r/>
@@ -967,7 +967,7 @@
         <w:tc>
           <w:tcPr>
             <w:tcW w:type="dxa" w:w="6406"/>
-            <w:shd w:val="clear" w:fill="F4F6FB"/>
+            <w:shd w:val="clear" w:fill="EEF3FA"/>
           </w:tcPr>
           <w:p>
             <w:r/>
@@ -1023,7 +1023,7 @@
         <w:tc>
           <w:tcPr>
             <w:tcW w:type="dxa" w:w="2948"/>
-            <w:shd w:val="clear" w:fill="F4F6FB"/>
+            <w:shd w:val="clear" w:fill="EEF3FA"/>
           </w:tcPr>
           <w:p>
             <w:r/>
@@ -1041,7 +1041,7 @@
         <w:tc>
           <w:tcPr>
             <w:tcW w:type="dxa" w:w="6406"/>
-            <w:shd w:val="clear" w:fill="F4F6FB"/>
+            <w:shd w:val="clear" w:fill="EEF3FA"/>
           </w:tcPr>
           <w:p>
             <w:r/>
@@ -1270,13 +1270,13 @@
       <w:pPr>
         <w:spacing w:before="320" w:after="120"/>
         <w:pBdr>
-          <w:bottom w:val="single" w:sz="8" w:color="0F8A7D"/>
+          <w:bottom w:val="single" w:sz="8" w:color="1F4E79"/>
         </w:pBdr>
       </w:pPr>
       <w:r>
         <w:rPr>
           <w:b/>
-          <w:color w:val="0F8A7D"/>
+          <w:color w:val="1F4E79"/>
           <w:sz w:val="30"/>
         </w:rPr>
         <w:t xml:space="preserve">3.  </w:t>
@@ -1468,7 +1468,7 @@
         <w:tc>
           <w:tcPr>
             <w:tcW w:type="dxa" w:w="3685"/>
-            <w:shd w:val="clear" w:fill="0F8A7D"/>
+            <w:shd w:val="clear" w:fill="1F4E79"/>
           </w:tcPr>
           <w:p>
             <w:r/>
@@ -1486,7 +1486,7 @@
         <w:tc>
           <w:tcPr>
             <w:tcW w:type="dxa" w:w="2835"/>
-            <w:shd w:val="clear" w:fill="0F8A7D"/>
+            <w:shd w:val="clear" w:fill="1F4E79"/>
           </w:tcPr>
           <w:p>
             <w:r/>
@@ -1504,7 +1504,7 @@
         <w:tc>
           <w:tcPr>
             <w:tcW w:type="dxa" w:w="2835"/>
-            <w:shd w:val="clear" w:fill="0F8A7D"/>
+            <w:shd w:val="clear" w:fill="1F4E79"/>
           </w:tcPr>
           <w:p>
             <w:r/>
@@ -1578,7 +1578,7 @@
         <w:tc>
           <w:tcPr>
             <w:tcW w:type="dxa" w:w="3685"/>
-            <w:shd w:val="clear" w:fill="F4F6FB"/>
+            <w:shd w:val="clear" w:fill="EEF3FA"/>
           </w:tcPr>
           <w:p>
             <w:r/>
@@ -1614,7 +1614,7 @@
         <w:tc>
           <w:tcPr>
             <w:tcW w:type="dxa" w:w="2835"/>
-            <w:shd w:val="clear" w:fill="F4F6FB"/>
+            <w:shd w:val="clear" w:fill="EEF3FA"/>
           </w:tcPr>
           <w:p>
             <w:r/>
@@ -1937,13 +1937,13 @@
       <w:pPr>
         <w:spacing w:before="320" w:after="120"/>
         <w:pBdr>
-          <w:bottom w:val="single" w:sz="8" w:color="0F8A7D"/>
+          <w:bottom w:val="single" w:sz="8" w:color="1F4E79"/>
         </w:pBdr>
       </w:pPr>
       <w:r>
         <w:rPr>
           <w:b/>
-          <w:color w:val="0F8A7D"/>
+          <w:color w:val="1F4E79"/>
           <w:sz w:val="30"/>
         </w:rPr>
         <w:t xml:space="preserve">4.  </w:t>
@@ -2008,7 +2008,7 @@
         <w:tc>
           <w:tcPr>
             <w:tcW w:type="dxa" w:w="2948"/>
-            <w:shd w:val="clear" w:fill="0F8A7D"/>
+            <w:shd w:val="clear" w:fill="1F4E79"/>
           </w:tcPr>
           <w:p>
             <w:r/>
@@ -2026,7 +2026,7 @@
         <w:tc>
           <w:tcPr>
             <w:tcW w:type="dxa" w:w="6406"/>
-            <w:shd w:val="clear" w:fill="0F8A7D"/>
+            <w:shd w:val="clear" w:fill="1F4E79"/>
           </w:tcPr>
           <w:p>
             <w:r/>
@@ -2082,7 +2082,7 @@
         <w:tc>
           <w:tcPr>
             <w:tcW w:type="dxa" w:w="2948"/>
-            <w:shd w:val="clear" w:fill="F4F6FB"/>
+            <w:shd w:val="clear" w:fill="EEF3FA"/>
           </w:tcPr>
           <w:p>
             <w:r/>
@@ -2100,7 +2100,7 @@
         <w:tc>
           <w:tcPr>
             <w:tcW w:type="dxa" w:w="6406"/>
-            <w:shd w:val="clear" w:fill="F4F6FB"/>
+            <w:shd w:val="clear" w:fill="EEF3FA"/>
           </w:tcPr>
           <w:p>
             <w:r/>
@@ -2156,7 +2156,7 @@
         <w:tc>
           <w:tcPr>
             <w:tcW w:type="dxa" w:w="2948"/>
-            <w:shd w:val="clear" w:fill="F4F6FB"/>
+            <w:shd w:val="clear" w:fill="EEF3FA"/>
           </w:tcPr>
           <w:p>
             <w:r/>
@@ -2174,7 +2174,7 @@
         <w:tc>
           <w:tcPr>
             <w:tcW w:type="dxa" w:w="6406"/>
-            <w:shd w:val="clear" w:fill="F4F6FB"/>
+            <w:shd w:val="clear" w:fill="EEF3FA"/>
           </w:tcPr>
           <w:p>
             <w:r/>
@@ -2306,7 +2306,7 @@
         <w:tc>
           <w:tcPr>
             <w:tcW w:type="dxa" w:w="3685"/>
-            <w:shd w:val="clear" w:fill="0F8A7D"/>
+            <w:shd w:val="clear" w:fill="1F4E79"/>
           </w:tcPr>
           <w:p>
             <w:r/>
@@ -2324,7 +2324,7 @@
         <w:tc>
           <w:tcPr>
             <w:tcW w:type="dxa" w:w="2551"/>
-            <w:shd w:val="clear" w:fill="0F8A7D"/>
+            <w:shd w:val="clear" w:fill="1F4E79"/>
           </w:tcPr>
           <w:p>
             <w:r/>
@@ -2342,7 +2342,7 @@
         <w:tc>
           <w:tcPr>
             <w:tcW w:type="dxa" w:w="3118"/>
-            <w:shd w:val="clear" w:fill="0F8A7D"/>
+            <w:shd w:val="clear" w:fill="1F4E79"/>
           </w:tcPr>
           <w:p>
             <w:r/>
@@ -2416,7 +2416,7 @@
         <w:tc>
           <w:tcPr>
             <w:tcW w:type="dxa" w:w="3685"/>
-            <w:shd w:val="clear" w:fill="F4F6FB"/>
+            <w:shd w:val="clear" w:fill="EEF3FA"/>
           </w:tcPr>
           <w:p>
             <w:r/>
@@ -2452,7 +2452,7 @@
         <w:tc>
           <w:tcPr>
             <w:tcW w:type="dxa" w:w="3118"/>
-            <w:shd w:val="clear" w:fill="F4F6FB"/>
+            <w:shd w:val="clear" w:fill="EEF3FA"/>
           </w:tcPr>
           <w:p>
             <w:r/>
@@ -2585,13 +2585,13 @@
       <w:pPr>
         <w:spacing w:before="320" w:after="120"/>
         <w:pBdr>
-          <w:bottom w:val="single" w:sz="8" w:color="0F8A7D"/>
+          <w:bottom w:val="single" w:sz="8" w:color="1F4E79"/>
         </w:pBdr>
       </w:pPr>
       <w:r>
         <w:rPr>
           <w:b/>
-          <w:color w:val="0F8A7D"/>
+          <w:color w:val="1F4E79"/>
           <w:sz w:val="30"/>
         </w:rPr>
         <w:t xml:space="preserve">5.  </w:t>
@@ -2654,7 +2654,7 @@
         <w:tc>
           <w:tcPr>
             <w:tcW w:type="dxa" w:w="1134"/>
-            <w:shd w:val="clear" w:fill="0F8A7D"/>
+            <w:shd w:val="clear" w:fill="1F4E79"/>
           </w:tcPr>
           <w:p>
             <w:r/>
@@ -2672,7 +2672,7 @@
         <w:tc>
           <w:tcPr>
             <w:tcW w:type="dxa" w:w="4762"/>
-            <w:shd w:val="clear" w:fill="0F8A7D"/>
+            <w:shd w:val="clear" w:fill="1F4E79"/>
           </w:tcPr>
           <w:p>
             <w:r/>
@@ -2690,7 +2690,7 @@
         <w:tc>
           <w:tcPr>
             <w:tcW w:type="dxa" w:w="1814"/>
-            <w:shd w:val="clear" w:fill="0F8A7D"/>
+            <w:shd w:val="clear" w:fill="1F4E79"/>
           </w:tcPr>
           <w:p>
             <w:r/>
@@ -2708,7 +2708,7 @@
         <w:tc>
           <w:tcPr>
             <w:tcW w:type="dxa" w:w="1361"/>
-            <w:shd w:val="clear" w:fill="0F8A7D"/>
+            <w:shd w:val="clear" w:fill="1F4E79"/>
           </w:tcPr>
           <w:p>
             <w:r/>
@@ -2818,7 +2818,7 @@
         <w:tc>
           <w:tcPr>
             <w:tcW w:type="dxa" w:w="4762"/>
-            <w:shd w:val="clear" w:fill="F4F6FB"/>
+            <w:shd w:val="clear" w:fill="EEF3FA"/>
           </w:tcPr>
           <w:p>
             <w:r/>
@@ -2836,7 +2836,7 @@
         <w:tc>
           <w:tcPr>
             <w:tcW w:type="dxa" w:w="1814"/>
-            <w:shd w:val="clear" w:fill="F4F6FB"/>
+            <w:shd w:val="clear" w:fill="EEF3FA"/>
           </w:tcPr>
           <w:p>
             <w:r/>
@@ -2964,7 +2964,7 @@
         <w:tc>
           <w:tcPr>
             <w:tcW w:type="dxa" w:w="4762"/>
-            <w:shd w:val="clear" w:fill="F4F6FB"/>
+            <w:shd w:val="clear" w:fill="EEF3FA"/>
           </w:tcPr>
           <w:p>
             <w:r/>
@@ -2982,7 +2982,7 @@
         <w:tc>
           <w:tcPr>
             <w:tcW w:type="dxa" w:w="1814"/>
-            <w:shd w:val="clear" w:fill="F4F6FB"/>
+            <w:shd w:val="clear" w:fill="EEF3FA"/>
           </w:tcPr>
           <w:p>
             <w:r/>
@@ -3111,14 +3111,14 @@
         <w:tc>
           <w:tcPr>
             <w:tcW w:type="dxa" w:w="9746"/>
-            <w:shd w:val="clear" w:fill="EEF1F8"/>
+            <w:shd w:val="clear" w:fill="F2F6FC"/>
           </w:tcPr>
           <w:p>
             <w:r/>
             <w:r>
               <w:rPr>
                 <w:b/>
-                <w:color w:val="0F8A7D"/>
+                <w:color w:val="1F4E79"/>
                 <w:sz w:val="20"/>
               </w:rPr>
               <w:t>Compromiso realista</w:t>
@@ -3177,13 +3177,13 @@
       <w:pPr>
         <w:spacing w:before="320" w:after="120"/>
         <w:pBdr>
-          <w:bottom w:val="single" w:sz="8" w:color="0F8A7D"/>
+          <w:bottom w:val="single" w:sz="8" w:color="1F4E79"/>
         </w:pBdr>
       </w:pPr>
       <w:r>
         <w:rPr>
           <w:b/>
-          <w:color w:val="0F8A7D"/>
+          <w:color w:val="1F4E79"/>
           <w:sz w:val="30"/>
         </w:rPr>
         <w:t xml:space="preserve">6.  </w:t>
@@ -3415,7 +3415,7 @@
       <w:pPr>
         <w:spacing w:before="320" w:after="120"/>
         <w:pBdr>
-          <w:bottom w:val="single" w:sz="8" w:color="0F8A7D"/>
+          <w:bottom w:val="single" w:sz="8" w:color="1F4E79"/>
         </w:pBdr>
       </w:pPr>
       <w:r>
@@ -3561,22 +3561,112 @@
     </w:p>
     <w:p>
       <w:pPr>
-        <w:spacing w:after="120"/>
-        <w:jc w:val="both"/>
+        <w:spacing w:before="200" w:after="60"/>
       </w:pPr>
       <w:r>
         <w:rPr>
-          <w:b w:val="0"/>
-          <w:i/>
-          <w:color w:val="131B2E"/>
-          <w:sz w:val="15"/>
+          <w:b/>
+          <w:color w:val="1F4E79"/>
+          <w:sz w:val="20"/>
         </w:rPr>
-        <w:t>Análisis completo, con las 11 figuras y la comparación de los 7 modelos, en docs/entregables/01-evaluacion-critica/ del repositorio del proyecto.</w:t>
+        <w:t>Evidencia en el repositorio</w:t>
       </w:r>
     </w:p>
+    <w:p>
+      <w:pPr>
+        <w:spacing w:after="20"/>
+        <w:ind w:left="200"/>
+      </w:pPr>
+      <w:r>
+        <w:rPr>
+          <w:color w:val="131B2E"/>
+          <w:sz w:val="16"/>
+        </w:rPr>
+        <w:t xml:space="preserve">Informe detallado de validación y confiabilidad — </w:t>
+      </w:r>
+      <w:hyperlink r:id="rId11">
+        <w:r>
+          <w:rPr>
+            <w:color w:val="2E74B5"/>
+            <w:u w:val="single"/>
+            <w:sz w:val="16"/>
+          </w:rPr>
+          <w:t>abrir en GitHub</w:t>
+        </w:r>
+      </w:hyperlink>
+    </w:p>
+    <w:p>
+      <w:pPr>
+        <w:spacing w:after="20"/>
+        <w:ind w:left="200"/>
+      </w:pPr>
+      <w:r>
+        <w:rPr>
+          <w:color w:val="131B2E"/>
+          <w:sz w:val="16"/>
+        </w:rPr>
+        <w:t xml:space="preserve">Análisis completo con las 11 figuras y los 7 modelos — </w:t>
+      </w:r>
+      <w:hyperlink r:id="rId12">
+        <w:r>
+          <w:rPr>
+            <w:color w:val="2E74B5"/>
+            <w:u w:val="single"/>
+            <w:sz w:val="16"/>
+          </w:rPr>
+          <w:t>abrir en GitHub</w:t>
+        </w:r>
+      </w:hyperlink>
+    </w:p>
+    <w:p>
+      <w:pPr>
+        <w:spacing w:after="20"/>
+        <w:ind w:left="200"/>
+      </w:pPr>
+      <w:r>
+        <w:rPr>
+          <w:color w:val="131B2E"/>
+          <w:sz w:val="16"/>
+        </w:rPr>
+        <w:t xml:space="preserve">Datasheet del corpus: procedencia, calidad y límites — </w:t>
+      </w:r>
+      <w:hyperlink r:id="rId13">
+        <w:r>
+          <w:rPr>
+            <w:color w:val="2E74B5"/>
+            <w:u w:val="single"/>
+            <w:sz w:val="16"/>
+          </w:rPr>
+          <w:t>abrir en GitHub</w:t>
+        </w:r>
+      </w:hyperlink>
+    </w:p>
+    <w:p>
+      <w:pPr>
+        <w:spacing w:after="20"/>
+        <w:ind w:left="200"/>
+      </w:pPr>
+      <w:r>
+        <w:rPr>
+          <w:color w:val="131B2E"/>
+          <w:sz w:val="16"/>
+        </w:rPr>
+        <w:t xml:space="preserve">Validación cruzada por episodio y banda del umbral — </w:t>
+      </w:r>
+      <w:hyperlink r:id="rId14">
+        <w:r>
+          <w:rPr>
+            <w:color w:val="2E74B5"/>
+            <w:u w:val="single"/>
+            <w:sz w:val="16"/>
+          </w:rPr>
+          <w:t>abrir en GitHub</w:t>
+        </w:r>
+      </w:hyperlink>
+    </w:p>
     <w:sectPr>
-      <w:footerReference w:type="default" r:id="rId11"/>
-      <w:headerReference w:type="default" r:id="rId12"/>
+      <w:footerReference w:type="default" r:id="rId15"/>
+      <w:headerReference w:type="default" r:id="rId16"/>
       <w:pgSz w:w="12240" w:h="15840"/>
       <w:pgMar w:top="1134" w:right="1247" w:bottom="1134" w:left="1247" w:header="720" w:footer="720" w:gutter="0"/>
       <w:cols w:space="720"/>

--- a/docs/entregables/02-validacion-y-confiabilidad/Informe-validacion-confiabilidad.docx
+++ b/docs/entregables/02-validacion-y-confiabilidad/Informe-validacion-confiabilidad.docx
@@ -1736,7 +1736,7 @@
           <w:color w:val="5B6B8C"/>
           <w:sz w:val="17"/>
         </w:rPr>
-        <w:t>Figura 1. Los intervalos de confianza no se solapan: la diferencia no se explica por azar muestral.</w:t>
+        <w:t>Figura 1. Intervalos de Wilson descriptivos; las ventanas comparten episodio e historia, por lo que el gráfico no prueba por sí solo una diferencia inferencial.</w:t>
       </w:r>
     </w:p>
     <w:tbl>

--- a/docs/entregables/02-validacion-y-confiabilidad/Informe-validacion-confiabilidad.docx
+++ b/docs/entregables/02-validacion-y-confiabilidad/Informe-validacion-confiabilidad.docx
@@ -144,6 +144,7 @@
               <w:rPr>
                 <w:rFonts w:ascii="Calibri" w:hAnsi="Calibri"/>
                 <w:b/>
+                <w:i w:val="0"/>
                 <w:color w:val="FFFFFF"/>
                 <w:sz w:val="19"/>
               </w:rPr>
@@ -162,6 +163,7 @@
               <w:rPr>
                 <w:rFonts w:ascii="Calibri" w:hAnsi="Calibri"/>
                 <w:b/>
+                <w:i w:val="0"/>
                 <w:color w:val="FFFFFF"/>
                 <w:sz w:val="19"/>
               </w:rPr>
@@ -181,6 +183,7 @@
               <w:rPr>
                 <w:rFonts w:ascii="Calibri" w:hAnsi="Calibri"/>
                 <w:b w:val="0"/>
+                <w:i w:val="0"/>
                 <w:color w:val="131B2E"/>
                 <w:sz w:val="19"/>
               </w:rPr>
@@ -198,6 +201,7 @@
               <w:rPr>
                 <w:rFonts w:ascii="Calibri" w:hAnsi="Calibri"/>
                 <w:b w:val="0"/>
+                <w:i w:val="0"/>
                 <w:color w:val="131B2E"/>
                 <w:sz w:val="19"/>
               </w:rPr>
@@ -218,6 +222,7 @@
               <w:rPr>
                 <w:rFonts w:ascii="Calibri" w:hAnsi="Calibri"/>
                 <w:b w:val="0"/>
+                <w:i w:val="0"/>
                 <w:color w:val="131B2E"/>
                 <w:sz w:val="19"/>
               </w:rPr>
@@ -236,6 +241,7 @@
               <w:rPr>
                 <w:rFonts w:ascii="Calibri" w:hAnsi="Calibri"/>
                 <w:b w:val="0"/>
+                <w:i w:val="0"/>
                 <w:color w:val="131B2E"/>
                 <w:sz w:val="19"/>
               </w:rPr>
@@ -255,6 +261,7 @@
               <w:rPr>
                 <w:rFonts w:ascii="Calibri" w:hAnsi="Calibri"/>
                 <w:b w:val="0"/>
+                <w:i w:val="0"/>
                 <w:color w:val="131B2E"/>
                 <w:sz w:val="19"/>
               </w:rPr>
@@ -272,6 +279,7 @@
               <w:rPr>
                 <w:rFonts w:ascii="Calibri" w:hAnsi="Calibri"/>
                 <w:b w:val="0"/>
+                <w:i w:val="0"/>
                 <w:color w:val="131B2E"/>
                 <w:sz w:val="19"/>
               </w:rPr>
@@ -294,6 +302,7 @@
               <w:rPr>
                 <w:rFonts w:ascii="Calibri" w:hAnsi="Calibri"/>
                 <w:b w:val="0"/>
+                <w:i w:val="0"/>
                 <w:color w:val="131B2E"/>
                 <w:sz w:val="19"/>
               </w:rPr>
@@ -312,6 +321,7 @@
               <w:rPr>
                 <w:rFonts w:ascii="Calibri" w:hAnsi="Calibri"/>
                 <w:b w:val="0"/>
+                <w:i w:val="0"/>
                 <w:color w:val="131B2E"/>
                 <w:sz w:val="19"/>
               </w:rPr>
@@ -331,6 +341,7 @@
               <w:rPr>
                 <w:rFonts w:ascii="Calibri" w:hAnsi="Calibri"/>
                 <w:b w:val="0"/>
+                <w:i w:val="0"/>
                 <w:color w:val="131B2E"/>
                 <w:sz w:val="19"/>
               </w:rPr>
@@ -348,6 +359,7 @@
               <w:rPr>
                 <w:rFonts w:ascii="Calibri" w:hAnsi="Calibri"/>
                 <w:b w:val="0"/>
+                <w:i w:val="0"/>
                 <w:color w:val="131B2E"/>
                 <w:sz w:val="19"/>
               </w:rPr>
@@ -459,6 +471,7 @@
               <w:rPr>
                 <w:rFonts w:ascii="Calibri" w:hAnsi="Calibri"/>
                 <w:b/>
+                <w:i w:val="0"/>
                 <w:color w:val="FFFFFF"/>
                 <w:sz w:val="19"/>
               </w:rPr>
@@ -477,6 +490,7 @@
               <w:rPr>
                 <w:rFonts w:ascii="Calibri" w:hAnsi="Calibri"/>
                 <w:b/>
+                <w:i w:val="0"/>
                 <w:color w:val="FFFFFF"/>
                 <w:sz w:val="19"/>
               </w:rPr>
@@ -495,6 +509,7 @@
               <w:rPr>
                 <w:rFonts w:ascii="Calibri" w:hAnsi="Calibri"/>
                 <w:b/>
+                <w:i w:val="0"/>
                 <w:color w:val="FFFFFF"/>
                 <w:sz w:val="19"/>
               </w:rPr>
@@ -514,6 +529,7 @@
               <w:rPr>
                 <w:rFonts w:ascii="Calibri" w:hAnsi="Calibri"/>
                 <w:b w:val="0"/>
+                <w:i w:val="0"/>
                 <w:color w:val="131B2E"/>
                 <w:sz w:val="19"/>
               </w:rPr>
@@ -532,6 +548,7 @@
               <w:rPr>
                 <w:rFonts w:ascii="Calibri" w:hAnsi="Calibri"/>
                 <w:b w:val="0"/>
+                <w:i w:val="0"/>
                 <w:color w:val="131B2E"/>
                 <w:sz w:val="19"/>
               </w:rPr>
@@ -549,6 +566,7 @@
               <w:rPr>
                 <w:rFonts w:ascii="Calibri" w:hAnsi="Calibri"/>
                 <w:b w:val="0"/>
+                <w:i w:val="0"/>
                 <w:color w:val="131B2E"/>
                 <w:sz w:val="19"/>
               </w:rPr>
@@ -569,6 +587,7 @@
               <w:rPr>
                 <w:rFonts w:ascii="Calibri" w:hAnsi="Calibri"/>
                 <w:b w:val="0"/>
+                <w:i w:val="0"/>
                 <w:color w:val="131B2E"/>
                 <w:sz w:val="19"/>
               </w:rPr>
@@ -587,6 +606,7 @@
               <w:rPr>
                 <w:rFonts w:ascii="Calibri" w:hAnsi="Calibri"/>
                 <w:b w:val="0"/>
+                <w:i w:val="0"/>
                 <w:color w:val="131B2E"/>
                 <w:sz w:val="19"/>
               </w:rPr>
@@ -605,6 +625,7 @@
               <w:rPr>
                 <w:rFonts w:ascii="Calibri" w:hAnsi="Calibri"/>
                 <w:b w:val="0"/>
+                <w:i w:val="0"/>
                 <w:color w:val="131B2E"/>
                 <w:sz w:val="19"/>
               </w:rPr>
@@ -624,6 +645,7 @@
               <w:rPr>
                 <w:rFonts w:ascii="Calibri" w:hAnsi="Calibri"/>
                 <w:b w:val="0"/>
+                <w:i w:val="0"/>
                 <w:color w:val="131B2E"/>
                 <w:sz w:val="19"/>
               </w:rPr>
@@ -642,6 +664,7 @@
               <w:rPr>
                 <w:rFonts w:ascii="Calibri" w:hAnsi="Calibri"/>
                 <w:b w:val="0"/>
+                <w:i w:val="0"/>
                 <w:color w:val="131B2E"/>
                 <w:sz w:val="19"/>
               </w:rPr>
@@ -659,6 +682,7 @@
               <w:rPr>
                 <w:rFonts w:ascii="Calibri" w:hAnsi="Calibri"/>
                 <w:b w:val="0"/>
+                <w:i w:val="0"/>
                 <w:color w:val="131B2E"/>
                 <w:sz w:val="19"/>
               </w:rPr>
@@ -710,6 +734,7 @@
             <w:r>
               <w:rPr>
                 <w:b w:val="0"/>
+                <w:i w:val="0"/>
                 <w:color w:val="131B2E"/>
                 <w:sz w:val="19"/>
               </w:rPr>
@@ -718,6 +743,7 @@
             <w:r>
               <w:rPr>
                 <w:b/>
+                <w:i w:val="0"/>
                 <w:color w:val="131B2E"/>
                 <w:sz w:val="19"/>
               </w:rPr>
@@ -726,6 +752,7 @@
             <w:r>
               <w:rPr>
                 <w:b w:val="0"/>
+                <w:i w:val="0"/>
                 <w:color w:val="131B2E"/>
                 <w:sz w:val="19"/>
               </w:rPr>
@@ -734,6 +761,7 @@
             <w:r>
               <w:rPr>
                 <w:b/>
+                <w:i w:val="0"/>
                 <w:color w:val="131B2E"/>
                 <w:sz w:val="19"/>
               </w:rPr>
@@ -742,6 +770,7 @@
             <w:r>
               <w:rPr>
                 <w:b w:val="0"/>
+                <w:i w:val="0"/>
                 <w:color w:val="131B2E"/>
                 <w:sz w:val="19"/>
               </w:rPr>
@@ -750,6 +779,7 @@
             <w:r>
               <w:rPr>
                 <w:b/>
+                <w:i w:val="0"/>
                 <w:color w:val="131B2E"/>
                 <w:sz w:val="19"/>
               </w:rPr>
@@ -758,6 +788,7 @@
             <w:r>
               <w:rPr>
                 <w:b w:val="0"/>
+                <w:i w:val="0"/>
                 <w:color w:val="131B2E"/>
                 <w:sz w:val="19"/>
               </w:rPr>
@@ -766,6 +797,7 @@
             <w:r>
               <w:rPr>
                 <w:b/>
+                <w:i w:val="0"/>
                 <w:color w:val="131B2E"/>
                 <w:sz w:val="19"/>
               </w:rPr>
@@ -774,6 +806,7 @@
             <w:r>
               <w:rPr>
                 <w:b w:val="0"/>
+                <w:i w:val="0"/>
                 <w:color w:val="131B2E"/>
                 <w:sz w:val="19"/>
               </w:rPr>
@@ -782,6 +815,7 @@
             <w:r>
               <w:rPr>
                 <w:b/>
+                <w:i w:val="0"/>
                 <w:color w:val="131B2E"/>
                 <w:sz w:val="19"/>
               </w:rPr>
@@ -790,6 +824,7 @@
             <w:r>
               <w:rPr>
                 <w:b w:val="0"/>
+                <w:i w:val="0"/>
                 <w:color w:val="131B2E"/>
                 <w:sz w:val="19"/>
               </w:rPr>
@@ -883,6 +918,7 @@
               <w:rPr>
                 <w:rFonts w:ascii="Calibri" w:hAnsi="Calibri"/>
                 <w:b/>
+                <w:i w:val="0"/>
                 <w:color w:val="FFFFFF"/>
                 <w:sz w:val="19"/>
               </w:rPr>
@@ -901,6 +937,7 @@
               <w:rPr>
                 <w:rFonts w:ascii="Calibri" w:hAnsi="Calibri"/>
                 <w:b/>
+                <w:i w:val="0"/>
                 <w:color w:val="FFFFFF"/>
                 <w:sz w:val="19"/>
               </w:rPr>
@@ -920,6 +957,7 @@
               <w:rPr>
                 <w:rFonts w:ascii="Calibri" w:hAnsi="Calibri"/>
                 <w:b w:val="0"/>
+                <w:i w:val="0"/>
                 <w:color w:val="131B2E"/>
                 <w:sz w:val="19"/>
               </w:rPr>
@@ -937,6 +975,7 @@
               <w:rPr>
                 <w:rFonts w:ascii="Calibri" w:hAnsi="Calibri"/>
                 <w:b w:val="0"/>
+                <w:i w:val="0"/>
                 <w:color w:val="131B2E"/>
                 <w:sz w:val="19"/>
               </w:rPr>
@@ -957,6 +996,7 @@
               <w:rPr>
                 <w:rFonts w:ascii="Calibri" w:hAnsi="Calibri"/>
                 <w:b w:val="0"/>
+                <w:i w:val="0"/>
                 <w:color w:val="131B2E"/>
                 <w:sz w:val="19"/>
               </w:rPr>
@@ -975,6 +1015,7 @@
               <w:rPr>
                 <w:rFonts w:ascii="Calibri" w:hAnsi="Calibri"/>
                 <w:b w:val="0"/>
+                <w:i w:val="0"/>
                 <w:color w:val="131B2E"/>
                 <w:sz w:val="19"/>
               </w:rPr>
@@ -994,6 +1035,7 @@
               <w:rPr>
                 <w:rFonts w:ascii="Calibri" w:hAnsi="Calibri"/>
                 <w:b w:val="0"/>
+                <w:i w:val="0"/>
                 <w:color w:val="131B2E"/>
                 <w:sz w:val="19"/>
               </w:rPr>
@@ -1011,6 +1053,7 @@
               <w:rPr>
                 <w:rFonts w:ascii="Calibri" w:hAnsi="Calibri"/>
                 <w:b w:val="0"/>
+                <w:i w:val="0"/>
                 <w:color w:val="131B2E"/>
                 <w:sz w:val="19"/>
               </w:rPr>
@@ -1031,6 +1074,7 @@
               <w:rPr>
                 <w:rFonts w:ascii="Calibri" w:hAnsi="Calibri"/>
                 <w:b w:val="0"/>
+                <w:i w:val="0"/>
                 <w:color w:val="131B2E"/>
                 <w:sz w:val="19"/>
               </w:rPr>
@@ -1049,6 +1093,7 @@
               <w:rPr>
                 <w:rFonts w:ascii="Calibri" w:hAnsi="Calibri"/>
                 <w:b w:val="0"/>
+                <w:i w:val="0"/>
                 <w:color w:val="131B2E"/>
                 <w:sz w:val="19"/>
               </w:rPr>
@@ -1068,6 +1113,7 @@
               <w:rPr>
                 <w:rFonts w:ascii="Calibri" w:hAnsi="Calibri"/>
                 <w:b w:val="0"/>
+                <w:i w:val="0"/>
                 <w:color w:val="131B2E"/>
                 <w:sz w:val="19"/>
               </w:rPr>
@@ -1085,6 +1131,7 @@
               <w:rPr>
                 <w:rFonts w:ascii="Calibri" w:hAnsi="Calibri"/>
                 <w:b w:val="0"/>
+                <w:i w:val="0"/>
                 <w:color w:val="131B2E"/>
                 <w:sz w:val="19"/>
               </w:rPr>
@@ -1115,6 +1162,7 @@
       <w:r>
         <w:rPr>
           <w:b/>
+          <w:i w:val="0"/>
           <w:color w:val="131B2E"/>
           <w:sz w:val="20"/>
         </w:rPr>
@@ -1123,6 +1171,7 @@
       <w:r>
         <w:rPr>
           <w:b w:val="0"/>
+          <w:i w:val="0"/>
           <w:color w:val="131B2E"/>
           <w:sz w:val="20"/>
         </w:rPr>
@@ -1131,6 +1180,7 @@
       <w:r>
         <w:rPr>
           <w:b/>
+          <w:i w:val="0"/>
           <w:color w:val="131B2E"/>
           <w:sz w:val="20"/>
         </w:rPr>
@@ -1139,6 +1189,7 @@
       <w:r>
         <w:rPr>
           <w:b w:val="0"/>
+          <w:i w:val="0"/>
           <w:color w:val="131B2E"/>
           <w:sz w:val="20"/>
         </w:rPr>
@@ -1166,6 +1217,7 @@
       <w:r>
         <w:rPr>
           <w:b/>
+          <w:i w:val="0"/>
           <w:color w:val="131B2E"/>
           <w:sz w:val="20"/>
         </w:rPr>
@@ -1174,6 +1226,7 @@
       <w:r>
         <w:rPr>
           <w:b w:val="0"/>
+          <w:i w:val="0"/>
           <w:color w:val="131B2E"/>
           <w:sz w:val="20"/>
         </w:rPr>
@@ -1182,6 +1235,7 @@
       <w:r>
         <w:rPr>
           <w:b/>
+          <w:i w:val="0"/>
           <w:color w:val="131B2E"/>
           <w:sz w:val="20"/>
         </w:rPr>
@@ -1190,6 +1244,7 @@
       <w:r>
         <w:rPr>
           <w:b w:val="0"/>
+          <w:i w:val="0"/>
           <w:color w:val="131B2E"/>
           <w:sz w:val="20"/>
         </w:rPr>
@@ -1198,6 +1253,7 @@
       <w:r>
         <w:rPr>
           <w:b/>
+          <w:i w:val="0"/>
           <w:color w:val="131B2E"/>
           <w:sz w:val="20"/>
         </w:rPr>
@@ -1206,6 +1262,7 @@
       <w:r>
         <w:rPr>
           <w:b w:val="0"/>
+          <w:i w:val="0"/>
           <w:color w:val="131B2E"/>
           <w:sz w:val="20"/>
         </w:rPr>
@@ -1220,6 +1277,7 @@
       <w:r>
         <w:rPr>
           <w:b/>
+          <w:i w:val="0"/>
           <w:color w:val="131B2E"/>
           <w:sz w:val="20"/>
         </w:rPr>
@@ -1228,6 +1286,7 @@
       <w:r>
         <w:rPr>
           <w:b w:val="0"/>
+          <w:i w:val="0"/>
           <w:color w:val="131B2E"/>
           <w:sz w:val="20"/>
         </w:rPr>
@@ -1236,6 +1295,7 @@
       <w:r>
         <w:rPr>
           <w:b/>
+          <w:i w:val="0"/>
           <w:color w:val="131B2E"/>
           <w:sz w:val="20"/>
         </w:rPr>
@@ -1244,6 +1304,7 @@
       <w:r>
         <w:rPr>
           <w:b w:val="0"/>
+          <w:i w:val="0"/>
           <w:color w:val="131B2E"/>
           <w:sz w:val="20"/>
         </w:rPr>
@@ -1252,6 +1313,7 @@
       <w:r>
         <w:rPr>
           <w:b/>
+          <w:i w:val="0"/>
           <w:color w:val="131B2E"/>
           <w:sz w:val="20"/>
         </w:rPr>
@@ -1260,6 +1322,7 @@
       <w:r>
         <w:rPr>
           <w:b w:val="0"/>
+          <w:i w:val="0"/>
           <w:color w:val="131B2E"/>
           <w:sz w:val="20"/>
         </w:rPr>
@@ -1326,6 +1389,7 @@
       <w:r>
         <w:rPr>
           <w:b/>
+          <w:i w:val="0"/>
           <w:color w:val="131B2E"/>
           <w:sz w:val="20"/>
         </w:rPr>
@@ -1334,6 +1398,7 @@
       <w:r>
         <w:rPr>
           <w:b w:val="0"/>
+          <w:i w:val="0"/>
           <w:color w:val="131B2E"/>
           <w:sz w:val="20"/>
         </w:rPr>
@@ -1348,6 +1413,7 @@
       <w:r>
         <w:rPr>
           <w:b/>
+          <w:i w:val="0"/>
           <w:color w:val="131B2E"/>
           <w:sz w:val="20"/>
         </w:rPr>
@@ -1356,6 +1422,7 @@
       <w:r>
         <w:rPr>
           <w:b w:val="0"/>
+          <w:i w:val="0"/>
           <w:color w:val="131B2E"/>
           <w:sz w:val="20"/>
         </w:rPr>
@@ -1370,6 +1437,7 @@
       <w:r>
         <w:rPr>
           <w:b/>
+          <w:i w:val="0"/>
           <w:color w:val="131B2E"/>
           <w:sz w:val="20"/>
         </w:rPr>
@@ -1378,6 +1446,7 @@
       <w:r>
         <w:rPr>
           <w:b w:val="0"/>
+          <w:i w:val="0"/>
           <w:color w:val="131B2E"/>
           <w:sz w:val="20"/>
         </w:rPr>
@@ -1386,6 +1455,7 @@
       <w:r>
         <w:rPr>
           <w:b/>
+          <w:i w:val="0"/>
           <w:color w:val="131B2E"/>
           <w:sz w:val="20"/>
         </w:rPr>
@@ -1394,6 +1464,7 @@
       <w:r>
         <w:rPr>
           <w:b w:val="0"/>
+          <w:i w:val="0"/>
           <w:color w:val="131B2E"/>
           <w:sz w:val="20"/>
         </w:rPr>
@@ -1402,6 +1473,7 @@
       <w:r>
         <w:rPr>
           <w:b/>
+          <w:i w:val="0"/>
           <w:color w:val="131B2E"/>
           <w:sz w:val="20"/>
         </w:rPr>
@@ -1410,6 +1482,7 @@
       <w:r>
         <w:rPr>
           <w:b w:val="0"/>
+          <w:i w:val="0"/>
           <w:color w:val="131B2E"/>
           <w:sz w:val="20"/>
         </w:rPr>
@@ -1476,6 +1549,7 @@
               <w:rPr>
                 <w:rFonts w:ascii="Calibri" w:hAnsi="Calibri"/>
                 <w:b/>
+                <w:i w:val="0"/>
                 <w:color w:val="FFFFFF"/>
                 <w:sz w:val="19"/>
               </w:rPr>
@@ -1494,6 +1568,7 @@
               <w:rPr>
                 <w:rFonts w:ascii="Calibri" w:hAnsi="Calibri"/>
                 <w:b/>
+                <w:i w:val="0"/>
                 <w:color w:val="FFFFFF"/>
                 <w:sz w:val="19"/>
               </w:rPr>
@@ -1512,6 +1587,7 @@
               <w:rPr>
                 <w:rFonts w:ascii="Calibri" w:hAnsi="Calibri"/>
                 <w:b/>
+                <w:i w:val="0"/>
                 <w:color w:val="FFFFFF"/>
                 <w:sz w:val="19"/>
               </w:rPr>
@@ -1531,6 +1607,7 @@
               <w:rPr>
                 <w:rFonts w:ascii="Calibri" w:hAnsi="Calibri"/>
                 <w:b w:val="0"/>
+                <w:i w:val="0"/>
                 <w:color w:val="131B2E"/>
                 <w:sz w:val="19"/>
               </w:rPr>
@@ -1549,6 +1626,7 @@
               <w:rPr>
                 <w:rFonts w:ascii="Calibri" w:hAnsi="Calibri"/>
                 <w:b w:val="0"/>
+                <w:i w:val="0"/>
                 <w:color w:val="131B2E"/>
                 <w:sz w:val="19"/>
               </w:rPr>
@@ -1566,6 +1644,7 @@
               <w:rPr>
                 <w:rFonts w:ascii="Calibri" w:hAnsi="Calibri"/>
                 <w:b w:val="0"/>
+                <w:i w:val="0"/>
                 <w:color w:val="131B2E"/>
                 <w:sz w:val="19"/>
               </w:rPr>
@@ -1586,6 +1665,7 @@
               <w:rPr>
                 <w:rFonts w:ascii="Calibri" w:hAnsi="Calibri"/>
                 <w:b w:val="0"/>
+                <w:i w:val="0"/>
                 <w:color w:val="131B2E"/>
                 <w:sz w:val="19"/>
               </w:rPr>
@@ -1604,10 +1684,11 @@
               <w:rPr>
                 <w:rFonts w:ascii="Calibri" w:hAnsi="Calibri"/>
                 <w:b w:val="0"/>
+                <w:i w:val="0"/>
                 <w:color w:val="131B2E"/>
                 <w:sz w:val="19"/>
               </w:rPr>
-              <w:t>25,8 %  (16/62)</w:t>
+              <w:t>25,81 %  (16/62)</w:t>
             </w:r>
           </w:p>
         </w:tc>
@@ -1622,6 +1703,7 @@
               <w:rPr>
                 <w:rFonts w:ascii="Calibri" w:hAnsi="Calibri"/>
                 <w:b w:val="0"/>
+                <w:i w:val="0"/>
                 <w:color w:val="131B2E"/>
                 <w:sz w:val="19"/>
               </w:rPr>
@@ -1641,6 +1723,7 @@
               <w:rPr>
                 <w:rFonts w:ascii="Calibri" w:hAnsi="Calibri"/>
                 <w:b w:val="0"/>
+                <w:i w:val="0"/>
                 <w:color w:val="131B2E"/>
                 <w:sz w:val="19"/>
               </w:rPr>
@@ -1659,10 +1742,11 @@
               <w:rPr>
                 <w:rFonts w:ascii="Calibri" w:hAnsi="Calibri"/>
                 <w:b w:val="0"/>
+                <w:i w:val="0"/>
                 <w:color w:val="131B2E"/>
                 <w:sz w:val="19"/>
               </w:rPr>
-              <w:t>23,0 %  (17/74)</w:t>
+              <w:t>22,97 %  (17/74)</w:t>
             </w:r>
           </w:p>
         </w:tc>
@@ -1676,6 +1760,7 @@
               <w:rPr>
                 <w:rFonts w:ascii="Calibri" w:hAnsi="Calibri"/>
                 <w:b w:val="0"/>
+                <w:i w:val="0"/>
                 <w:color w:val="131B2E"/>
                 <w:sz w:val="19"/>
               </w:rPr>
@@ -1693,7 +1778,7 @@
       <w:r>
         <w:drawing>
           <wp:inline xmlns:a="http://schemas.openxmlformats.org/drawingml/2006/main" xmlns:pic="http://schemas.openxmlformats.org/drawingml/2006/picture">
-            <wp:extent cx="5580000" cy="3539553"/>
+            <wp:extent cx="5580000" cy="2890604"/>
             <wp:docPr id="2" name="Picture 2"/>
             <wp:cNvGraphicFramePr>
               <a:graphicFrameLocks noChangeAspect="1"/>
@@ -1714,7 +1799,7 @@
                   <pic:spPr>
                     <a:xfrm>
                       <a:off x="0" y="0"/>
-                      <a:ext cx="5580000" cy="3539553"/>
+                      <a:ext cx="5580000" cy="2890604"/>
                     </a:xfrm>
                     <a:prstGeom prst="rect"/>
                   </pic:spPr>
@@ -1780,6 +1865,7 @@
             <w:r>
               <w:rPr>
                 <w:b w:val="0"/>
+                <w:i w:val="0"/>
                 <w:color w:val="131B2E"/>
                 <w:sz w:val="19"/>
               </w:rPr>
@@ -1788,6 +1874,7 @@
             <w:r>
               <w:rPr>
                 <w:b/>
+                <w:i w:val="0"/>
                 <w:color w:val="131B2E"/>
                 <w:sz w:val="19"/>
               </w:rPr>
@@ -1796,6 +1883,7 @@
             <w:r>
               <w:rPr>
                 <w:b w:val="0"/>
+                <w:i w:val="0"/>
                 <w:color w:val="131B2E"/>
                 <w:sz w:val="19"/>
               </w:rPr>
@@ -1804,6 +1892,7 @@
             <w:r>
               <w:rPr>
                 <w:b/>
+                <w:i w:val="0"/>
                 <w:color w:val="131B2E"/>
                 <w:sz w:val="19"/>
               </w:rPr>
@@ -1812,6 +1901,7 @@
             <w:r>
               <w:rPr>
                 <w:b w:val="0"/>
+                <w:i w:val="0"/>
                 <w:color w:val="131B2E"/>
                 <w:sz w:val="19"/>
               </w:rPr>
@@ -1820,6 +1910,7 @@
             <w:r>
               <w:rPr>
                 <w:b/>
+                <w:i w:val="0"/>
                 <w:color w:val="131B2E"/>
                 <w:sz w:val="19"/>
               </w:rPr>
@@ -1828,6 +1919,7 @@
             <w:r>
               <w:rPr>
                 <w:b w:val="0"/>
+                <w:i w:val="0"/>
                 <w:color w:val="131B2E"/>
                 <w:sz w:val="19"/>
               </w:rPr>
@@ -1859,6 +1951,7 @@
       <w:r>
         <w:rPr>
           <w:b/>
+          <w:i w:val="0"/>
           <w:color w:val="131B2E"/>
           <w:sz w:val="20"/>
         </w:rPr>
@@ -1867,6 +1960,7 @@
       <w:r>
         <w:rPr>
           <w:b w:val="0"/>
+          <w:i w:val="0"/>
           <w:color w:val="131B2E"/>
           <w:sz w:val="20"/>
         </w:rPr>
@@ -1875,6 +1969,7 @@
       <w:r>
         <w:rPr>
           <w:b/>
+          <w:i w:val="0"/>
           <w:color w:val="131B2E"/>
           <w:sz w:val="20"/>
         </w:rPr>
@@ -1883,6 +1978,7 @@
       <w:r>
         <w:rPr>
           <w:b w:val="0"/>
+          <w:i w:val="0"/>
           <w:color w:val="131B2E"/>
           <w:sz w:val="20"/>
         </w:rPr>
@@ -1897,6 +1993,7 @@
       <w:r>
         <w:rPr>
           <w:b/>
+          <w:i w:val="0"/>
           <w:color w:val="131B2E"/>
           <w:sz w:val="20"/>
         </w:rPr>
@@ -1905,6 +2002,7 @@
       <w:r>
         <w:rPr>
           <w:b w:val="0"/>
+          <w:i w:val="0"/>
           <w:color w:val="131B2E"/>
           <w:sz w:val="20"/>
         </w:rPr>
@@ -1919,6 +2017,7 @@
       <w:r>
         <w:rPr>
           <w:b/>
+          <w:i w:val="0"/>
           <w:color w:val="131B2E"/>
           <w:sz w:val="20"/>
         </w:rPr>
@@ -1927,6 +2026,7 @@
       <w:r>
         <w:rPr>
           <w:b w:val="0"/>
+          <w:i w:val="0"/>
           <w:color w:val="131B2E"/>
           <w:sz w:val="20"/>
         </w:rPr>
@@ -2016,6 +2116,7 @@
               <w:rPr>
                 <w:rFonts w:ascii="Calibri" w:hAnsi="Calibri"/>
                 <w:b/>
+                <w:i w:val="0"/>
                 <w:color w:val="FFFFFF"/>
                 <w:sz w:val="19"/>
               </w:rPr>
@@ -2034,6 +2135,7 @@
               <w:rPr>
                 <w:rFonts w:ascii="Calibri" w:hAnsi="Calibri"/>
                 <w:b/>
+                <w:i w:val="0"/>
                 <w:color w:val="FFFFFF"/>
                 <w:sz w:val="19"/>
               </w:rPr>
@@ -2053,6 +2155,7 @@
               <w:rPr>
                 <w:rFonts w:ascii="Calibri" w:hAnsi="Calibri"/>
                 <w:b w:val="0"/>
+                <w:i w:val="0"/>
                 <w:color w:val="131B2E"/>
                 <w:sz w:val="19"/>
               </w:rPr>
@@ -2070,6 +2173,7 @@
               <w:rPr>
                 <w:rFonts w:ascii="Calibri" w:hAnsi="Calibri"/>
                 <w:b w:val="0"/>
+                <w:i w:val="0"/>
                 <w:color w:val="131B2E"/>
                 <w:sz w:val="19"/>
               </w:rPr>
@@ -2090,6 +2194,7 @@
               <w:rPr>
                 <w:rFonts w:ascii="Calibri" w:hAnsi="Calibri"/>
                 <w:b w:val="0"/>
+                <w:i w:val="0"/>
                 <w:color w:val="131B2E"/>
                 <w:sz w:val="19"/>
               </w:rPr>
@@ -2108,6 +2213,7 @@
               <w:rPr>
                 <w:rFonts w:ascii="Calibri" w:hAnsi="Calibri"/>
                 <w:b w:val="0"/>
+                <w:i w:val="0"/>
                 <w:color w:val="131B2E"/>
                 <w:sz w:val="19"/>
               </w:rPr>
@@ -2127,6 +2233,7 @@
               <w:rPr>
                 <w:rFonts w:ascii="Calibri" w:hAnsi="Calibri"/>
                 <w:b w:val="0"/>
+                <w:i w:val="0"/>
                 <w:color w:val="131B2E"/>
                 <w:sz w:val="19"/>
               </w:rPr>
@@ -2144,6 +2251,7 @@
               <w:rPr>
                 <w:rFonts w:ascii="Calibri" w:hAnsi="Calibri"/>
                 <w:b w:val="0"/>
+                <w:i w:val="0"/>
                 <w:color w:val="131B2E"/>
                 <w:sz w:val="19"/>
               </w:rPr>
@@ -2164,6 +2272,7 @@
               <w:rPr>
                 <w:rFonts w:ascii="Calibri" w:hAnsi="Calibri"/>
                 <w:b w:val="0"/>
+                <w:i w:val="0"/>
                 <w:color w:val="131B2E"/>
                 <w:sz w:val="19"/>
               </w:rPr>
@@ -2182,6 +2291,7 @@
               <w:rPr>
                 <w:rFonts w:ascii="Calibri" w:hAnsi="Calibri"/>
                 <w:b w:val="0"/>
+                <w:i w:val="0"/>
                 <w:color w:val="131B2E"/>
                 <w:sz w:val="19"/>
               </w:rPr>
@@ -2201,6 +2311,7 @@
               <w:rPr>
                 <w:rFonts w:ascii="Calibri" w:hAnsi="Calibri"/>
                 <w:b w:val="0"/>
+                <w:i w:val="0"/>
                 <w:color w:val="131B2E"/>
                 <w:sz w:val="19"/>
               </w:rPr>
@@ -2218,10 +2329,219 @@
               <w:rPr>
                 <w:rFonts w:ascii="Calibri" w:hAnsi="Calibri"/>
                 <w:b w:val="0"/>
+                <w:i w:val="0"/>
                 <w:color w:val="131B2E"/>
                 <w:sz w:val="19"/>
               </w:rPr>
-              <w:t>Los dos pases de validación operativa dieron resultados equivalentes (25,8 % y 23,0 %)</w:t>
+              <w:t xml:space="preserve">Los dos pases de validación operativa dieron resultados equivalentes: </w:t>
+            </w:r>
+            <w:r>
+              <w:rPr>
+                <w:rFonts w:ascii="Calibri" w:hAnsi="Calibri"/>
+                <w:b/>
+                <w:i w:val="0"/>
+                <w:color w:val="131B2E"/>
+                <w:sz w:val="19"/>
+              </w:rPr>
+              <w:t>25,81 %</w:t>
+            </w:r>
+            <w:r>
+              <w:rPr>
+                <w:rFonts w:ascii="Calibri" w:hAnsi="Calibri"/>
+                <w:b w:val="0"/>
+                <w:i w:val="0"/>
+                <w:color w:val="131B2E"/>
+                <w:sz w:val="19"/>
+              </w:rPr>
+              <w:t xml:space="preserve"> (16/62) en el pase 1 y </w:t>
+            </w:r>
+            <w:r>
+              <w:rPr>
+                <w:rFonts w:ascii="Calibri" w:hAnsi="Calibri"/>
+                <w:b/>
+                <w:i w:val="0"/>
+                <w:color w:val="131B2E"/>
+                <w:sz w:val="19"/>
+              </w:rPr>
+              <w:t>22,97 %</w:t>
+            </w:r>
+            <w:r>
+              <w:rPr>
+                <w:rFonts w:ascii="Calibri" w:hAnsi="Calibri"/>
+                <w:b w:val="0"/>
+                <w:i w:val="0"/>
+                <w:color w:val="131B2E"/>
+                <w:sz w:val="19"/>
+              </w:rPr>
+              <w:t xml:space="preserve"> (17/74) en el pase 2</w:t>
+            </w:r>
+          </w:p>
+        </w:tc>
+      </w:tr>
+      <w:tr>
+        <w:tc>
+          <w:tcPr>
+            <w:tcW w:type="dxa" w:w="2948"/>
+            <w:shd w:val="clear" w:fill="EEF3FA"/>
+          </w:tcPr>
+          <w:p>
+            <w:r/>
+            <w:r>
+              <w:rPr>
+                <w:rFonts w:ascii="Calibri" w:hAnsi="Calibri"/>
+                <w:b/>
+                <w:i w:val="0"/>
+                <w:color w:val="131B2E"/>
+                <w:sz w:val="19"/>
+              </w:rPr>
+              <w:t>Determinismo del sistema</w:t>
+            </w:r>
+          </w:p>
+        </w:tc>
+        <w:tc>
+          <w:tcPr>
+            <w:tcW w:type="dxa" w:w="6406"/>
+            <w:shd w:val="clear" w:fill="EEF3FA"/>
+          </w:tcPr>
+          <w:p>
+            <w:r/>
+            <w:r>
+              <w:rPr>
+                <w:rFonts w:ascii="Calibri" w:hAnsi="Calibri"/>
+                <w:b/>
+                <w:i w:val="0"/>
+                <w:color w:val="131B2E"/>
+                <w:sz w:val="19"/>
+              </w:rPr>
+              <w:t>10 ajustes repetidos</w:t>
+            </w:r>
+            <w:r>
+              <w:rPr>
+                <w:rFonts w:ascii="Calibri" w:hAnsi="Calibri"/>
+                <w:b w:val="0"/>
+                <w:i w:val="0"/>
+                <w:color w:val="131B2E"/>
+                <w:sz w:val="19"/>
+              </w:rPr>
+              <w:t xml:space="preserve"> del pipeline elegido produjeron el </w:t>
+            </w:r>
+            <w:r>
+              <w:rPr>
+                <w:rFonts w:ascii="Calibri" w:hAnsi="Calibri"/>
+                <w:b/>
+                <w:i w:val="0"/>
+                <w:color w:val="131B2E"/>
+                <w:sz w:val="19"/>
+              </w:rPr>
+              <w:t>mismo SHA-256</w:t>
+            </w:r>
+            <w:r>
+              <w:rPr>
+                <w:rFonts w:ascii="Calibri" w:hAnsi="Calibri"/>
+                <w:b w:val="0"/>
+                <w:i w:val="0"/>
+                <w:color w:val="131B2E"/>
+                <w:sz w:val="19"/>
+              </w:rPr>
+              <w:t xml:space="preserve"> y el mismo umbral (</w:t>
+            </w:r>
+            <w:r>
+              <w:rPr>
+                <w:rFonts w:ascii="Consolas" w:hAnsi="Consolas"/>
+                <w:b w:val="0"/>
+                <w:i w:val="0"/>
+                <w:color w:val="131B2E"/>
+                <w:sz w:val="19"/>
+              </w:rPr>
+              <w:t>1.8126087939765134</w:t>
+            </w:r>
+            <w:r>
+              <w:rPr>
+                <w:rFonts w:ascii="Calibri" w:hAnsi="Calibri"/>
+                <w:b w:val="0"/>
+                <w:i w:val="0"/>
+                <w:color w:val="131B2E"/>
+                <w:sz w:val="19"/>
+              </w:rPr>
+              <w:t>)</w:t>
+            </w:r>
+          </w:p>
+        </w:tc>
+      </w:tr>
+      <w:tr>
+        <w:tc>
+          <w:tcPr>
+            <w:tcW w:type="dxa" w:w="2948"/>
+          </w:tcPr>
+          <w:p>
+            <w:r/>
+            <w:r>
+              <w:rPr>
+                <w:rFonts w:ascii="Calibri" w:hAnsi="Calibri"/>
+                <w:b/>
+                <w:i w:val="0"/>
+                <w:color w:val="131B2E"/>
+                <w:sz w:val="19"/>
+              </w:rPr>
+              <w:t>Estabilidad del umbral</w:t>
+            </w:r>
+          </w:p>
+        </w:tc>
+        <w:tc>
+          <w:tcPr>
+            <w:tcW w:type="dxa" w:w="6406"/>
+          </w:tcPr>
+          <w:p>
+            <w:r/>
+            <w:r>
+              <w:rPr>
+                <w:rFonts w:ascii="Calibri" w:hAnsi="Calibri"/>
+                <w:b w:val="0"/>
+                <w:i w:val="0"/>
+                <w:color w:val="131B2E"/>
+                <w:sz w:val="19"/>
+              </w:rPr>
+              <w:t xml:space="preserve">Remuestreo bootstrap por episodio, </w:t>
+            </w:r>
+            <w:r>
+              <w:rPr>
+                <w:rFonts w:ascii="Calibri" w:hAnsi="Calibri"/>
+                <w:b/>
+                <w:i w:val="0"/>
+                <w:color w:val="131B2E"/>
+                <w:sz w:val="19"/>
+              </w:rPr>
+              <w:t>B = 1 000</w:t>
+            </w:r>
+            <w:r>
+              <w:rPr>
+                <w:rFonts w:ascii="Calibri" w:hAnsi="Calibri"/>
+                <w:b w:val="0"/>
+                <w:i w:val="0"/>
+                <w:color w:val="131B2E"/>
+                <w:sz w:val="19"/>
+              </w:rPr>
+              <w:t xml:space="preserve">: coeficiente de variación </w:t>
+            </w:r>
+            <w:r>
+              <w:rPr>
+                <w:rFonts w:ascii="Calibri" w:hAnsi="Calibri"/>
+                <w:b/>
+                <w:i w:val="0"/>
+                <w:color w:val="131B2E"/>
+                <w:sz w:val="19"/>
+              </w:rPr>
+              <w:t>4,10 %</w:t>
+            </w:r>
+            <w:r>
+              <w:rPr>
+                <w:rFonts w:ascii="Calibri" w:hAnsi="Calibri"/>
+                <w:b w:val="0"/>
+                <w:i w:val="0"/>
+                <w:color w:val="131B2E"/>
+                <w:sz w:val="19"/>
+              </w:rPr>
+              <w:t xml:space="preserve"> (máximo declarado 5 %), banda percentil [1,6496 – 1,8132]</w:t>
             </w:r>
           </w:p>
         </w:tc>
@@ -2314,6 +2634,7 @@
               <w:rPr>
                 <w:rFonts w:ascii="Calibri" w:hAnsi="Calibri"/>
                 <w:b/>
+                <w:i w:val="0"/>
                 <w:color w:val="FFFFFF"/>
                 <w:sz w:val="19"/>
               </w:rPr>
@@ -2332,6 +2653,7 @@
               <w:rPr>
                 <w:rFonts w:ascii="Calibri" w:hAnsi="Calibri"/>
                 <w:b/>
+                <w:i w:val="0"/>
                 <w:color w:val="FFFFFF"/>
                 <w:sz w:val="19"/>
               </w:rPr>
@@ -2350,6 +2672,7 @@
               <w:rPr>
                 <w:rFonts w:ascii="Calibri" w:hAnsi="Calibri"/>
                 <w:b/>
+                <w:i w:val="0"/>
                 <w:color w:val="FFFFFF"/>
                 <w:sz w:val="19"/>
               </w:rPr>
@@ -2369,6 +2692,7 @@
               <w:rPr>
                 <w:rFonts w:ascii="Calibri" w:hAnsi="Calibri"/>
                 <w:b w:val="0"/>
+                <w:i w:val="0"/>
                 <w:color w:val="131B2E"/>
                 <w:sz w:val="19"/>
               </w:rPr>
@@ -2387,6 +2711,7 @@
               <w:rPr>
                 <w:rFonts w:ascii="Calibri" w:hAnsi="Calibri"/>
                 <w:b w:val="0"/>
+                <w:i w:val="0"/>
                 <w:color w:val="131B2E"/>
                 <w:sz w:val="19"/>
               </w:rPr>
@@ -2404,6 +2729,7 @@
               <w:rPr>
                 <w:rFonts w:ascii="Calibri" w:hAnsi="Calibri"/>
                 <w:b w:val="0"/>
+                <w:i w:val="0"/>
                 <w:color w:val="131B2E"/>
                 <w:sz w:val="19"/>
               </w:rPr>
@@ -2424,6 +2750,7 @@
               <w:rPr>
                 <w:rFonts w:ascii="Calibri" w:hAnsi="Calibri"/>
                 <w:b w:val="0"/>
+                <w:i w:val="0"/>
                 <w:color w:val="131B2E"/>
                 <w:sz w:val="19"/>
               </w:rPr>
@@ -2442,6 +2769,7 @@
               <w:rPr>
                 <w:rFonts w:ascii="Calibri" w:hAnsi="Calibri"/>
                 <w:b w:val="0"/>
+                <w:i w:val="0"/>
                 <w:color w:val="131B2E"/>
                 <w:sz w:val="19"/>
               </w:rPr>
@@ -2460,6 +2788,7 @@
               <w:rPr>
                 <w:rFonts w:ascii="Calibri" w:hAnsi="Calibri"/>
                 <w:b w:val="0"/>
+                <w:i w:val="0"/>
                 <w:color w:val="131B2E"/>
                 <w:sz w:val="19"/>
               </w:rPr>
@@ -2479,6 +2808,7 @@
               <w:rPr>
                 <w:rFonts w:ascii="Calibri" w:hAnsi="Calibri"/>
                 <w:b w:val="0"/>
+                <w:i w:val="0"/>
                 <w:color w:val="131B2E"/>
                 <w:sz w:val="19"/>
               </w:rPr>
@@ -2497,6 +2827,7 @@
               <w:rPr>
                 <w:rFonts w:ascii="Calibri" w:hAnsi="Calibri"/>
                 <w:b w:val="0"/>
+                <w:i w:val="0"/>
                 <w:color w:val="131B2E"/>
                 <w:sz w:val="19"/>
               </w:rPr>
@@ -2514,6 +2845,7 @@
               <w:rPr>
                 <w:rFonts w:ascii="Calibri" w:hAnsi="Calibri"/>
                 <w:b w:val="0"/>
+                <w:i w:val="0"/>
                 <w:color w:val="131B2E"/>
                 <w:sz w:val="19"/>
               </w:rPr>
@@ -2544,18 +2876,38 @@
       <w:r>
         <w:rPr>
           <w:b/>
+          <w:i w:val="0"/>
           <w:color w:val="131B2E"/>
           <w:sz w:val="20"/>
         </w:rPr>
-        <w:t>Repetición del experimento de modelado.</w:t>
+        <w:t>Validación externa del umbral.</w:t>
       </w:r>
       <w:r>
         <w:rPr>
           <w:b w:val="0"/>
+          <w:i w:val="0"/>
           <w:color w:val="131B2E"/>
           <w:sz w:val="20"/>
         </w:rPr>
-        <w:t xml:space="preserve"> La calibración se ejecutó una sola vez; no hay repeticiones independientes que permitan estimar la variabilidad del umbral.</w:t>
+        <w:t xml:space="preserve"> La banda de variabilidad se estimó por remuestreo sobre los mismos episodios; </w:t>
+      </w:r>
+      <w:r>
+        <w:rPr>
+          <w:b/>
+          <w:i w:val="0"/>
+          <w:color w:val="131B2E"/>
+          <w:sz w:val="20"/>
+        </w:rPr>
+        <w:t>no hay una jornada nueva</w:t>
+      </w:r>
+      <w:r>
+        <w:rPr>
+          <w:b w:val="0"/>
+          <w:i w:val="0"/>
+          <w:color w:val="131B2E"/>
+          <w:sz w:val="20"/>
+        </w:rPr>
+        <w:t xml:space="preserve"> que confirme que el umbral sigue siendo válido en otra fecha.</w:t>
       </w:r>
     </w:p>
     <w:p>
@@ -2566,6 +2918,7 @@
       <w:r>
         <w:rPr>
           <w:b/>
+          <w:i w:val="0"/>
           <w:color w:val="131B2E"/>
           <w:sz w:val="20"/>
         </w:rPr>
@@ -2574,6 +2927,7 @@
       <w:r>
         <w:rPr>
           <w:b w:val="0"/>
+          <w:i w:val="0"/>
           <w:color w:val="131B2E"/>
           <w:sz w:val="20"/>
         </w:rPr>
@@ -2662,6 +3016,7 @@
               <w:rPr>
                 <w:rFonts w:ascii="Calibri" w:hAnsi="Calibri"/>
                 <w:b/>
+                <w:i w:val="0"/>
                 <w:color w:val="FFFFFF"/>
                 <w:sz w:val="19"/>
               </w:rPr>
@@ -2680,6 +3035,7 @@
               <w:rPr>
                 <w:rFonts w:ascii="Calibri" w:hAnsi="Calibri"/>
                 <w:b/>
+                <w:i w:val="0"/>
                 <w:color w:val="FFFFFF"/>
                 <w:sz w:val="19"/>
               </w:rPr>
@@ -2698,6 +3054,7 @@
               <w:rPr>
                 <w:rFonts w:ascii="Calibri" w:hAnsi="Calibri"/>
                 <w:b/>
+                <w:i w:val="0"/>
                 <w:color w:val="FFFFFF"/>
                 <w:sz w:val="19"/>
               </w:rPr>
@@ -2716,6 +3073,7 @@
               <w:rPr>
                 <w:rFonts w:ascii="Calibri" w:hAnsi="Calibri"/>
                 <w:b/>
+                <w:i w:val="0"/>
                 <w:color w:val="FFFFFF"/>
                 <w:sz w:val="19"/>
               </w:rPr>
@@ -2736,6 +3094,7 @@
               <w:rPr>
                 <w:rFonts w:ascii="Calibri" w:hAnsi="Calibri"/>
                 <w:b w:val="0"/>
+                <w:i w:val="0"/>
                 <w:color w:val="131B2E"/>
                 <w:sz w:val="19"/>
               </w:rPr>
@@ -2753,6 +3112,7 @@
               <w:rPr>
                 <w:rFonts w:ascii="Calibri" w:hAnsi="Calibri"/>
                 <w:b w:val="0"/>
+                <w:i w:val="0"/>
                 <w:color w:val="131B2E"/>
                 <w:sz w:val="19"/>
               </w:rPr>
@@ -2770,6 +3130,7 @@
               <w:rPr>
                 <w:rFonts w:ascii="Calibri" w:hAnsi="Calibri"/>
                 <w:b w:val="0"/>
+                <w:i w:val="0"/>
                 <w:color w:val="131B2E"/>
                 <w:sz w:val="19"/>
               </w:rPr>
@@ -2788,6 +3149,7 @@
               <w:rPr>
                 <w:rFonts w:ascii="Calibri" w:hAnsi="Calibri"/>
                 <w:b w:val="0"/>
+                <w:i w:val="0"/>
                 <w:color w:val="131B2E"/>
                 <w:sz w:val="19"/>
               </w:rPr>
@@ -2808,6 +3170,7 @@
               <w:rPr>
                 <w:rFonts w:ascii="Calibri" w:hAnsi="Calibri"/>
                 <w:b w:val="0"/>
+                <w:i w:val="0"/>
                 <w:color w:val="131B2E"/>
                 <w:sz w:val="19"/>
               </w:rPr>
@@ -2826,6 +3189,7 @@
               <w:rPr>
                 <w:rFonts w:ascii="Calibri" w:hAnsi="Calibri"/>
                 <w:b w:val="0"/>
+                <w:i w:val="0"/>
                 <w:color w:val="131B2E"/>
                 <w:sz w:val="19"/>
               </w:rPr>
@@ -2844,6 +3208,7 @@
               <w:rPr>
                 <w:rFonts w:ascii="Calibri" w:hAnsi="Calibri"/>
                 <w:b w:val="0"/>
+                <w:i w:val="0"/>
                 <w:color w:val="131B2E"/>
                 <w:sz w:val="19"/>
               </w:rPr>
@@ -2862,6 +3227,7 @@
               <w:rPr>
                 <w:rFonts w:ascii="Calibri" w:hAnsi="Calibri"/>
                 <w:b w:val="0"/>
+                <w:i w:val="0"/>
                 <w:color w:val="131B2E"/>
                 <w:sz w:val="19"/>
               </w:rPr>
@@ -2882,6 +3248,7 @@
               <w:rPr>
                 <w:rFonts w:ascii="Calibri" w:hAnsi="Calibri"/>
                 <w:b w:val="0"/>
+                <w:i w:val="0"/>
                 <w:color w:val="131B2E"/>
                 <w:sz w:val="19"/>
               </w:rPr>
@@ -2899,6 +3266,7 @@
               <w:rPr>
                 <w:rFonts w:ascii="Calibri" w:hAnsi="Calibri"/>
                 <w:b w:val="0"/>
+                <w:i w:val="0"/>
                 <w:color w:val="131B2E"/>
                 <w:sz w:val="19"/>
               </w:rPr>
@@ -2916,6 +3284,7 @@
               <w:rPr>
                 <w:rFonts w:ascii="Calibri" w:hAnsi="Calibri"/>
                 <w:b w:val="0"/>
+                <w:i w:val="0"/>
                 <w:color w:val="131B2E"/>
                 <w:sz w:val="19"/>
               </w:rPr>
@@ -2934,6 +3303,7 @@
               <w:rPr>
                 <w:rFonts w:ascii="Calibri" w:hAnsi="Calibri"/>
                 <w:b w:val="0"/>
+                <w:i w:val="0"/>
                 <w:color w:val="131B2E"/>
                 <w:sz w:val="19"/>
               </w:rPr>
@@ -2954,6 +3324,7 @@
               <w:rPr>
                 <w:rFonts w:ascii="Calibri" w:hAnsi="Calibri"/>
                 <w:b w:val="0"/>
+                <w:i w:val="0"/>
                 <w:color w:val="131B2E"/>
                 <w:sz w:val="19"/>
               </w:rPr>
@@ -2972,6 +3343,7 @@
               <w:rPr>
                 <w:rFonts w:ascii="Calibri" w:hAnsi="Calibri"/>
                 <w:b w:val="0"/>
+                <w:i w:val="0"/>
                 <w:color w:val="131B2E"/>
                 <w:sz w:val="19"/>
               </w:rPr>
@@ -2990,6 +3362,7 @@
               <w:rPr>
                 <w:rFonts w:ascii="Calibri" w:hAnsi="Calibri"/>
                 <w:b w:val="0"/>
+                <w:i w:val="0"/>
                 <w:color w:val="131B2E"/>
                 <w:sz w:val="19"/>
               </w:rPr>
@@ -3008,6 +3381,7 @@
               <w:rPr>
                 <w:rFonts w:ascii="Calibri" w:hAnsi="Calibri"/>
                 <w:b w:val="0"/>
+                <w:i w:val="0"/>
                 <w:color w:val="131B2E"/>
                 <w:sz w:val="19"/>
               </w:rPr>
@@ -3028,6 +3402,7 @@
               <w:rPr>
                 <w:rFonts w:ascii="Calibri" w:hAnsi="Calibri"/>
                 <w:b w:val="0"/>
+                <w:i w:val="0"/>
                 <w:color w:val="131B2E"/>
                 <w:sz w:val="19"/>
               </w:rPr>
@@ -3045,6 +3420,7 @@
               <w:rPr>
                 <w:rFonts w:ascii="Calibri" w:hAnsi="Calibri"/>
                 <w:b w:val="0"/>
+                <w:i w:val="0"/>
                 <w:color w:val="131B2E"/>
                 <w:sz w:val="19"/>
               </w:rPr>
@@ -3062,6 +3438,7 @@
               <w:rPr>
                 <w:rFonts w:ascii="Calibri" w:hAnsi="Calibri"/>
                 <w:b w:val="0"/>
+                <w:i w:val="0"/>
                 <w:color w:val="131B2E"/>
                 <w:sz w:val="19"/>
               </w:rPr>
@@ -3080,6 +3457,7 @@
               <w:rPr>
                 <w:rFonts w:ascii="Calibri" w:hAnsi="Calibri"/>
                 <w:b w:val="0"/>
+                <w:i w:val="0"/>
                 <w:color w:val="131B2E"/>
                 <w:sz w:val="19"/>
               </w:rPr>
@@ -3131,6 +3509,7 @@
             <w:r>
               <w:rPr>
                 <w:b w:val="0"/>
+                <w:i w:val="0"/>
                 <w:color w:val="131B2E"/>
                 <w:sz w:val="19"/>
               </w:rPr>
@@ -3139,6 +3518,7 @@
             <w:r>
               <w:rPr>
                 <w:b/>
+                <w:i w:val="0"/>
                 <w:color w:val="131B2E"/>
                 <w:sz w:val="19"/>
               </w:rPr>
@@ -3147,6 +3527,7 @@
             <w:r>
               <w:rPr>
                 <w:b w:val="0"/>
+                <w:i w:val="0"/>
                 <w:color w:val="131B2E"/>
                 <w:sz w:val="19"/>
               </w:rPr>
@@ -3155,6 +3536,7 @@
             <w:r>
               <w:rPr>
                 <w:b/>
+                <w:i w:val="0"/>
                 <w:color w:val="131B2E"/>
                 <w:sz w:val="19"/>
               </w:rPr>
@@ -3163,6 +3545,7 @@
             <w:r>
               <w:rPr>
                 <w:b w:val="0"/>
+                <w:i w:val="0"/>
                 <w:color w:val="131B2E"/>
                 <w:sz w:val="19"/>
               </w:rPr>
@@ -3435,6 +3818,7 @@
       <w:r>
         <w:rPr>
           <w:b/>
+          <w:i w:val="0"/>
           <w:color w:val="131B2E"/>
           <w:sz w:val="20"/>
         </w:rPr>
@@ -3443,6 +3827,7 @@
       <w:r>
         <w:rPr>
           <w:b w:val="0"/>
+          <w:i w:val="0"/>
           <w:color w:val="131B2E"/>
           <w:sz w:val="20"/>
         </w:rPr>
@@ -3457,6 +3842,7 @@
       <w:r>
         <w:rPr>
           <w:b/>
+          <w:i w:val="0"/>
           <w:color w:val="131B2E"/>
           <w:sz w:val="20"/>
         </w:rPr>
@@ -3465,6 +3851,7 @@
       <w:r>
         <w:rPr>
           <w:b w:val="0"/>
+          <w:i w:val="0"/>
           <w:color w:val="131B2E"/>
           <w:sz w:val="20"/>
         </w:rPr>
@@ -3479,6 +3866,7 @@
       <w:r>
         <w:rPr>
           <w:b/>
+          <w:i w:val="0"/>
           <w:color w:val="131B2E"/>
           <w:sz w:val="20"/>
         </w:rPr>
@@ -3487,6 +3875,7 @@
       <w:r>
         <w:rPr>
           <w:b w:val="0"/>
+          <w:i w:val="0"/>
           <w:color w:val="131B2E"/>
           <w:sz w:val="20"/>
         </w:rPr>
@@ -3501,6 +3890,7 @@
       <w:r>
         <w:rPr>
           <w:b/>
+          <w:i w:val="0"/>
           <w:color w:val="131B2E"/>
           <w:sz w:val="20"/>
         </w:rPr>
@@ -3509,6 +3899,7 @@
       <w:r>
         <w:rPr>
           <w:b w:val="0"/>
+          <w:i w:val="0"/>
           <w:color w:val="131B2E"/>
           <w:sz w:val="20"/>
         </w:rPr>
@@ -3523,6 +3914,7 @@
       <w:r>
         <w:rPr>
           <w:b/>
+          <w:i w:val="0"/>
           <w:color w:val="131B2E"/>
           <w:sz w:val="20"/>
         </w:rPr>
@@ -3531,6 +3923,7 @@
       <w:r>
         <w:rPr>
           <w:b w:val="0"/>
+          <w:i w:val="0"/>
           <w:color w:val="131B2E"/>
           <w:sz w:val="20"/>
         </w:rPr>
@@ -3545,6 +3938,7 @@
       <w:r>
         <w:rPr>
           <w:b/>
+          <w:i w:val="0"/>
           <w:color w:val="131B2E"/>
           <w:sz w:val="20"/>
         </w:rPr>
@@ -3553,6 +3947,7 @@
       <w:r>
         <w:rPr>
           <w:b w:val="0"/>
+          <w:i w:val="0"/>
           <w:color w:val="131B2E"/>
           <w:sz w:val="20"/>
         </w:rPr>

--- a/docs/entregables/02-validacion-y-confiabilidad/Informe-validacion-confiabilidad.docx
+++ b/docs/entregables/02-validacion-y-confiabilidad/Informe-validacion-confiabilidad.docx
@@ -856,7 +856,7 @@
           <w:color w:val="131B2E"/>
           <w:sz w:val="28"/>
         </w:rPr>
-        <w:t>Validación interna</w:t>
+        <w:t>Eje 1 · Confiabilidad</w:t>
       </w:r>
     </w:p>
     <w:p>
@@ -868,653 +868,28 @@
         <w:rPr>
           <w:b w:val="0"/>
           <w:i/>
-          <w:color w:val="5B6B8C"/>
-          <w:sz w:val="20"/>
+          <w:color w:val="131B2E"/>
+          <w:sz w:val="19"/>
         </w:rPr>
-        <w:t>¿Los resultados obtenidos se deben realmente a lo que el estudio dice haber probado?</w:t>
-      </w:r>
-    </w:p>
-    <w:p>
-      <w:pPr>
-        <w:spacing w:before="200" w:after="60"/>
-      </w:pPr>
-      <w:r>
-        <w:rPr>
-          <w:b/>
-          <w:color w:val="15803D"/>
-          <w:sz w:val="22"/>
-        </w:rPr>
-        <w:t>✔  Abordado de manera concreta</w:t>
-      </w:r>
-    </w:p>
-    <w:tbl>
-      <w:tblPr>
-        <w:tblStyle w:val="TableGrid"/>
-        <w:tblW w:type="auto" w:w="0"/>
-        <w:jc w:val="center"/>
-        <w:tblLook w:firstColumn="1" w:firstRow="1" w:lastColumn="0" w:lastRow="0" w:noHBand="0" w:noVBand="1" w:val="04A0"/>
-        <w:tblBorders>
-          <w:top w:val="single" w:sz="4" w:color="BFBFBF"/>
-          <w:left w:val="single" w:sz="4" w:color="BFBFBF"/>
-          <w:bottom w:val="single" w:sz="4" w:color="BFBFBF"/>
-          <w:right w:val="single" w:sz="4" w:color="BFBFBF"/>
-          <w:insideH w:val="single" w:sz="4" w:color="BFBFBF"/>
-          <w:insideV w:val="single" w:sz="4" w:color="BFBFBF"/>
-        </w:tblBorders>
-      </w:tblPr>
-      <w:tblGrid>
-        <w:gridCol w:w="4873"/>
-        <w:gridCol w:w="4873"/>
-      </w:tblGrid>
-      <w:tr>
-        <w:tc>
-          <w:tcPr>
-            <w:tcW w:type="dxa" w:w="2948"/>
-            <w:shd w:val="clear" w:fill="1F4E79"/>
-          </w:tcPr>
-          <w:p>
-            <w:r/>
-            <w:r>
-              <w:rPr>
-                <w:rFonts w:ascii="Calibri" w:hAnsi="Calibri"/>
-                <w:b/>
-                <w:i w:val="0"/>
-                <w:color w:val="FFFFFF"/>
-                <w:sz w:val="19"/>
-              </w:rPr>
-              <w:t>Aspecto</w:t>
-            </w:r>
-          </w:p>
-        </w:tc>
-        <w:tc>
-          <w:tcPr>
-            <w:tcW w:type="dxa" w:w="6406"/>
-            <w:shd w:val="clear" w:fill="1F4E79"/>
-          </w:tcPr>
-          <w:p>
-            <w:r/>
-            <w:r>
-              <w:rPr>
-                <w:rFonts w:ascii="Calibri" w:hAnsi="Calibri"/>
-                <w:b/>
-                <w:i w:val="0"/>
-                <w:color w:val="FFFFFF"/>
-                <w:sz w:val="19"/>
-              </w:rPr>
-              <w:t>Evidencia verificable</w:t>
-            </w:r>
-          </w:p>
-        </w:tc>
-      </w:tr>
-      <w:tr>
-        <w:tc>
-          <w:tcPr>
-            <w:tcW w:type="dxa" w:w="2948"/>
-          </w:tcPr>
-          <w:p>
-            <w:r/>
-            <w:r>
-              <w:rPr>
-                <w:rFonts w:ascii="Calibri" w:hAnsi="Calibri"/>
-                <w:b w:val="0"/>
-                <w:i w:val="0"/>
-                <w:color w:val="131B2E"/>
-                <w:sz w:val="19"/>
-              </w:rPr>
-              <w:t>Sin fuga de datos entre particiones</w:t>
-            </w:r>
-          </w:p>
-        </w:tc>
-        <w:tc>
-          <w:tcPr>
-            <w:tcW w:type="dxa" w:w="6406"/>
-          </w:tcPr>
-          <w:p>
-            <w:r/>
-            <w:r>
-              <w:rPr>
-                <w:rFonts w:ascii="Calibri" w:hAnsi="Calibri"/>
-                <w:b w:val="0"/>
-                <w:i w:val="0"/>
-                <w:color w:val="131B2E"/>
-                <w:sz w:val="19"/>
-              </w:rPr>
-              <w:t>Auditoría automática: ningún episodio se reparte entre entrenamiento, validación y prueba</w:t>
-            </w:r>
-          </w:p>
-        </w:tc>
-      </w:tr>
-      <w:tr>
-        <w:tc>
-          <w:tcPr>
-            <w:tcW w:type="dxa" w:w="2948"/>
-            <w:shd w:val="clear" w:fill="EEF3FA"/>
-          </w:tcPr>
-          <w:p>
-            <w:r/>
-            <w:r>
-              <w:rPr>
-                <w:rFonts w:ascii="Calibri" w:hAnsi="Calibri"/>
-                <w:b w:val="0"/>
-                <w:i w:val="0"/>
-                <w:color w:val="131B2E"/>
-                <w:sz w:val="19"/>
-              </w:rPr>
-              <w:t>Sin información futura en las variables</w:t>
-            </w:r>
-          </w:p>
-        </w:tc>
-        <w:tc>
-          <w:tcPr>
-            <w:tcW w:type="dxa" w:w="6406"/>
-            <w:shd w:val="clear" w:fill="EEF3FA"/>
-          </w:tcPr>
-          <w:p>
-            <w:r/>
-            <w:r>
-              <w:rPr>
-                <w:rFonts w:ascii="Calibri" w:hAnsi="Calibri"/>
-                <w:b w:val="0"/>
-                <w:i w:val="0"/>
-                <w:color w:val="131B2E"/>
-                <w:sz w:val="19"/>
-              </w:rPr>
-              <w:t>Prueba unitaria: un evento posterior no altera una ventana ya cerrada</w:t>
-            </w:r>
-          </w:p>
-        </w:tc>
-      </w:tr>
-      <w:tr>
-        <w:tc>
-          <w:tcPr>
-            <w:tcW w:type="dxa" w:w="2948"/>
-          </w:tcPr>
-          <w:p>
-            <w:r/>
-            <w:r>
-              <w:rPr>
-                <w:rFonts w:ascii="Calibri" w:hAnsi="Calibri"/>
-                <w:b w:val="0"/>
-                <w:i w:val="0"/>
-                <w:color w:val="131B2E"/>
-                <w:sz w:val="19"/>
-              </w:rPr>
-              <w:t>Umbral fijado antes de ver la prueba</w:t>
-            </w:r>
-          </w:p>
-        </w:tc>
-        <w:tc>
-          <w:tcPr>
-            <w:tcW w:type="dxa" w:w="6406"/>
-          </w:tcPr>
-          <w:p>
-            <w:r/>
-            <w:r>
-              <w:rPr>
-                <w:rFonts w:ascii="Calibri" w:hAnsi="Calibri"/>
-                <w:b w:val="0"/>
-                <w:i w:val="0"/>
-                <w:color w:val="131B2E"/>
-                <w:sz w:val="19"/>
-              </w:rPr>
-              <w:t>Cuantil α = 0,05 solo sobre validación (k = 13, n = 273); el escalador se ajusta solo con entrenamiento</w:t>
-            </w:r>
-          </w:p>
-        </w:tc>
-      </w:tr>
-      <w:tr>
-        <w:tc>
-          <w:tcPr>
-            <w:tcW w:type="dxa" w:w="2948"/>
-            <w:shd w:val="clear" w:fill="EEF3FA"/>
-          </w:tcPr>
-          <w:p>
-            <w:r/>
-            <w:r>
-              <w:rPr>
-                <w:rFonts w:ascii="Calibri" w:hAnsi="Calibri"/>
-                <w:b w:val="0"/>
-                <w:i w:val="0"/>
-                <w:color w:val="131B2E"/>
-                <w:sz w:val="19"/>
-              </w:rPr>
-              <w:t>Evaluación en un solo paso</w:t>
-            </w:r>
-          </w:p>
-        </w:tc>
-        <w:tc>
-          <w:tcPr>
-            <w:tcW w:type="dxa" w:w="6406"/>
-            <w:shd w:val="clear" w:fill="EEF3FA"/>
-          </w:tcPr>
-          <w:p>
-            <w:r/>
-            <w:r>
-              <w:rPr>
-                <w:rFonts w:ascii="Calibri" w:hAnsi="Calibri"/>
-                <w:b w:val="0"/>
-                <w:i w:val="0"/>
-                <w:color w:val="131B2E"/>
-                <w:sz w:val="19"/>
-              </w:rPr>
-              <w:t>Sin reentrenar tras ver resultados; registro sellado con hash del calibrador y del repositorio</w:t>
-            </w:r>
-          </w:p>
-        </w:tc>
-      </w:tr>
-      <w:tr>
-        <w:tc>
-          <w:tcPr>
-            <w:tcW w:type="dxa" w:w="2948"/>
-          </w:tcPr>
-          <w:p>
-            <w:r/>
-            <w:r>
-              <w:rPr>
-                <w:rFonts w:ascii="Calibri" w:hAnsi="Calibri"/>
-                <w:b w:val="0"/>
-                <w:i w:val="0"/>
-                <w:color w:val="131B2E"/>
-                <w:sz w:val="19"/>
-              </w:rPr>
-              <w:t>Detección de una fuga propia</w:t>
-            </w:r>
-          </w:p>
-        </w:tc>
-        <w:tc>
-          <w:tcPr>
-            <w:tcW w:type="dxa" w:w="6406"/>
-          </w:tcPr>
-          <w:p>
-            <w:r/>
-            <w:r>
-              <w:rPr>
-                <w:rFonts w:ascii="Calibri" w:hAnsi="Calibri"/>
-                <w:b w:val="0"/>
-                <w:i w:val="0"/>
-                <w:color w:val="131B2E"/>
-                <w:sz w:val="19"/>
-              </w:rPr>
-              <w:t>Un experimento con selección contaminada fue identificado y marcado como “no debe citarse”</w:t>
-            </w:r>
-          </w:p>
-        </w:tc>
-      </w:tr>
-    </w:tbl>
-    <w:p>
-      <w:pPr>
-        <w:spacing w:before="200" w:after="60"/>
-      </w:pPr>
-      <w:r>
-        <w:rPr>
-          <w:b/>
-          <w:color w:val="B45309"/>
-          <w:sz w:val="22"/>
-        </w:rPr>
-        <w:t>◐  Abordado parcialmente</w:t>
-      </w:r>
-    </w:p>
-    <w:p>
-      <w:pPr>
-        <w:pStyle w:val="ListBullet"/>
-        <w:spacing w:after="60"/>
-      </w:pPr>
-      <w:r>
-        <w:rPr>
-          <w:b/>
-          <w:i w:val="0"/>
-          <w:color w:val="131B2E"/>
-          <w:sz w:val="20"/>
-        </w:rPr>
-        <w:t>Análisis de sensibilidad.</w:t>
+        <w:t>¿Repetir el procedimiento produce los mismos resultados?</w:t>
       </w:r>
       <w:r>
         <w:rPr>
           <w:b w:val="0"/>
           <w:i w:val="0"/>
           <w:color w:val="131B2E"/>
-          <w:sz w:val="20"/>
+          <w:sz w:val="19"/>
         </w:rPr>
-        <w:t xml:space="preserve"> Se ejecutó con 10 semillas, ponderación por episodio y colapso de duplicados, pero </w:t>
+        <w:t xml:space="preserve"> La sesión pide un método concreto según el tipo de producto. </w:t>
       </w:r>
       <w:r>
         <w:rPr>
           <w:b/>
           <w:i w:val="0"/>
           <w:color w:val="131B2E"/>
-          <w:sz w:val="20"/>
+          <w:sz w:val="19"/>
         </w:rPr>
-        <w:t>solo sobre los modelos descartados</w:t>
-      </w:r>
-      <w:r>
-        <w:rPr>
-          <w:b w:val="0"/>
-          <w:i w:val="0"/>
-          <w:color w:val="131B2E"/>
-          <w:sz w:val="20"/>
-        </w:rPr>
-        <w:t>. El modelo finalmente elegido no recibió ninguna prueba de estabilidad.</w:t>
-      </w:r>
-    </w:p>
-    <w:p>
-      <w:pPr>
-        <w:spacing w:before="200" w:after="60"/>
-      </w:pPr>
-      <w:r>
-        <w:rPr>
-          <w:b/>
-          <w:color w:val="B91C1C"/>
-          <w:sz w:val="22"/>
-        </w:rPr>
-        <w:t>✘  No abordado</w:t>
-      </w:r>
-    </w:p>
-    <w:p>
-      <w:pPr>
-        <w:pStyle w:val="ListBullet"/>
-        <w:spacing w:after="60"/>
-      </w:pPr>
-      <w:r>
-        <w:rPr>
-          <w:b/>
-          <w:i w:val="0"/>
-          <w:color w:val="131B2E"/>
-          <w:sz w:val="20"/>
-        </w:rPr>
-        <w:t>Selección del modelo sin contaminar la prueba.</w:t>
-      </w:r>
-      <w:r>
-        <w:rPr>
-          <w:b w:val="0"/>
-          <w:i w:val="0"/>
-          <w:color w:val="131B2E"/>
-          <w:sz w:val="20"/>
-        </w:rPr>
-        <w:t xml:space="preserve"> El modelo se eligió después de observar su desempeño en el conjunto de prueba. El registro del proyecto documenta que ese modelo estaba designado como “comparador” y que la política prohibía promoverlo por ganar una métrica posterior. En consecuencia, el </w:t>
-      </w:r>
-      <w:r>
-        <w:rPr>
-          <w:b/>
-          <w:i w:val="0"/>
-          <w:color w:val="131B2E"/>
-          <w:sz w:val="20"/>
-        </w:rPr>
-        <w:t>88.3 %</w:t>
-      </w:r>
-      <w:r>
-        <w:rPr>
-          <w:b w:val="0"/>
-          <w:i w:val="0"/>
-          <w:color w:val="131B2E"/>
-          <w:sz w:val="20"/>
-        </w:rPr>
-        <w:t xml:space="preserve"> de detección es el máximo entre </w:t>
-      </w:r>
-      <w:r>
-        <w:rPr>
-          <w:b/>
-          <w:i w:val="0"/>
-          <w:color w:val="131B2E"/>
-          <w:sz w:val="20"/>
-        </w:rPr>
-        <w:t>7 candidatos</w:t>
-      </w:r>
-      <w:r>
-        <w:rPr>
-          <w:b w:val="0"/>
-          <w:i w:val="0"/>
-          <w:color w:val="131B2E"/>
-          <w:sz w:val="20"/>
-        </w:rPr>
-        <w:t xml:space="preserve"> evaluados sobre los mismos datos, sin conjunto reservado que permita una estimación sin sesgo optimista.</w:t>
-      </w:r>
-    </w:p>
-    <w:p>
-      <w:pPr>
-        <w:pStyle w:val="ListBullet"/>
-        <w:spacing w:after="60"/>
-      </w:pPr>
-      <w:r>
-        <w:rPr>
-          <w:b/>
-          <w:i w:val="0"/>
-          <w:color w:val="131B2E"/>
-          <w:sz w:val="20"/>
-        </w:rPr>
-        <w:t>Pruebas de significancia estadística.</w:t>
-      </w:r>
-      <w:r>
-        <w:rPr>
-          <w:b w:val="0"/>
-          <w:i w:val="0"/>
-          <w:color w:val="131B2E"/>
-          <w:sz w:val="20"/>
-        </w:rPr>
-        <w:t xml:space="preserve"> Ejecutadas: McNemar exacto por pares con corrección de Holm-Bonferroni sobre las 21 comparaciones. Las </w:t>
-      </w:r>
-      <w:r>
-        <w:rPr>
-          <w:b/>
-          <w:i w:val="0"/>
-          <w:color w:val="131B2E"/>
-          <w:sz w:val="20"/>
-        </w:rPr>
-        <w:t>seis del OCSVM son significativas sin excepción</w:t>
-      </w:r>
-      <w:r>
-        <w:rPr>
-          <w:b w:val="0"/>
-          <w:i w:val="0"/>
-          <w:color w:val="131B2E"/>
-          <w:sz w:val="20"/>
-        </w:rPr>
-        <w:t xml:space="preserve">; en cambio </w:t>
-      </w:r>
-      <w:r>
-        <w:rPr>
-          <w:b/>
-          <w:i w:val="0"/>
-          <w:color w:val="131B2E"/>
-          <w:sz w:val="20"/>
-        </w:rPr>
-        <w:t>ninguna diferencia de falso positivo lo es</w:t>
-      </w:r>
-      <w:r>
-        <w:rPr>
-          <w:b w:val="0"/>
-          <w:i w:val="0"/>
-          <w:color w:val="131B2E"/>
-          <w:sz w:val="20"/>
-        </w:rPr>
-        <w:t>, así que afirmar que un modelo comete menos falsos positivos que otro no está respaldado.</w:t>
-      </w:r>
-    </w:p>
-    <w:p>
-      <w:pPr>
-        <w:spacing w:before="320" w:after="120"/>
-        <w:pBdr>
-          <w:bottom w:val="single" w:sz="8" w:color="1F4E79"/>
-        </w:pBdr>
-      </w:pPr>
-      <w:r>
-        <w:rPr>
-          <w:b/>
-          <w:color w:val="1F4E79"/>
-          <w:sz w:val="30"/>
-        </w:rPr>
-        <w:t xml:space="preserve">3.  </w:t>
-      </w:r>
-      <w:r>
-        <w:rPr>
-          <w:b/>
-          <w:color w:val="131B2E"/>
-          <w:sz w:val="28"/>
-        </w:rPr>
-        <w:t>Validación externa</w:t>
-      </w:r>
-    </w:p>
-    <w:p>
-      <w:pPr>
-        <w:spacing w:after="120"/>
-        <w:jc w:val="both"/>
-      </w:pPr>
-      <w:r>
-        <w:rPr>
-          <w:b w:val="0"/>
-          <w:i/>
-          <w:color w:val="5B6B8C"/>
-          <w:sz w:val="20"/>
-        </w:rPr>
-        <w:t>¿Los resultados se generalizan a otros contextos, poblaciones o condiciones de uso?</w:t>
-      </w:r>
-    </w:p>
-    <w:p>
-      <w:pPr>
-        <w:spacing w:before="200" w:after="60"/>
-      </w:pPr>
-      <w:r>
-        <w:rPr>
-          <w:b/>
-          <w:color w:val="15803D"/>
-          <w:sz w:val="22"/>
-        </w:rPr>
-        <w:t>✔  Abordado de manera concreta</w:t>
-      </w:r>
-    </w:p>
-    <w:p>
-      <w:pPr>
-        <w:pStyle w:val="ListBullet"/>
-        <w:spacing w:after="60"/>
-      </w:pPr>
-      <w:r>
-        <w:rPr>
-          <w:b/>
-          <w:i w:val="0"/>
-          <w:color w:val="131B2E"/>
-          <w:sz w:val="20"/>
-        </w:rPr>
-        <w:t>Se midió el sistema completo en operación real</w:t>
-      </w:r>
-      <w:r>
-        <w:rPr>
-          <w:b w:val="0"/>
-          <w:i w:val="0"/>
-          <w:color w:val="131B2E"/>
-          <w:sz w:val="20"/>
-        </w:rPr>
-        <w:t>, no solo el modelo en laboratorio: 2 pases de 29 corridas más 2 pruebas de aislamiento, con motor y bloqueo activos.</w:t>
-      </w:r>
-    </w:p>
-    <w:p>
-      <w:pPr>
-        <w:pStyle w:val="ListBullet"/>
-        <w:spacing w:after="60"/>
-      </w:pPr>
-      <w:r>
-        <w:rPr>
-          <w:b/>
-          <w:i w:val="0"/>
-          <w:color w:val="131B2E"/>
-          <w:sz w:val="20"/>
-        </w:rPr>
-        <w:t>Ataques genuinos</w:t>
-      </w:r>
-      <w:r>
-        <w:rPr>
-          <w:b w:val="0"/>
-          <w:i w:val="0"/>
-          <w:color w:val="131B2E"/>
-          <w:sz w:val="20"/>
-        </w:rPr>
-        <w:t xml:space="preserve"> desde una máquina atacante real en 6 familias distintas, no simulados por inyección de datos.</w:t>
-      </w:r>
-    </w:p>
-    <w:p>
-      <w:pPr>
-        <w:pStyle w:val="ListBullet"/>
-        <w:spacing w:after="60"/>
-      </w:pPr>
-      <w:r>
-        <w:rPr>
-          <w:b/>
-          <w:i w:val="0"/>
-          <w:color w:val="131B2E"/>
-          <w:sz w:val="20"/>
-        </w:rPr>
-        <w:t>Se declaró la procedencia heterogénea</w:t>
-      </w:r>
-      <w:r>
-        <w:rPr>
-          <w:b w:val="0"/>
-          <w:i w:val="0"/>
-          <w:color w:val="131B2E"/>
-          <w:sz w:val="20"/>
-        </w:rPr>
-        <w:t xml:space="preserve"> de los datos de ataque: 161 ventanas reales y 18 heredadas, reportadas por separado (</w:t>
-      </w:r>
-      <w:r>
-        <w:rPr>
-          <w:b/>
-          <w:i w:val="0"/>
-          <w:color w:val="131B2E"/>
-          <w:sz w:val="20"/>
-        </w:rPr>
-        <w:t>88.8 %</w:t>
-      </w:r>
-      <w:r>
-        <w:rPr>
-          <w:b w:val="0"/>
-          <w:i w:val="0"/>
-          <w:color w:val="131B2E"/>
-          <w:sz w:val="20"/>
-        </w:rPr>
-        <w:t xml:space="preserve"> frente a </w:t>
-      </w:r>
-      <w:r>
-        <w:rPr>
-          <w:b/>
-          <w:i w:val="0"/>
-          <w:color w:val="131B2E"/>
-          <w:sz w:val="20"/>
-        </w:rPr>
-        <w:t>83,3 %</w:t>
-      </w:r>
-      <w:r>
-        <w:rPr>
-          <w:b w:val="0"/>
-          <w:i w:val="0"/>
-          <w:color w:val="131B2E"/>
-          <w:sz w:val="20"/>
-        </w:rPr>
-        <w:t>).</w:t>
-      </w:r>
-    </w:p>
-    <w:p>
-      <w:pPr>
-        <w:spacing w:before="200" w:after="60"/>
-      </w:pPr>
-      <w:r>
-        <w:rPr>
-          <w:b/>
-          <w:color w:val="B91C1C"/>
-          <w:sz w:val="22"/>
-        </w:rPr>
-        <w:t>✘  Resultado que refuta la generalización</w:t>
-      </w:r>
-    </w:p>
-    <w:p>
-      <w:pPr>
-        <w:spacing w:after="120"/>
-        <w:jc w:val="both"/>
-      </w:pPr>
-      <w:r>
-        <w:rPr>
-          <w:b w:val="0"/>
-          <w:i w:val="0"/>
-          <w:color w:val="131B2E"/>
-          <w:sz w:val="20"/>
-        </w:rPr>
-        <w:t>Es el hallazgo más importante del informe y se reporta aunque sea desfavorable:</w:t>
+        <w:t>Dos no aplican aquí y conviene decirlo antes de que se pregunte:</w:t>
       </w:r>
     </w:p>
     <w:tbl>
@@ -1540,7 +915,7 @@
       <w:tr>
         <w:tc>
           <w:tcPr>
-            <w:tcW w:type="dxa" w:w="3685"/>
+            <w:tcW w:type="dxa" w:w="1928"/>
             <w:shd w:val="clear" w:fill="1F4E79"/>
           </w:tcPr>
           <w:p>
@@ -1553,13 +928,13 @@
                 <w:color w:val="FFFFFF"/>
                 <w:sz w:val="19"/>
               </w:rPr>
-              <w:t>Condición de medición</w:t>
+              <w:t>Prueba</w:t>
             </w:r>
           </w:p>
         </w:tc>
         <w:tc>
           <w:tcPr>
-            <w:tcW w:type="dxa" w:w="2835"/>
+            <w:tcW w:type="dxa" w:w="2608"/>
             <w:shd w:val="clear" w:fill="1F4E79"/>
           </w:tcPr>
           <w:p>
@@ -1572,13 +947,13 @@
                 <w:color w:val="FFFFFF"/>
                 <w:sz w:val="19"/>
               </w:rPr>
-              <w:t>Falsos positivos</w:t>
+              <w:t>Qué mide</w:t>
             </w:r>
           </w:p>
         </w:tc>
         <w:tc>
           <w:tcPr>
-            <w:tcW w:type="dxa" w:w="2835"/>
+            <w:tcW w:type="dxa" w:w="4819"/>
             <w:shd w:val="clear" w:fill="1F4E79"/>
           </w:tcPr>
           <w:p>
@@ -1591,7 +966,7 @@
                 <w:color w:val="FFFFFF"/>
                 <w:sz w:val="19"/>
               </w:rPr>
-              <w:t>IC 95 %</w:t>
+              <w:t>Por qué no aplica aquí</w:t>
             </w:r>
           </w:p>
         </w:tc>
@@ -1599,7 +974,25 @@
       <w:tr>
         <w:tc>
           <w:tcPr>
-            <w:tcW w:type="dxa" w:w="3685"/>
+            <w:tcW w:type="dxa" w:w="1928"/>
+          </w:tcPr>
+          <w:p>
+            <w:r/>
+            <w:r>
+              <w:rPr>
+                <w:rFonts w:ascii="Calibri" w:hAnsi="Calibri"/>
+                <w:b/>
+                <w:i w:val="0"/>
+                <w:color w:val="131B2E"/>
+                <w:sz w:val="19"/>
+              </w:rPr>
+              <w:t>Alfa de Cronbach</w:t>
+            </w:r>
+          </w:p>
+        </w:tc>
+        <w:tc>
+          <w:tcPr>
+            <w:tcW w:type="dxa" w:w="2608"/>
           </w:tcPr>
           <w:p>
             <w:r/>
@@ -1611,14 +1004,13 @@
                 <w:color w:val="131B2E"/>
                 <w:sz w:val="19"/>
               </w:rPr>
-              <w:t>Laboratorio (conjunto de prueba)</w:t>
+              <w:t>Consistencia interna entre los ítems de un instrumento</w:t>
             </w:r>
           </w:p>
         </w:tc>
         <w:tc>
           <w:tcPr>
-            <w:tcW w:type="dxa" w:w="2835"/>
-            <w:shd w:val="clear" w:fill="E0F3E6"/>
+            <w:tcW w:type="dxa" w:w="4819"/>
           </w:tcPr>
           <w:p>
             <w:r/>
@@ -1630,16 +1022,18 @@
                 <w:color w:val="131B2E"/>
                 <w:sz w:val="19"/>
               </w:rPr>
-              <w:t>4.71 %  (13/276)</w:t>
+              <w:t xml:space="preserve">El producto es un sistema que decide y bloquea: </w:t>
             </w:r>
-          </w:p>
-        </w:tc>
-        <w:tc>
-          <w:tcPr>
-            <w:tcW w:type="dxa" w:w="2835"/>
-          </w:tcPr>
-          <w:p>
-            <w:r/>
+            <w:r>
+              <w:rPr>
+                <w:rFonts w:ascii="Calibri" w:hAnsi="Calibri"/>
+                <w:b/>
+                <w:i w:val="0"/>
+                <w:color w:val="131B2E"/>
+                <w:sz w:val="19"/>
+              </w:rPr>
+              <w:t>no tiene ítems de escala</w:t>
+            </w:r>
             <w:r>
               <w:rPr>
                 <w:rFonts w:ascii="Calibri" w:hAnsi="Calibri"/>
@@ -1648,7 +1042,7 @@
                 <w:color w:val="131B2E"/>
                 <w:sz w:val="19"/>
               </w:rPr>
-              <w:t>2,8 % – 7,9 %</w:t>
+              <w:t xml:space="preserve"> que correlacionar. Se calculará sobre el SUS, que sí tiene 10 ítems</w:t>
             </w:r>
           </w:p>
         </w:tc>
@@ -1656,7 +1050,26 @@
       <w:tr>
         <w:tc>
           <w:tcPr>
-            <w:tcW w:type="dxa" w:w="3685"/>
+            <w:tcW w:type="dxa" w:w="1928"/>
+            <w:shd w:val="clear" w:fill="EEF3FA"/>
+          </w:tcPr>
+          <w:p>
+            <w:r/>
+            <w:r>
+              <w:rPr>
+                <w:rFonts w:ascii="Calibri" w:hAnsi="Calibri"/>
+                <w:b/>
+                <w:i w:val="0"/>
+                <w:color w:val="131B2E"/>
+                <w:sz w:val="19"/>
+              </w:rPr>
+              <w:t>Kappa de Cohen</w:t>
+            </w:r>
+          </w:p>
+        </w:tc>
+        <w:tc>
+          <w:tcPr>
+            <w:tcW w:type="dxa" w:w="2608"/>
             <w:shd w:val="clear" w:fill="EEF3FA"/>
           </w:tcPr>
           <w:p>
@@ -1669,17 +1082,27 @@
                 <w:color w:val="131B2E"/>
                 <w:sz w:val="19"/>
               </w:rPr>
-              <w:t>Operación real · pase 1</w:t>
+              <w:t>Acuerdo entre dos evaluadores más allá del azar</w:t>
             </w:r>
           </w:p>
         </w:tc>
         <w:tc>
           <w:tcPr>
-            <w:tcW w:type="dxa" w:w="2835"/>
-            <w:shd w:val="clear" w:fill="FBE3E1"/>
+            <w:tcW w:type="dxa" w:w="4819"/>
+            <w:shd w:val="clear" w:fill="EEF3FA"/>
           </w:tcPr>
           <w:p>
             <w:r/>
+            <w:r>
+              <w:rPr>
+                <w:rFonts w:ascii="Calibri" w:hAnsi="Calibri"/>
+                <w:b/>
+                <w:i w:val="0"/>
+                <w:color w:val="131B2E"/>
+                <w:sz w:val="19"/>
+              </w:rPr>
+              <w:t>No hay jueces humanos etiquetando</w:t>
+            </w:r>
             <w:r>
               <w:rPr>
                 <w:rFonts w:ascii="Calibri" w:hAnsi="Calibri"/>
@@ -1688,375 +1111,12 @@
                 <w:color w:val="131B2E"/>
                 <w:sz w:val="19"/>
               </w:rPr>
-              <w:t>25,81 %  (16/62)</w:t>
-            </w:r>
-          </w:p>
-        </w:tc>
-        <w:tc>
-          <w:tcPr>
-            <w:tcW w:type="dxa" w:w="2835"/>
-            <w:shd w:val="clear" w:fill="EEF3FA"/>
-          </w:tcPr>
-          <w:p>
-            <w:r/>
-            <w:r>
-              <w:rPr>
-                <w:rFonts w:ascii="Calibri" w:hAnsi="Calibri"/>
-                <w:b w:val="0"/>
-                <w:i w:val="0"/>
-                <w:color w:val="131B2E"/>
-                <w:sz w:val="19"/>
-              </w:rPr>
-              <w:t>16,6 % – 37,9 %</w:t>
-            </w:r>
-          </w:p>
-        </w:tc>
-      </w:tr>
-      <w:tr>
-        <w:tc>
-          <w:tcPr>
-            <w:tcW w:type="dxa" w:w="3685"/>
-          </w:tcPr>
-          <w:p>
-            <w:r/>
-            <w:r>
-              <w:rPr>
-                <w:rFonts w:ascii="Calibri" w:hAnsi="Calibri"/>
-                <w:b w:val="0"/>
-                <w:i w:val="0"/>
-                <w:color w:val="131B2E"/>
-                <w:sz w:val="19"/>
-              </w:rPr>
-              <w:t>Operación real · pase 2</w:t>
-            </w:r>
-          </w:p>
-        </w:tc>
-        <w:tc>
-          <w:tcPr>
-            <w:tcW w:type="dxa" w:w="2835"/>
-            <w:shd w:val="clear" w:fill="FBE3E1"/>
-          </w:tcPr>
-          <w:p>
-            <w:r/>
-            <w:r>
-              <w:rPr>
-                <w:rFonts w:ascii="Calibri" w:hAnsi="Calibri"/>
-                <w:b w:val="0"/>
-                <w:i w:val="0"/>
-                <w:color w:val="131B2E"/>
-                <w:sz w:val="19"/>
-              </w:rPr>
-              <w:t>22,97 %  (17/74)</w:t>
-            </w:r>
-          </w:p>
-        </w:tc>
-        <w:tc>
-          <w:tcPr>
-            <w:tcW w:type="dxa" w:w="2835"/>
-          </w:tcPr>
-          <w:p>
-            <w:r/>
-            <w:r>
-              <w:rPr>
-                <w:rFonts w:ascii="Calibri" w:hAnsi="Calibri"/>
-                <w:b w:val="0"/>
-                <w:i w:val="0"/>
-                <w:color w:val="131B2E"/>
-                <w:sz w:val="19"/>
-              </w:rPr>
-              <w:t>14,9 % – 33,7 %</w:t>
+              <w:t>: las etiquetas vienen del diseño experimental, se sabe qué máquina generó cada tráfico</w:t>
             </w:r>
           </w:p>
         </w:tc>
       </w:tr>
     </w:tbl>
-    <w:p/>
-    <w:p>
-      <w:pPr>
-        <w:jc w:val="center"/>
-      </w:pPr>
-      <w:r>
-        <w:drawing>
-          <wp:inline xmlns:a="http://schemas.openxmlformats.org/drawingml/2006/main" xmlns:pic="http://schemas.openxmlformats.org/drawingml/2006/picture">
-            <wp:extent cx="5580000" cy="2890604"/>
-            <wp:docPr id="2" name="Picture 2"/>
-            <wp:cNvGraphicFramePr>
-              <a:graphicFrameLocks noChangeAspect="1"/>
-            </wp:cNvGraphicFramePr>
-            <a:graphic>
-              <a:graphicData uri="http://schemas.openxmlformats.org/drawingml/2006/picture">
-                <pic:pic>
-                  <pic:nvPicPr>
-                    <pic:cNvPr id="0" name="C1-fpr-offline-vs-operativo.png"/>
-                    <pic:cNvPicPr/>
-                  </pic:nvPicPr>
-                  <pic:blipFill>
-                    <a:blip r:embed="rId10"/>
-                    <a:stretch>
-                      <a:fillRect/>
-                    </a:stretch>
-                  </pic:blipFill>
-                  <pic:spPr>
-                    <a:xfrm>
-                      <a:off x="0" y="0"/>
-                      <a:ext cx="5580000" cy="2890604"/>
-                    </a:xfrm>
-                    <a:prstGeom prst="rect"/>
-                  </pic:spPr>
-                </pic:pic>
-              </a:graphicData>
-            </a:graphic>
-          </wp:inline>
-        </w:drawing>
-      </w:r>
-    </w:p>
-    <w:p>
-      <w:pPr>
-        <w:spacing w:after="200"/>
-        <w:jc w:val="center"/>
-      </w:pPr>
-      <w:r>
-        <w:rPr>
-          <w:i/>
-          <w:color w:val="5B6B8C"/>
-          <w:sz w:val="17"/>
-        </w:rPr>
-        <w:t>Figura 1. Intervalos de Wilson descriptivos; las ventanas comparten episodio e historia, por lo que el gráfico no prueba por sí solo una diferencia inferencial.</w:t>
-      </w:r>
-    </w:p>
-    <w:tbl>
-      <w:tblPr>
-        <w:tblW w:type="auto" w:w="0"/>
-        <w:jc w:val="center"/>
-        <w:tblLook w:firstColumn="1" w:firstRow="1" w:lastColumn="0" w:lastRow="0" w:noHBand="0" w:noVBand="1" w:val="04A0"/>
-        <w:tblBorders>
-          <w:top w:val="single" w:sz="4" w:color="BFBFBF"/>
-          <w:left w:val="single" w:sz="4" w:color="BFBFBF"/>
-          <w:bottom w:val="single" w:sz="4" w:color="BFBFBF"/>
-          <w:right w:val="single" w:sz="4" w:color="BFBFBF"/>
-          <w:insideH w:val="single" w:sz="4" w:color="BFBFBF"/>
-          <w:insideV w:val="single" w:sz="4" w:color="BFBFBF"/>
-        </w:tblBorders>
-      </w:tblPr>
-      <w:tblGrid>
-        <w:gridCol w:w="9746"/>
-      </w:tblGrid>
-      <w:tr>
-        <w:tc>
-          <w:tcPr>
-            <w:tcW w:type="dxa" w:w="9746"/>
-            <w:shd w:val="clear" w:fill="FBE3E1"/>
-          </w:tcPr>
-          <w:p>
-            <w:r/>
-            <w:r>
-              <w:rPr>
-                <w:b/>
-                <w:color w:val="B91C1C"/>
-                <w:sz w:val="20"/>
-              </w:rPr>
-              <w:t>Evidencia adicional en aislamiento</w:t>
-            </w:r>
-          </w:p>
-          <w:p>
-            <w:pPr>
-              <w:jc w:val="both"/>
-            </w:pPr>
-            <w:r>
-              <w:rPr>
-                <w:b w:val="0"/>
-                <w:i w:val="0"/>
-                <w:color w:val="131B2E"/>
-                <w:sz w:val="19"/>
-              </w:rPr>
-              <w:t xml:space="preserve">Se reprodujo </w:t>
-            </w:r>
-            <w:r>
-              <w:rPr>
-                <w:b/>
-                <w:i w:val="0"/>
-                <w:color w:val="131B2E"/>
-                <w:sz w:val="19"/>
-              </w:rPr>
-              <w:t>sin contaminación entre pruebas</w:t>
-            </w:r>
-            <w:r>
-              <w:rPr>
-                <w:b w:val="0"/>
-                <w:i w:val="0"/>
-                <w:color w:val="131B2E"/>
-                <w:sz w:val="19"/>
-              </w:rPr>
-              <w:t xml:space="preserve">: una transferencia legítima de 200 Mbit/s generó una ventana que cruzó el umbral y </w:t>
-            </w:r>
-            <w:r>
-              <w:rPr>
-                <w:b/>
-                <w:i w:val="0"/>
-                <w:color w:val="131B2E"/>
-                <w:sz w:val="19"/>
-              </w:rPr>
-              <w:t>bloqueó a un cliente legítimo durante 120 segundos</w:t>
-            </w:r>
-            <w:r>
-              <w:rPr>
-                <w:b w:val="0"/>
-                <w:i w:val="0"/>
-                <w:color w:val="131B2E"/>
-                <w:sz w:val="19"/>
-              </w:rPr>
-              <w:t xml:space="preserve">. Otra ventana de la misma transferencia se permitió por apenas </w:t>
-            </w:r>
-            <w:r>
-              <w:rPr>
-                <w:b/>
-                <w:i w:val="0"/>
-                <w:color w:val="131B2E"/>
-                <w:sz w:val="19"/>
-              </w:rPr>
-              <w:t>0,0014 puntos</w:t>
-            </w:r>
-            <w:r>
-              <w:rPr>
-                <w:b w:val="0"/>
-                <w:i w:val="0"/>
-                <w:color w:val="131B2E"/>
-                <w:sz w:val="19"/>
-              </w:rPr>
-              <w:t xml:space="preserve"> de score, lo que indica que el tráfico legítimo intenso cae dentro del margen de decisión del modelo.</w:t>
-            </w:r>
-          </w:p>
-        </w:tc>
-      </w:tr>
-    </w:tbl>
-    <w:p/>
-    <w:p>
-      <w:pPr>
-        <w:spacing w:before="200" w:after="60"/>
-      </w:pPr>
-      <w:r>
-        <w:rPr>
-          <w:b/>
-          <w:color w:val="B91C1C"/>
-          <w:sz w:val="22"/>
-        </w:rPr>
-        <w:t>✘  No abordado</w:t>
-      </w:r>
-    </w:p>
-    <w:p>
-      <w:pPr>
-        <w:pStyle w:val="ListBullet"/>
-        <w:spacing w:after="60"/>
-      </w:pPr>
-      <w:r>
-        <w:rPr>
-          <w:b/>
-          <w:i w:val="0"/>
-          <w:color w:val="131B2E"/>
-          <w:sz w:val="20"/>
-        </w:rPr>
-        <w:t>Partición por sesiones independientes.</w:t>
-      </w:r>
-      <w:r>
-        <w:rPr>
-          <w:b w:val="0"/>
-          <w:i w:val="0"/>
-          <w:color w:val="131B2E"/>
-          <w:sz w:val="20"/>
-        </w:rPr>
-        <w:t xml:space="preserve"> La división se hizo por índice de repetición, por lo que los </w:t>
-      </w:r>
-      <w:r>
-        <w:rPr>
-          <w:b/>
-          <w:i w:val="0"/>
-          <w:color w:val="131B2E"/>
-          <w:sz w:val="20"/>
-        </w:rPr>
-        <w:t>44 perfiles</w:t>
-      </w:r>
-      <w:r>
-        <w:rPr>
-          <w:b w:val="0"/>
-          <w:i w:val="0"/>
-          <w:color w:val="131B2E"/>
-          <w:sz w:val="20"/>
-        </w:rPr>
-        <w:t xml:space="preserve"> de tráfico aparecen en las tres particiones: se mide repetibilidad del escenario, no generalización a tráfico no visto.</w:t>
-      </w:r>
-    </w:p>
-    <w:p>
-      <w:pPr>
-        <w:pStyle w:val="ListBullet"/>
-        <w:spacing w:after="60"/>
-      </w:pPr>
-      <w:r>
-        <w:rPr>
-          <w:b/>
-          <w:i w:val="0"/>
-          <w:color w:val="131B2E"/>
-          <w:sz w:val="20"/>
-        </w:rPr>
-        <w:t>Jornada de validación temporal externa.</w:t>
-      </w:r>
-      <w:r>
-        <w:rPr>
-          <w:b w:val="0"/>
-          <w:i w:val="0"/>
-          <w:color w:val="131B2E"/>
-          <w:sz w:val="20"/>
-        </w:rPr>
-        <w:t xml:space="preserve"> No existe un conjunto capturado en fecha distinta y reservado sin participar en entrenamiento ni calibración.</w:t>
-      </w:r>
-    </w:p>
-    <w:p>
-      <w:pPr>
-        <w:pStyle w:val="ListBullet"/>
-        <w:spacing w:after="60"/>
-      </w:pPr>
-      <w:r>
-        <w:rPr>
-          <w:b/>
-          <w:i w:val="0"/>
-          <w:color w:val="131B2E"/>
-          <w:sz w:val="20"/>
-        </w:rPr>
-        <w:t>Diversidad de escenarios.</w:t>
-      </w:r>
-      <w:r>
-        <w:rPr>
-          <w:b w:val="0"/>
-          <w:i w:val="0"/>
-          <w:color w:val="131B2E"/>
-          <w:sz w:val="20"/>
-        </w:rPr>
-        <w:t xml:space="preserve"> Faltan seis escenarios legítimos previstos (SSH, SCP/SFTP, SMB, respaldo, streaming y actualizaciones) y no hay captura multi-sistema-operativo.</w:t>
-      </w:r>
-    </w:p>
-    <w:p>
-      <w:pPr>
-        <w:spacing w:before="320" w:after="120"/>
-        <w:pBdr>
-          <w:bottom w:val="single" w:sz="8" w:color="1F4E79"/>
-        </w:pBdr>
-      </w:pPr>
-      <w:r>
-        <w:rPr>
-          <w:b/>
-          <w:color w:val="1F4E79"/>
-          <w:sz w:val="30"/>
-        </w:rPr>
-        <w:t xml:space="preserve">4.  </w:t>
-      </w:r>
-      <w:r>
-        <w:rPr>
-          <w:b/>
-          <w:color w:val="131B2E"/>
-          <w:sz w:val="28"/>
-        </w:rPr>
-        <w:t>Confiabilidad</w:t>
-      </w:r>
-    </w:p>
     <w:p>
       <w:pPr>
         <w:spacing w:after="120"/>
@@ -2948,7 +2008,7 @@
           <w:color w:val="1F4E79"/>
           <w:sz w:val="30"/>
         </w:rPr>
-        <w:t xml:space="preserve">5.  </w:t>
+        <w:t xml:space="preserve">3.  </w:t>
       </w:r>
       <w:r>
         <w:rPr>
@@ -2956,7 +2016,3173 @@
           <w:color w:val="131B2E"/>
           <w:sz w:val="28"/>
         </w:rPr>
-        <w:t>Qué falta y cómo se abordará con el tiempo disponible</w:t>
+        <w:t>Eje 2 · Replicabilidad</w:t>
+      </w:r>
+    </w:p>
+    <w:p>
+      <w:pPr>
+        <w:spacing w:after="120"/>
+        <w:jc w:val="both"/>
+      </w:pPr>
+      <w:r>
+        <w:rPr>
+          <w:b w:val="0"/>
+          <w:i/>
+          <w:color w:val="131B2E"/>
+          <w:sz w:val="19"/>
+        </w:rPr>
+        <w:t>¿Otro equipo, con datos nuevos y el mismo método, llegaría a lo mismo?</w:t>
+      </w:r>
+      <w:r>
+        <w:rPr>
+          <w:b w:val="0"/>
+          <w:i w:val="0"/>
+          <w:color w:val="131B2E"/>
+          <w:sz w:val="19"/>
+        </w:rPr>
+        <w:t xml:space="preserve"> La sesión pide prácticas de </w:t>
+      </w:r>
+      <w:r>
+        <w:rPr>
+          <w:b/>
+          <w:i w:val="0"/>
+          <w:color w:val="131B2E"/>
+          <w:sz w:val="19"/>
+        </w:rPr>
+        <w:t>ciencia abierta</w:t>
+      </w:r>
+      <w:r>
+        <w:rPr>
+          <w:b w:val="0"/>
+          <w:i w:val="0"/>
+          <w:color w:val="131B2E"/>
+          <w:sz w:val="19"/>
+        </w:rPr>
+        <w:t>: principios FAIR, repositorio público, datos con DOI citable, entorno con versiones exactas y preregistro.</w:t>
+      </w:r>
+    </w:p>
+    <w:p>
+      <w:pPr>
+        <w:spacing w:before="200" w:after="60"/>
+      </w:pPr>
+      <w:r>
+        <w:rPr>
+          <w:b/>
+          <w:color w:val="131B2E"/>
+          <w:sz w:val="22"/>
+        </w:rPr>
+        <w:t>→  Reproducibilidad no es replicabilidad</w:t>
+      </w:r>
+    </w:p>
+    <w:tbl>
+      <w:tblPr>
+        <w:tblStyle w:val="TableGrid"/>
+        <w:tblW w:type="auto" w:w="0"/>
+        <w:jc w:val="center"/>
+        <w:tblLook w:firstColumn="1" w:firstRow="1" w:lastColumn="0" w:lastRow="0" w:noHBand="0" w:noVBand="1" w:val="04A0"/>
+        <w:tblBorders>
+          <w:top w:val="single" w:sz="4" w:color="BFBFBF"/>
+          <w:left w:val="single" w:sz="4" w:color="BFBFBF"/>
+          <w:bottom w:val="single" w:sz="4" w:color="BFBFBF"/>
+          <w:right w:val="single" w:sz="4" w:color="BFBFBF"/>
+          <w:insideH w:val="single" w:sz="4" w:color="BFBFBF"/>
+          <w:insideV w:val="single" w:sz="4" w:color="BFBFBF"/>
+        </w:tblBorders>
+      </w:tblPr>
+      <w:tblGrid>
+        <w:gridCol w:w="3249"/>
+        <w:gridCol w:w="3249"/>
+        <w:gridCol w:w="3249"/>
+      </w:tblGrid>
+      <w:tr>
+        <w:tc>
+          <w:tcPr>
+            <w:tcW w:type="dxa" w:w="1928"/>
+            <w:shd w:val="clear" w:fill="1F4E79"/>
+          </w:tcPr>
+          <w:p>
+            <w:r/>
+          </w:p>
+        </w:tc>
+        <w:tc>
+          <w:tcPr>
+            <w:tcW w:type="dxa" w:w="3402"/>
+            <w:shd w:val="clear" w:fill="1F4E79"/>
+          </w:tcPr>
+          <w:p>
+            <w:r/>
+            <w:r>
+              <w:rPr>
+                <w:rFonts w:ascii="Calibri" w:hAnsi="Calibri"/>
+                <w:b/>
+                <w:i w:val="0"/>
+                <w:color w:val="FFFFFF"/>
+                <w:sz w:val="19"/>
+              </w:rPr>
+              <w:t>Definición de la sesión</w:t>
+            </w:r>
+          </w:p>
+        </w:tc>
+        <w:tc>
+          <w:tcPr>
+            <w:tcW w:type="dxa" w:w="4025"/>
+            <w:shd w:val="clear" w:fill="1F4E79"/>
+          </w:tcPr>
+          <w:p>
+            <w:r/>
+            <w:r>
+              <w:rPr>
+                <w:rFonts w:ascii="Calibri" w:hAnsi="Calibri"/>
+                <w:b/>
+                <w:i w:val="0"/>
+                <w:color w:val="FFFFFF"/>
+                <w:sz w:val="19"/>
+              </w:rPr>
+              <w:t>¿Se cumple?</w:t>
+            </w:r>
+          </w:p>
+        </w:tc>
+      </w:tr>
+      <w:tr>
+        <w:tc>
+          <w:tcPr>
+            <w:tcW w:type="dxa" w:w="1928"/>
+          </w:tcPr>
+          <w:p>
+            <w:r/>
+            <w:r>
+              <w:rPr>
+                <w:rFonts w:ascii="Calibri" w:hAnsi="Calibri"/>
+                <w:b/>
+                <w:i w:val="0"/>
+                <w:color w:val="131B2E"/>
+                <w:sz w:val="19"/>
+              </w:rPr>
+              <w:t>Reproducibilidad</w:t>
+            </w:r>
+          </w:p>
+        </w:tc>
+        <w:tc>
+          <w:tcPr>
+            <w:tcW w:type="dxa" w:w="3402"/>
+          </w:tcPr>
+          <w:p>
+            <w:r/>
+            <w:r>
+              <w:rPr>
+                <w:rFonts w:ascii="Calibri" w:hAnsi="Calibri"/>
+                <w:b w:val="0"/>
+                <w:i w:val="0"/>
+                <w:color w:val="131B2E"/>
+                <w:sz w:val="19"/>
+              </w:rPr>
+              <w:t>Mismos datos y mismo código → mismos resultados</w:t>
+            </w:r>
+          </w:p>
+        </w:tc>
+        <w:tc>
+          <w:tcPr>
+            <w:tcW w:type="dxa" w:w="4025"/>
+          </w:tcPr>
+          <w:p>
+            <w:r/>
+            <w:r>
+              <w:rPr>
+                <w:rFonts w:ascii="Calibri" w:hAnsi="Calibri"/>
+                <w:b/>
+                <w:i w:val="0"/>
+                <w:color w:val="131B2E"/>
+                <w:sz w:val="19"/>
+              </w:rPr>
+              <w:t>Sí.</w:t>
+            </w:r>
+            <w:r>
+              <w:rPr>
+                <w:rFonts w:ascii="Calibri" w:hAnsi="Calibri"/>
+                <w:b w:val="0"/>
+                <w:i w:val="0"/>
+                <w:color w:val="131B2E"/>
+                <w:sz w:val="19"/>
+              </w:rPr>
+              <w:t xml:space="preserve"> Al reevaluar el modelo congelado salieron exactamente las mismas cifras: 13/276 y 158/179</w:t>
+            </w:r>
+          </w:p>
+        </w:tc>
+      </w:tr>
+      <w:tr>
+        <w:tc>
+          <w:tcPr>
+            <w:tcW w:type="dxa" w:w="1928"/>
+            <w:shd w:val="clear" w:fill="EEF3FA"/>
+          </w:tcPr>
+          <w:p>
+            <w:r/>
+            <w:r>
+              <w:rPr>
+                <w:rFonts w:ascii="Calibri" w:hAnsi="Calibri"/>
+                <w:b/>
+                <w:i w:val="0"/>
+                <w:color w:val="131B2E"/>
+                <w:sz w:val="19"/>
+              </w:rPr>
+              <w:t>Replicabilidad</w:t>
+            </w:r>
+          </w:p>
+        </w:tc>
+        <w:tc>
+          <w:tcPr>
+            <w:tcW w:type="dxa" w:w="3402"/>
+            <w:shd w:val="clear" w:fill="EEF3FA"/>
+          </w:tcPr>
+          <w:p>
+            <w:r/>
+            <w:r>
+              <w:rPr>
+                <w:rFonts w:ascii="Calibri" w:hAnsi="Calibri"/>
+                <w:b/>
+                <w:i w:val="0"/>
+                <w:color w:val="131B2E"/>
+                <w:sz w:val="19"/>
+              </w:rPr>
+              <w:t>Datos nuevos</w:t>
+            </w:r>
+            <w:r>
+              <w:rPr>
+                <w:rFonts w:ascii="Calibri" w:hAnsi="Calibri"/>
+                <w:b w:val="0"/>
+                <w:i w:val="0"/>
+                <w:color w:val="131B2E"/>
+                <w:sz w:val="19"/>
+              </w:rPr>
+              <w:t>, mismo método → hallazgos consistentes</w:t>
+            </w:r>
+          </w:p>
+        </w:tc>
+        <w:tc>
+          <w:tcPr>
+            <w:tcW w:type="dxa" w:w="4025"/>
+            <w:shd w:val="clear" w:fill="EEF3FA"/>
+          </w:tcPr>
+          <w:p>
+            <w:r/>
+            <w:r>
+              <w:rPr>
+                <w:rFonts w:ascii="Calibri" w:hAnsi="Calibri"/>
+                <w:b/>
+                <w:i w:val="0"/>
+                <w:color w:val="131B2E"/>
+                <w:sz w:val="19"/>
+              </w:rPr>
+              <w:t>No.</w:t>
+            </w:r>
+            <w:r>
+              <w:rPr>
+                <w:rFonts w:ascii="Calibri" w:hAnsi="Calibri"/>
+                <w:b w:val="0"/>
+                <w:i w:val="0"/>
+                <w:color w:val="131B2E"/>
+                <w:sz w:val="19"/>
+              </w:rPr>
+              <w:t xml:space="preserve"> No existe ninguna captura posterior e independiente</w:t>
+            </w:r>
+          </w:p>
+        </w:tc>
+      </w:tr>
+    </w:tbl>
+    <w:p>
+      <w:pPr>
+        <w:spacing w:after="120"/>
+        <w:jc w:val="both"/>
+      </w:pPr>
+      <w:r>
+        <w:rPr>
+          <w:b w:val="0"/>
+          <w:i/>
+          <w:color w:val="131B2E"/>
+          <w:sz w:val="18"/>
+        </w:rPr>
+        <w:t>Decirlo así evita la afirmación más común e injustificada en trabajos de este tipo: «nuestros resultados son replicables».</w:t>
+      </w:r>
+    </w:p>
+    <w:p>
+      <w:pPr>
+        <w:spacing w:before="200" w:after="60"/>
+      </w:pPr>
+      <w:r>
+        <w:rPr>
+          <w:b/>
+          <w:color w:val="15803D"/>
+          <w:sz w:val="22"/>
+        </w:rPr>
+        <w:t>✔  Checklist de replicabilidad de la sesión</w:t>
+      </w:r>
+    </w:p>
+    <w:tbl>
+      <w:tblPr>
+        <w:tblStyle w:val="TableGrid"/>
+        <w:tblW w:type="auto" w:w="0"/>
+        <w:jc w:val="center"/>
+        <w:tblLook w:firstColumn="1" w:firstRow="1" w:lastColumn="0" w:lastRow="0" w:noHBand="0" w:noVBand="1" w:val="04A0"/>
+        <w:tblBorders>
+          <w:top w:val="single" w:sz="4" w:color="BFBFBF"/>
+          <w:left w:val="single" w:sz="4" w:color="BFBFBF"/>
+          <w:bottom w:val="single" w:sz="4" w:color="BFBFBF"/>
+          <w:right w:val="single" w:sz="4" w:color="BFBFBF"/>
+          <w:insideH w:val="single" w:sz="4" w:color="BFBFBF"/>
+          <w:insideV w:val="single" w:sz="4" w:color="BFBFBF"/>
+        </w:tblBorders>
+      </w:tblPr>
+      <w:tblGrid>
+        <w:gridCol w:w="3249"/>
+        <w:gridCol w:w="3249"/>
+        <w:gridCol w:w="3249"/>
+      </w:tblGrid>
+      <w:tr>
+        <w:tc>
+          <w:tcPr>
+            <w:tcW w:type="dxa" w:w="2608"/>
+            <w:shd w:val="clear" w:fill="1F4E79"/>
+          </w:tcPr>
+          <w:p>
+            <w:r/>
+            <w:r>
+              <w:rPr>
+                <w:rFonts w:ascii="Calibri" w:hAnsi="Calibri"/>
+                <w:b/>
+                <w:i w:val="0"/>
+                <w:color w:val="FFFFFF"/>
+                <w:sz w:val="19"/>
+              </w:rPr>
+              <w:t>Punto del checklist</w:t>
+            </w:r>
+          </w:p>
+        </w:tc>
+        <w:tc>
+          <w:tcPr>
+            <w:tcW w:type="dxa" w:w="1304"/>
+            <w:shd w:val="clear" w:fill="1F4E79"/>
+          </w:tcPr>
+          <w:p>
+            <w:r/>
+            <w:r>
+              <w:rPr>
+                <w:rFonts w:ascii="Calibri" w:hAnsi="Calibri"/>
+                <w:b/>
+                <w:i w:val="0"/>
+                <w:color w:val="FFFFFF"/>
+                <w:sz w:val="19"/>
+              </w:rPr>
+              <w:t>Estado</w:t>
+            </w:r>
+          </w:p>
+        </w:tc>
+        <w:tc>
+          <w:tcPr>
+            <w:tcW w:type="dxa" w:w="5443"/>
+            <w:shd w:val="clear" w:fill="1F4E79"/>
+          </w:tcPr>
+          <w:p>
+            <w:r/>
+            <w:r>
+              <w:rPr>
+                <w:rFonts w:ascii="Calibri" w:hAnsi="Calibri"/>
+                <w:b/>
+                <w:i w:val="0"/>
+                <w:color w:val="FFFFFF"/>
+                <w:sz w:val="19"/>
+              </w:rPr>
+              <w:t>Evidencia</w:t>
+            </w:r>
+          </w:p>
+        </w:tc>
+      </w:tr>
+      <w:tr>
+        <w:tc>
+          <w:tcPr>
+            <w:tcW w:type="dxa" w:w="2608"/>
+          </w:tcPr>
+          <w:p>
+            <w:r/>
+            <w:r>
+              <w:rPr>
+                <w:rFonts w:ascii="Calibri" w:hAnsi="Calibri"/>
+                <w:b w:val="0"/>
+                <w:i w:val="0"/>
+                <w:color w:val="131B2E"/>
+                <w:sz w:val="19"/>
+              </w:rPr>
+              <w:t>Datos disponibles públicamente</w:t>
+            </w:r>
+          </w:p>
+        </w:tc>
+        <w:tc>
+          <w:tcPr>
+            <w:tcW w:type="dxa" w:w="1304"/>
+          </w:tcPr>
+          <w:p>
+            <w:r/>
+            <w:r>
+              <w:rPr>
+                <w:rFonts w:ascii="Calibri" w:hAnsi="Calibri"/>
+                <w:b w:val="0"/>
+                <w:i w:val="0"/>
+                <w:color w:val="131B2E"/>
+                <w:sz w:val="19"/>
+              </w:rPr>
+              <w:t>Cumple</w:t>
+            </w:r>
+          </w:p>
+        </w:tc>
+        <w:tc>
+          <w:tcPr>
+            <w:tcW w:type="dxa" w:w="5443"/>
+          </w:tcPr>
+          <w:p>
+            <w:r/>
+            <w:r>
+              <w:rPr>
+                <w:rFonts w:ascii="Calibri" w:hAnsi="Calibri"/>
+                <w:b w:val="0"/>
+                <w:i w:val="0"/>
+                <w:color w:val="131B2E"/>
+                <w:sz w:val="19"/>
+              </w:rPr>
+              <w:t xml:space="preserve">Dataset, manifiesto y 7 modelos publicados, con </w:t>
+            </w:r>
+            <w:r>
+              <w:rPr>
+                <w:rFonts w:ascii="Consolas" w:hAnsi="Consolas"/>
+                <w:b w:val="0"/>
+                <w:i w:val="0"/>
+                <w:color w:val="131B2E"/>
+                <w:sz w:val="19"/>
+              </w:rPr>
+              <w:t>docs/dataset/SHA256SUMS</w:t>
+            </w:r>
+            <w:r>
+              <w:rPr>
+                <w:rFonts w:ascii="Calibri" w:hAnsi="Calibri"/>
+                <w:b w:val="0"/>
+                <w:i w:val="0"/>
+                <w:color w:val="131B2E"/>
+                <w:sz w:val="19"/>
+              </w:rPr>
+              <w:t xml:space="preserve"> (13 archivos)</w:t>
+            </w:r>
+          </w:p>
+        </w:tc>
+      </w:tr>
+      <w:tr>
+        <w:tc>
+          <w:tcPr>
+            <w:tcW w:type="dxa" w:w="2608"/>
+            <w:shd w:val="clear" w:fill="EEF3FA"/>
+          </w:tcPr>
+          <w:p>
+            <w:r/>
+            <w:r>
+              <w:rPr>
+                <w:rFonts w:ascii="Calibri" w:hAnsi="Calibri"/>
+                <w:b w:val="0"/>
+                <w:i w:val="0"/>
+                <w:color w:val="131B2E"/>
+                <w:sz w:val="19"/>
+              </w:rPr>
+              <w:t>Código disponible y documentado</w:t>
+            </w:r>
+          </w:p>
+        </w:tc>
+        <w:tc>
+          <w:tcPr>
+            <w:tcW w:type="dxa" w:w="1304"/>
+            <w:shd w:val="clear" w:fill="EEF3FA"/>
+          </w:tcPr>
+          <w:p>
+            <w:r/>
+            <w:r>
+              <w:rPr>
+                <w:rFonts w:ascii="Calibri" w:hAnsi="Calibri"/>
+                <w:b w:val="0"/>
+                <w:i w:val="0"/>
+                <w:color w:val="131B2E"/>
+                <w:sz w:val="19"/>
+              </w:rPr>
+              <w:t>Cumple</w:t>
+            </w:r>
+          </w:p>
+        </w:tc>
+        <w:tc>
+          <w:tcPr>
+            <w:tcW w:type="dxa" w:w="5443"/>
+            <w:shd w:val="clear" w:fill="EEF3FA"/>
+          </w:tcPr>
+          <w:p>
+            <w:r/>
+            <w:r>
+              <w:rPr>
+                <w:rFonts w:ascii="Calibri" w:hAnsi="Calibri"/>
+                <w:b w:val="0"/>
+                <w:i w:val="0"/>
+                <w:color w:val="131B2E"/>
+                <w:sz w:val="19"/>
+              </w:rPr>
+              <w:t>Repositorio público con historial completo; MIT para código y CC BY 4.0 para datos</w:t>
+            </w:r>
+          </w:p>
+        </w:tc>
+      </w:tr>
+      <w:tr>
+        <w:tc>
+          <w:tcPr>
+            <w:tcW w:type="dxa" w:w="2608"/>
+          </w:tcPr>
+          <w:p>
+            <w:r/>
+            <w:r>
+              <w:rPr>
+                <w:rFonts w:ascii="Calibri" w:hAnsi="Calibri"/>
+                <w:b w:val="0"/>
+                <w:i w:val="0"/>
+                <w:color w:val="131B2E"/>
+                <w:sz w:val="19"/>
+              </w:rPr>
+              <w:t>Entorno con versiones exactas</w:t>
+            </w:r>
+          </w:p>
+        </w:tc>
+        <w:tc>
+          <w:tcPr>
+            <w:tcW w:type="dxa" w:w="1304"/>
+          </w:tcPr>
+          <w:p>
+            <w:r/>
+            <w:r>
+              <w:rPr>
+                <w:rFonts w:ascii="Calibri" w:hAnsi="Calibri"/>
+                <w:b w:val="0"/>
+                <w:i w:val="0"/>
+                <w:color w:val="131B2E"/>
+                <w:sz w:val="19"/>
+              </w:rPr>
+              <w:t>Cumple</w:t>
+            </w:r>
+          </w:p>
+        </w:tc>
+        <w:tc>
+          <w:tcPr>
+            <w:tcW w:type="dxa" w:w="5443"/>
+          </w:tcPr>
+          <w:p>
+            <w:r/>
+            <w:r>
+              <w:rPr>
+                <w:rFonts w:ascii="Consolas" w:hAnsi="Consolas"/>
+                <w:b w:val="0"/>
+                <w:i w:val="0"/>
+                <w:color w:val="131B2E"/>
+                <w:sz w:val="19"/>
+              </w:rPr>
+              <w:t>requirements-model.txt</w:t>
+            </w:r>
+            <w:r>
+              <w:rPr>
+                <w:rFonts w:ascii="Calibri" w:hAnsi="Calibri"/>
+                <w:b w:val="0"/>
+                <w:i w:val="0"/>
+                <w:color w:val="131B2E"/>
+                <w:sz w:val="19"/>
+              </w:rPr>
+              <w:t xml:space="preserve">; el manifiesto registra </w:t>
+            </w:r>
+            <w:r>
+              <w:rPr>
+                <w:rFonts w:ascii="Consolas" w:hAnsi="Consolas"/>
+                <w:b w:val="0"/>
+                <w:i w:val="0"/>
+                <w:color w:val="131B2E"/>
+                <w:sz w:val="19"/>
+              </w:rPr>
+              <w:t>scikit-learn 1.9.0</w:t>
+            </w:r>
+          </w:p>
+        </w:tc>
+      </w:tr>
+      <w:tr>
+        <w:tc>
+          <w:tcPr>
+            <w:tcW w:type="dxa" w:w="2608"/>
+            <w:shd w:val="clear" w:fill="EEF3FA"/>
+          </w:tcPr>
+          <w:p>
+            <w:r/>
+            <w:r>
+              <w:rPr>
+                <w:rFonts w:ascii="Calibri" w:hAnsi="Calibri"/>
+                <w:b w:val="0"/>
+                <w:i w:val="0"/>
+                <w:color w:val="131B2E"/>
+                <w:sz w:val="19"/>
+              </w:rPr>
+              <w:t>Semillas fijadas y reportadas</w:t>
+            </w:r>
+          </w:p>
+        </w:tc>
+        <w:tc>
+          <w:tcPr>
+            <w:tcW w:type="dxa" w:w="1304"/>
+            <w:shd w:val="clear" w:fill="EEF3FA"/>
+          </w:tcPr>
+          <w:p>
+            <w:r/>
+            <w:r>
+              <w:rPr>
+                <w:rFonts w:ascii="Calibri" w:hAnsi="Calibri"/>
+                <w:b w:val="0"/>
+                <w:i w:val="0"/>
+                <w:color w:val="131B2E"/>
+                <w:sz w:val="19"/>
+              </w:rPr>
+              <w:t>Cumple</w:t>
+            </w:r>
+          </w:p>
+        </w:tc>
+        <w:tc>
+          <w:tcPr>
+            <w:tcW w:type="dxa" w:w="5443"/>
+            <w:shd w:val="clear" w:fill="EEF3FA"/>
+          </w:tcPr>
+          <w:p>
+            <w:r/>
+            <w:r>
+              <w:rPr>
+                <w:rFonts w:ascii="Consolas" w:hAnsi="Consolas"/>
+                <w:b w:val="0"/>
+                <w:i w:val="0"/>
+                <w:color w:val="131B2E"/>
+                <w:sz w:val="19"/>
+              </w:rPr>
+              <w:t>random_state</w:t>
+            </w:r>
+            <w:r>
+              <w:rPr>
+                <w:rFonts w:ascii="Calibri" w:hAnsi="Calibri"/>
+                <w:b w:val="0"/>
+                <w:i w:val="0"/>
+                <w:color w:val="131B2E"/>
+                <w:sz w:val="19"/>
+              </w:rPr>
+              <w:t xml:space="preserve"> explícito; 10 ajustes repetidos dan el mismo hash</w:t>
+            </w:r>
+          </w:p>
+        </w:tc>
+      </w:tr>
+      <w:tr>
+        <w:tc>
+          <w:tcPr>
+            <w:tcW w:type="dxa" w:w="2608"/>
+          </w:tcPr>
+          <w:p>
+            <w:r/>
+            <w:r>
+              <w:rPr>
+                <w:rFonts w:ascii="Calibri" w:hAnsi="Calibri"/>
+                <w:b w:val="0"/>
+                <w:i w:val="0"/>
+                <w:color w:val="131B2E"/>
+                <w:sz w:val="19"/>
+              </w:rPr>
+              <w:t>Instrucciones paso a paso</w:t>
+            </w:r>
+          </w:p>
+        </w:tc>
+        <w:tc>
+          <w:tcPr>
+            <w:tcW w:type="dxa" w:w="1304"/>
+          </w:tcPr>
+          <w:p>
+            <w:r/>
+            <w:r>
+              <w:rPr>
+                <w:rFonts w:ascii="Calibri" w:hAnsi="Calibri"/>
+                <w:b w:val="0"/>
+                <w:i w:val="0"/>
+                <w:color w:val="131B2E"/>
+                <w:sz w:val="19"/>
+              </w:rPr>
+              <w:t>Cumple</w:t>
+            </w:r>
+          </w:p>
+        </w:tc>
+        <w:tc>
+          <w:tcPr>
+            <w:tcW w:type="dxa" w:w="5443"/>
+          </w:tcPr>
+          <w:p>
+            <w:r/>
+            <w:r>
+              <w:rPr>
+                <w:rFonts w:ascii="Calibri" w:hAnsi="Calibri"/>
+                <w:b w:val="0"/>
+                <w:i w:val="0"/>
+                <w:color w:val="131B2E"/>
+                <w:sz w:val="19"/>
+              </w:rPr>
+              <w:t>El datasheet documenta descarga, verificación de hashes y regeneración</w:t>
+            </w:r>
+          </w:p>
+        </w:tc>
+      </w:tr>
+    </w:tbl>
+    <w:p>
+      <w:pPr>
+        <w:spacing w:before="200" w:after="60"/>
+      </w:pPr>
+      <w:r>
+        <w:rPr>
+          <w:b/>
+          <w:color w:val="B91C1C"/>
+          <w:sz w:val="22"/>
+        </w:rPr>
+        <w:t>✘  No abordado</w:t>
+      </w:r>
+    </w:p>
+    <w:p>
+      <w:pPr>
+        <w:pStyle w:val="ListBullet"/>
+        <w:spacing w:after="60"/>
+      </w:pPr>
+      <w:r>
+        <w:rPr>
+          <w:b/>
+          <w:i w:val="0"/>
+          <w:color w:val="131B2E"/>
+          <w:sz w:val="20"/>
+        </w:rPr>
+        <w:t>DOI citable de los datos.</w:t>
+      </w:r>
+      <w:r>
+        <w:rPr>
+          <w:b w:val="0"/>
+          <w:i w:val="0"/>
+          <w:color w:val="131B2E"/>
+          <w:sz w:val="20"/>
+        </w:rPr>
+        <w:t xml:space="preserve"> No hay depósito en Zenodo, Figshare ni OSF: el repositorio es público pero </w:t>
+      </w:r>
+      <w:r>
+        <w:rPr>
+          <w:b/>
+          <w:i w:val="0"/>
+          <w:color w:val="131B2E"/>
+          <w:sz w:val="20"/>
+        </w:rPr>
+        <w:t>sin identificador persistente</w:t>
+      </w:r>
+      <w:r>
+        <w:rPr>
+          <w:b w:val="0"/>
+          <w:i w:val="0"/>
+          <w:color w:val="131B2E"/>
+          <w:sz w:val="20"/>
+        </w:rPr>
+        <w:t>.</w:t>
+      </w:r>
+    </w:p>
+    <w:p>
+      <w:pPr>
+        <w:pStyle w:val="ListBullet"/>
+        <w:spacing w:after="60"/>
+      </w:pPr>
+      <w:r>
+        <w:rPr>
+          <w:b/>
+          <w:i w:val="0"/>
+          <w:color w:val="131B2E"/>
+          <w:sz w:val="20"/>
+        </w:rPr>
+        <w:t>Preregistro del plan de análisis.</w:t>
+      </w:r>
+      <w:r>
+        <w:rPr>
+          <w:b w:val="0"/>
+          <w:i w:val="0"/>
+          <w:color w:val="131B2E"/>
+          <w:sz w:val="20"/>
+        </w:rPr>
+        <w:t xml:space="preserve"> No se publicaron hipótesis, métricas ni umbrales antes de ver los resultados. Está directamente relacionado con la selección posterior del modelo.</w:t>
+      </w:r>
+    </w:p>
+    <w:p>
+      <w:pPr>
+        <w:pStyle w:val="ListBullet"/>
+        <w:spacing w:after="60"/>
+      </w:pPr>
+      <w:r>
+        <w:rPr>
+          <w:b/>
+          <w:i w:val="0"/>
+          <w:color w:val="131B2E"/>
+          <w:sz w:val="20"/>
+        </w:rPr>
+        <w:t>Replicación con datos nuevos.</w:t>
+      </w:r>
+      <w:r>
+        <w:rPr>
+          <w:b w:val="0"/>
+          <w:i w:val="0"/>
+          <w:color w:val="131B2E"/>
+          <w:sz w:val="20"/>
+        </w:rPr>
+        <w:t xml:space="preserve"> Es la carencia principal de este eje.</w:t>
+      </w:r>
+    </w:p>
+    <w:p>
+      <w:pPr>
+        <w:spacing w:before="320" w:after="120"/>
+        <w:pBdr>
+          <w:bottom w:val="single" w:sz="8" w:color="1F4E79"/>
+        </w:pBdr>
+      </w:pPr>
+      <w:r>
+        <w:rPr>
+          <w:b/>
+          <w:color w:val="1F4E79"/>
+          <w:sz w:val="30"/>
+        </w:rPr>
+        <w:t xml:space="preserve">4.  </w:t>
+      </w:r>
+      <w:r>
+        <w:rPr>
+          <w:b/>
+          <w:color w:val="131B2E"/>
+          <w:sz w:val="28"/>
+        </w:rPr>
+        <w:t>Eje 3 · Pertinencia</w:t>
+      </w:r>
+    </w:p>
+    <w:p>
+      <w:pPr>
+        <w:spacing w:after="120"/>
+        <w:jc w:val="both"/>
+      </w:pPr>
+      <w:r>
+        <w:rPr>
+          <w:b w:val="0"/>
+          <w:i/>
+          <w:color w:val="131B2E"/>
+          <w:sz w:val="19"/>
+        </w:rPr>
+        <w:t>¿La solución resuelve el problema real, para las personas que la usarán?</w:t>
+      </w:r>
+      <w:r>
+        <w:rPr>
+          <w:b w:val="0"/>
+          <w:i w:val="0"/>
+          <w:color w:val="131B2E"/>
+          <w:sz w:val="19"/>
+        </w:rPr>
+        <w:t xml:space="preserve"> La sesión pide validación con usuarios y </w:t>
+      </w:r>
+      <w:r>
+        <w:rPr>
+          <w:b w:val="0"/>
+          <w:i/>
+          <w:color w:val="131B2E"/>
+          <w:sz w:val="19"/>
+        </w:rPr>
+        <w:t>stakeholders</w:t>
+      </w:r>
+      <w:r>
+        <w:rPr>
+          <w:b w:val="0"/>
+          <w:i w:val="0"/>
+          <w:color w:val="131B2E"/>
+          <w:sz w:val="19"/>
+        </w:rPr>
+        <w:t xml:space="preserve"> reales: pruebas de usabilidad, modelos de aceptación (</w:t>
+      </w:r>
+      <w:r>
+        <w:rPr>
+          <w:b/>
+          <w:i w:val="0"/>
+          <w:color w:val="131B2E"/>
+          <w:sz w:val="19"/>
+        </w:rPr>
+        <w:t>TAM</w:t>
+      </w:r>
+      <w:r>
+        <w:rPr>
+          <w:b w:val="0"/>
+          <w:i w:val="0"/>
+          <w:color w:val="131B2E"/>
+          <w:sz w:val="19"/>
+        </w:rPr>
+        <w:t xml:space="preserve">, </w:t>
+      </w:r>
+      <w:r>
+        <w:rPr>
+          <w:b/>
+          <w:i w:val="0"/>
+          <w:color w:val="131B2E"/>
+          <w:sz w:val="19"/>
+        </w:rPr>
+        <w:t>UTAUT</w:t>
+      </w:r>
+      <w:r>
+        <w:rPr>
+          <w:b w:val="0"/>
+          <w:i w:val="0"/>
+          <w:color w:val="131B2E"/>
+          <w:sz w:val="19"/>
+        </w:rPr>
+        <w:t xml:space="preserve">), </w:t>
+      </w:r>
+      <w:r>
+        <w:rPr>
+          <w:b/>
+          <w:i w:val="0"/>
+          <w:color w:val="131B2E"/>
+          <w:sz w:val="19"/>
+        </w:rPr>
+        <w:t>SUS</w:t>
+      </w:r>
+      <w:r>
+        <w:rPr>
+          <w:b w:val="0"/>
+          <w:i w:val="0"/>
+          <w:color w:val="131B2E"/>
+          <w:sz w:val="19"/>
+        </w:rPr>
+        <w:t xml:space="preserve"> y </w:t>
+      </w:r>
+      <w:r>
+        <w:rPr>
+          <w:b/>
+          <w:i w:val="0"/>
+          <w:color w:val="131B2E"/>
+          <w:sz w:val="19"/>
+        </w:rPr>
+        <w:t>trazabilidad de requisitos</w:t>
+      </w:r>
+      <w:r>
+        <w:rPr>
+          <w:b w:val="0"/>
+          <w:i w:val="0"/>
+          <w:color w:val="131B2E"/>
+          <w:sz w:val="19"/>
+        </w:rPr>
+        <w:t>.</w:t>
+      </w:r>
+    </w:p>
+    <w:p>
+      <w:pPr>
+        <w:spacing w:after="120"/>
+        <w:jc w:val="both"/>
+      </w:pPr>
+      <w:r>
+        <w:rPr>
+          <w:b/>
+          <w:i w:val="0"/>
+          <w:color w:val="131B2E"/>
+          <w:sz w:val="19"/>
+        </w:rPr>
+        <w:t>Es el único eje de este informe sin ninguna medición.</w:t>
+      </w:r>
+      <w:r>
+        <w:rPr>
+          <w:b w:val="0"/>
+          <w:i w:val="0"/>
+          <w:color w:val="131B2E"/>
+          <w:sz w:val="19"/>
+        </w:rPr>
+        <w:t xml:space="preserve"> Se declara así, sin matizarlo.</w:t>
+      </w:r>
+    </w:p>
+    <w:tbl>
+      <w:tblPr>
+        <w:tblStyle w:val="TableGrid"/>
+        <w:tblW w:type="auto" w:w="0"/>
+        <w:jc w:val="center"/>
+        <w:tblLook w:firstColumn="1" w:firstRow="1" w:lastColumn="0" w:lastRow="0" w:noHBand="0" w:noVBand="1" w:val="04A0"/>
+        <w:tblBorders>
+          <w:top w:val="single" w:sz="4" w:color="BFBFBF"/>
+          <w:left w:val="single" w:sz="4" w:color="BFBFBF"/>
+          <w:bottom w:val="single" w:sz="4" w:color="BFBFBF"/>
+          <w:right w:val="single" w:sz="4" w:color="BFBFBF"/>
+          <w:insideH w:val="single" w:sz="4" w:color="BFBFBF"/>
+          <w:insideV w:val="single" w:sz="4" w:color="BFBFBF"/>
+        </w:tblBorders>
+      </w:tblPr>
+      <w:tblGrid>
+        <w:gridCol w:w="3249"/>
+        <w:gridCol w:w="3249"/>
+        <w:gridCol w:w="3249"/>
+      </w:tblGrid>
+      <w:tr>
+        <w:tc>
+          <w:tcPr>
+            <w:tcW w:type="dxa" w:w="2835"/>
+            <w:shd w:val="clear" w:fill="1F4E79"/>
+          </w:tcPr>
+          <w:p>
+            <w:r/>
+            <w:r>
+              <w:rPr>
+                <w:rFonts w:ascii="Calibri" w:hAnsi="Calibri"/>
+                <w:b/>
+                <w:i w:val="0"/>
+                <w:color w:val="FFFFFF"/>
+                <w:sz w:val="19"/>
+              </w:rPr>
+              <w:t>Instrumento que pide la sesión</w:t>
+            </w:r>
+          </w:p>
+        </w:tc>
+        <w:tc>
+          <w:tcPr>
+            <w:tcW w:type="dxa" w:w="1701"/>
+            <w:shd w:val="clear" w:fill="1F4E79"/>
+          </w:tcPr>
+          <w:p>
+            <w:r/>
+            <w:r>
+              <w:rPr>
+                <w:rFonts w:ascii="Calibri" w:hAnsi="Calibri"/>
+                <w:b/>
+                <w:i w:val="0"/>
+                <w:color w:val="FFFFFF"/>
+                <w:sz w:val="19"/>
+              </w:rPr>
+              <w:t>Estado</w:t>
+            </w:r>
+          </w:p>
+        </w:tc>
+        <w:tc>
+          <w:tcPr>
+            <w:tcW w:type="dxa" w:w="4819"/>
+            <w:shd w:val="clear" w:fill="1F4E79"/>
+          </w:tcPr>
+          <w:p>
+            <w:r/>
+            <w:r>
+              <w:rPr>
+                <w:rFonts w:ascii="Calibri" w:hAnsi="Calibri"/>
+                <w:b/>
+                <w:i w:val="0"/>
+                <w:color w:val="FFFFFF"/>
+                <w:sz w:val="19"/>
+              </w:rPr>
+              <w:t>Detalle</w:t>
+            </w:r>
+          </w:p>
+        </w:tc>
+      </w:tr>
+      <w:tr>
+        <w:tc>
+          <w:tcPr>
+            <w:tcW w:type="dxa" w:w="2835"/>
+          </w:tcPr>
+          <w:p>
+            <w:r/>
+            <w:r>
+              <w:rPr>
+                <w:rFonts w:ascii="Calibri" w:hAnsi="Calibri"/>
+                <w:b w:val="0"/>
+                <w:i w:val="0"/>
+                <w:color w:val="131B2E"/>
+                <w:sz w:val="19"/>
+              </w:rPr>
+              <w:t>Pruebas de usabilidad con usuarios reales</w:t>
+            </w:r>
+          </w:p>
+        </w:tc>
+        <w:tc>
+          <w:tcPr>
+            <w:tcW w:type="dxa" w:w="1701"/>
+          </w:tcPr>
+          <w:p>
+            <w:r/>
+            <w:r>
+              <w:rPr>
+                <w:rFonts w:ascii="Calibri" w:hAnsi="Calibri"/>
+                <w:b w:val="0"/>
+                <w:i w:val="0"/>
+                <w:color w:val="131B2E"/>
+                <w:sz w:val="19"/>
+              </w:rPr>
+              <w:t>No aplicado</w:t>
+            </w:r>
+          </w:p>
+        </w:tc>
+        <w:tc>
+          <w:tcPr>
+            <w:tcW w:type="dxa" w:w="4819"/>
+          </w:tcPr>
+          <w:p>
+            <w:r/>
+            <w:r>
+              <w:rPr>
+                <w:rFonts w:ascii="Calibri" w:hAnsi="Calibri"/>
+                <w:b w:val="0"/>
+                <w:i w:val="0"/>
+                <w:color w:val="131B2E"/>
+                <w:sz w:val="19"/>
+              </w:rPr>
+              <w:t>Nadie fuera del equipo ha operado el panel</w:t>
+            </w:r>
+          </w:p>
+        </w:tc>
+      </w:tr>
+      <w:tr>
+        <w:tc>
+          <w:tcPr>
+            <w:tcW w:type="dxa" w:w="2835"/>
+            <w:shd w:val="clear" w:fill="EEF3FA"/>
+          </w:tcPr>
+          <w:p>
+            <w:r/>
+            <w:r>
+              <w:rPr>
+                <w:rFonts w:ascii="Calibri" w:hAnsi="Calibri"/>
+                <w:b/>
+                <w:i w:val="0"/>
+                <w:color w:val="131B2E"/>
+                <w:sz w:val="19"/>
+              </w:rPr>
+              <w:t>SUS</w:t>
+            </w:r>
+          </w:p>
+        </w:tc>
+        <w:tc>
+          <w:tcPr>
+            <w:tcW w:type="dxa" w:w="1701"/>
+            <w:shd w:val="clear" w:fill="EEF3FA"/>
+          </w:tcPr>
+          <w:p>
+            <w:r/>
+            <w:r>
+              <w:rPr>
+                <w:rFonts w:ascii="Calibri" w:hAnsi="Calibri"/>
+                <w:b/>
+                <w:i w:val="0"/>
+                <w:color w:val="131B2E"/>
+                <w:sz w:val="19"/>
+              </w:rPr>
+              <w:t>Preparado, sin aplicar</w:t>
+            </w:r>
+          </w:p>
+        </w:tc>
+        <w:tc>
+          <w:tcPr>
+            <w:tcW w:type="dxa" w:w="4819"/>
+            <w:shd w:val="clear" w:fill="EEF3FA"/>
+          </w:tcPr>
+          <w:p>
+            <w:r/>
+            <w:r>
+              <w:rPr>
+                <w:rFonts w:ascii="Calibri" w:hAnsi="Calibri"/>
+                <w:b w:val="0"/>
+                <w:i w:val="0"/>
+                <w:color w:val="131B2E"/>
+                <w:sz w:val="19"/>
+              </w:rPr>
+              <w:t xml:space="preserve">Instrumento de 10 ítems y guion listos en </w:t>
+            </w:r>
+            <w:r>
+              <w:rPr>
+                <w:rFonts w:ascii="Consolas" w:hAnsi="Consolas"/>
+                <w:b w:val="0"/>
+                <w:i w:val="0"/>
+                <w:color w:val="131B2E"/>
+                <w:sz w:val="19"/>
+              </w:rPr>
+              <w:t>08-validacion-usuarios/</w:t>
+            </w:r>
+            <w:r>
+              <w:rPr>
+                <w:rFonts w:ascii="Calibri" w:hAnsi="Calibri"/>
+                <w:b w:val="0"/>
+                <w:i w:val="0"/>
+                <w:color w:val="131B2E"/>
+                <w:sz w:val="19"/>
+              </w:rPr>
+              <w:t xml:space="preserve">; el archivo de respuestas tiene </w:t>
+            </w:r>
+            <w:r>
+              <w:rPr>
+                <w:rFonts w:ascii="Calibri" w:hAnsi="Calibri"/>
+                <w:b/>
+                <w:i w:val="0"/>
+                <w:color w:val="131B2E"/>
+                <w:sz w:val="19"/>
+              </w:rPr>
+              <w:t>0 filas</w:t>
+            </w:r>
+          </w:p>
+        </w:tc>
+      </w:tr>
+      <w:tr>
+        <w:tc>
+          <w:tcPr>
+            <w:tcW w:type="dxa" w:w="2835"/>
+          </w:tcPr>
+          <w:p>
+            <w:r/>
+            <w:r>
+              <w:rPr>
+                <w:rFonts w:ascii="Calibri" w:hAnsi="Calibri"/>
+                <w:b w:val="0"/>
+                <w:i w:val="0"/>
+                <w:color w:val="131B2E"/>
+                <w:sz w:val="19"/>
+              </w:rPr>
+              <w:t>TAM / TAM2 / UTAUT</w:t>
+            </w:r>
+          </w:p>
+        </w:tc>
+        <w:tc>
+          <w:tcPr>
+            <w:tcW w:type="dxa" w:w="1701"/>
+          </w:tcPr>
+          <w:p>
+            <w:r/>
+            <w:r>
+              <w:rPr>
+                <w:rFonts w:ascii="Calibri" w:hAnsi="Calibri"/>
+                <w:b w:val="0"/>
+                <w:i w:val="0"/>
+                <w:color w:val="131B2E"/>
+                <w:sz w:val="19"/>
+              </w:rPr>
+              <w:t>No aplicado</w:t>
+            </w:r>
+          </w:p>
+        </w:tc>
+        <w:tc>
+          <w:tcPr>
+            <w:tcW w:type="dxa" w:w="4819"/>
+          </w:tcPr>
+          <w:p>
+            <w:r/>
+            <w:r>
+              <w:rPr>
+                <w:rFonts w:ascii="Calibri" w:hAnsi="Calibri"/>
+                <w:b w:val="0"/>
+                <w:i w:val="0"/>
+                <w:color w:val="131B2E"/>
+                <w:sz w:val="19"/>
+              </w:rPr>
+              <w:t>No se aplicó ningún modelo de aceptación</w:t>
+            </w:r>
+          </w:p>
+        </w:tc>
+      </w:tr>
+      <w:tr>
+        <w:tc>
+          <w:tcPr>
+            <w:tcW w:type="dxa" w:w="2835"/>
+            <w:shd w:val="clear" w:fill="EEF3FA"/>
+          </w:tcPr>
+          <w:p>
+            <w:r/>
+            <w:r>
+              <w:rPr>
+                <w:rFonts w:ascii="Calibri" w:hAnsi="Calibri"/>
+                <w:b w:val="0"/>
+                <w:i w:val="0"/>
+                <w:color w:val="131B2E"/>
+                <w:sz w:val="19"/>
+              </w:rPr>
+              <w:t>Entrevistas o grupos focales</w:t>
+            </w:r>
+          </w:p>
+        </w:tc>
+        <w:tc>
+          <w:tcPr>
+            <w:tcW w:type="dxa" w:w="1701"/>
+            <w:shd w:val="clear" w:fill="EEF3FA"/>
+          </w:tcPr>
+          <w:p>
+            <w:r/>
+            <w:r>
+              <w:rPr>
+                <w:rFonts w:ascii="Calibri" w:hAnsi="Calibri"/>
+                <w:b w:val="0"/>
+                <w:i w:val="0"/>
+                <w:color w:val="131B2E"/>
+                <w:sz w:val="19"/>
+              </w:rPr>
+              <w:t>No aplicado</w:t>
+            </w:r>
+          </w:p>
+        </w:tc>
+        <w:tc>
+          <w:tcPr>
+            <w:tcW w:type="dxa" w:w="4819"/>
+            <w:shd w:val="clear" w:fill="EEF3FA"/>
+          </w:tcPr>
+          <w:p>
+            <w:r/>
+            <w:r>
+              <w:rPr>
+                <w:rFonts w:ascii="Calibri" w:hAnsi="Calibri"/>
+                <w:b w:val="0"/>
+                <w:i w:val="0"/>
+                <w:color w:val="131B2E"/>
+                <w:sz w:val="19"/>
+              </w:rPr>
+              <w:t>No se realizaron</w:t>
+            </w:r>
+          </w:p>
+        </w:tc>
+      </w:tr>
+      <w:tr>
+        <w:tc>
+          <w:tcPr>
+            <w:tcW w:type="dxa" w:w="2835"/>
+          </w:tcPr>
+          <w:p>
+            <w:r/>
+            <w:r>
+              <w:rPr>
+                <w:rFonts w:ascii="Calibri" w:hAnsi="Calibri"/>
+                <w:b/>
+                <w:i w:val="0"/>
+                <w:color w:val="131B2E"/>
+                <w:sz w:val="19"/>
+              </w:rPr>
+              <w:t>Trazabilidad de requisitos</w:t>
+            </w:r>
+          </w:p>
+        </w:tc>
+        <w:tc>
+          <w:tcPr>
+            <w:tcW w:type="dxa" w:w="1701"/>
+          </w:tcPr>
+          <w:p>
+            <w:r/>
+            <w:r>
+              <w:rPr>
+                <w:rFonts w:ascii="Calibri" w:hAnsi="Calibri"/>
+                <w:b w:val="0"/>
+                <w:i w:val="0"/>
+                <w:color w:val="131B2E"/>
+                <w:sz w:val="19"/>
+              </w:rPr>
+              <w:t>Parcial</w:t>
+            </w:r>
+          </w:p>
+        </w:tc>
+        <w:tc>
+          <w:tcPr>
+            <w:tcW w:type="dxa" w:w="4819"/>
+          </w:tcPr>
+          <w:p>
+            <w:r/>
+            <w:r>
+              <w:rPr>
+                <w:rFonts w:ascii="Calibri" w:hAnsi="Calibri"/>
+                <w:b w:val="0"/>
+                <w:i w:val="0"/>
+                <w:color w:val="131B2E"/>
+                <w:sz w:val="19"/>
+              </w:rPr>
+              <w:t xml:space="preserve">La matriz existe como plan, pero </w:t>
+            </w:r>
+            <w:r>
+              <w:rPr>
+                <w:rFonts w:ascii="Calibri" w:hAnsi="Calibri"/>
+                <w:b/>
+                <w:i w:val="0"/>
+                <w:color w:val="131B2E"/>
+                <w:sz w:val="19"/>
+              </w:rPr>
+              <w:t>no está cerrada</w:t>
+            </w:r>
+            <w:r>
+              <w:rPr>
+                <w:rFonts w:ascii="Calibri" w:hAnsi="Calibri"/>
+                <w:b w:val="0"/>
+                <w:i w:val="0"/>
+                <w:color w:val="131B2E"/>
+                <w:sz w:val="19"/>
+              </w:rPr>
+              <w:t>: hay filas sin prueba asociada</w:t>
+            </w:r>
+          </w:p>
+        </w:tc>
+      </w:tr>
+    </w:tbl>
+    <w:p>
+      <w:pPr>
+        <w:spacing w:after="120"/>
+        <w:jc w:val="both"/>
+      </w:pPr>
+      <w:r>
+        <w:rPr>
+          <w:b w:val="0"/>
+          <w:i/>
+          <w:color w:val="131B2E"/>
+          <w:sz w:val="18"/>
+        </w:rPr>
+        <w:t xml:space="preserve">En palabras de la sesión: «una solución puede ser excelente en código y arquitectura, y aun así ser irrelevante si no encaja con la necesidad real». </w:t>
+      </w:r>
+      <w:r>
+        <w:rPr>
+          <w:b/>
+          <w:i/>
+          <w:color w:val="131B2E"/>
+          <w:sz w:val="18"/>
+        </w:rPr>
+        <w:t>Este proyecto ha demostrado lo primero y no ha medido lo segundo.</w:t>
+      </w:r>
+      <w:r>
+        <w:rPr>
+          <w:b w:val="0"/>
+          <w:i/>
+          <w:color w:val="131B2E"/>
+          <w:sz w:val="18"/>
+        </w:rPr>
+        <w:t xml:space="preserve"> Cerrarlo cuesta dos horas: una sesión con 5–8 evaluadores usando el instrumento ya preparado.</w:t>
+      </w:r>
+    </w:p>
+    <w:p>
+      <w:pPr>
+        <w:spacing w:before="320" w:after="120"/>
+        <w:pBdr>
+          <w:bottom w:val="single" w:sz="8" w:color="1F4E79"/>
+        </w:pBdr>
+      </w:pPr>
+      <w:r>
+        <w:rPr>
+          <w:b/>
+          <w:color w:val="1F4E79"/>
+          <w:sz w:val="30"/>
+        </w:rPr>
+        <w:t xml:space="preserve">5.1  </w:t>
+      </w:r>
+      <w:r>
+        <w:rPr>
+          <w:b/>
+          <w:color w:val="131B2E"/>
+          <w:sz w:val="28"/>
+        </w:rPr>
+        <w:t>Validez interna</w:t>
+      </w:r>
+    </w:p>
+    <w:p>
+      <w:pPr>
+        <w:spacing w:after="120"/>
+        <w:jc w:val="both"/>
+      </w:pPr>
+      <w:r>
+        <w:rPr>
+          <w:b w:val="0"/>
+          <w:i/>
+          <w:color w:val="5B6B8C"/>
+          <w:sz w:val="20"/>
+        </w:rPr>
+        <w:t>¿Los resultados obtenidos se deben realmente a lo que el estudio dice haber probado?</w:t>
+      </w:r>
+    </w:p>
+    <w:p>
+      <w:pPr>
+        <w:spacing w:before="200" w:after="60"/>
+      </w:pPr>
+      <w:r>
+        <w:rPr>
+          <w:b/>
+          <w:color w:val="15803D"/>
+          <w:sz w:val="22"/>
+        </w:rPr>
+        <w:t>✔  Abordado de manera concreta</w:t>
+      </w:r>
+    </w:p>
+    <w:tbl>
+      <w:tblPr>
+        <w:tblStyle w:val="TableGrid"/>
+        <w:tblW w:type="auto" w:w="0"/>
+        <w:jc w:val="center"/>
+        <w:tblLook w:firstColumn="1" w:firstRow="1" w:lastColumn="0" w:lastRow="0" w:noHBand="0" w:noVBand="1" w:val="04A0"/>
+        <w:tblBorders>
+          <w:top w:val="single" w:sz="4" w:color="BFBFBF"/>
+          <w:left w:val="single" w:sz="4" w:color="BFBFBF"/>
+          <w:bottom w:val="single" w:sz="4" w:color="BFBFBF"/>
+          <w:right w:val="single" w:sz="4" w:color="BFBFBF"/>
+          <w:insideH w:val="single" w:sz="4" w:color="BFBFBF"/>
+          <w:insideV w:val="single" w:sz="4" w:color="BFBFBF"/>
+        </w:tblBorders>
+      </w:tblPr>
+      <w:tblGrid>
+        <w:gridCol w:w="4873"/>
+        <w:gridCol w:w="4873"/>
+      </w:tblGrid>
+      <w:tr>
+        <w:tc>
+          <w:tcPr>
+            <w:tcW w:type="dxa" w:w="2948"/>
+            <w:shd w:val="clear" w:fill="1F4E79"/>
+          </w:tcPr>
+          <w:p>
+            <w:r/>
+            <w:r>
+              <w:rPr>
+                <w:rFonts w:ascii="Calibri" w:hAnsi="Calibri"/>
+                <w:b/>
+                <w:i w:val="0"/>
+                <w:color w:val="FFFFFF"/>
+                <w:sz w:val="19"/>
+              </w:rPr>
+              <w:t>Aspecto</w:t>
+            </w:r>
+          </w:p>
+        </w:tc>
+        <w:tc>
+          <w:tcPr>
+            <w:tcW w:type="dxa" w:w="6406"/>
+            <w:shd w:val="clear" w:fill="1F4E79"/>
+          </w:tcPr>
+          <w:p>
+            <w:r/>
+            <w:r>
+              <w:rPr>
+                <w:rFonts w:ascii="Calibri" w:hAnsi="Calibri"/>
+                <w:b/>
+                <w:i w:val="0"/>
+                <w:color w:val="FFFFFF"/>
+                <w:sz w:val="19"/>
+              </w:rPr>
+              <w:t>Evidencia verificable</w:t>
+            </w:r>
+          </w:p>
+        </w:tc>
+      </w:tr>
+      <w:tr>
+        <w:tc>
+          <w:tcPr>
+            <w:tcW w:type="dxa" w:w="2948"/>
+          </w:tcPr>
+          <w:p>
+            <w:r/>
+            <w:r>
+              <w:rPr>
+                <w:rFonts w:ascii="Calibri" w:hAnsi="Calibri"/>
+                <w:b w:val="0"/>
+                <w:i w:val="0"/>
+                <w:color w:val="131B2E"/>
+                <w:sz w:val="19"/>
+              </w:rPr>
+              <w:t>Sin fuga de datos entre particiones</w:t>
+            </w:r>
+          </w:p>
+        </w:tc>
+        <w:tc>
+          <w:tcPr>
+            <w:tcW w:type="dxa" w:w="6406"/>
+          </w:tcPr>
+          <w:p>
+            <w:r/>
+            <w:r>
+              <w:rPr>
+                <w:rFonts w:ascii="Calibri" w:hAnsi="Calibri"/>
+                <w:b w:val="0"/>
+                <w:i w:val="0"/>
+                <w:color w:val="131B2E"/>
+                <w:sz w:val="19"/>
+              </w:rPr>
+              <w:t>Auditoría automática: ningún episodio se reparte entre entrenamiento, validación y prueba</w:t>
+            </w:r>
+          </w:p>
+        </w:tc>
+      </w:tr>
+      <w:tr>
+        <w:tc>
+          <w:tcPr>
+            <w:tcW w:type="dxa" w:w="2948"/>
+            <w:shd w:val="clear" w:fill="EEF3FA"/>
+          </w:tcPr>
+          <w:p>
+            <w:r/>
+            <w:r>
+              <w:rPr>
+                <w:rFonts w:ascii="Calibri" w:hAnsi="Calibri"/>
+                <w:b w:val="0"/>
+                <w:i w:val="0"/>
+                <w:color w:val="131B2E"/>
+                <w:sz w:val="19"/>
+              </w:rPr>
+              <w:t>Sin información futura en las variables</w:t>
+            </w:r>
+          </w:p>
+        </w:tc>
+        <w:tc>
+          <w:tcPr>
+            <w:tcW w:type="dxa" w:w="6406"/>
+            <w:shd w:val="clear" w:fill="EEF3FA"/>
+          </w:tcPr>
+          <w:p>
+            <w:r/>
+            <w:r>
+              <w:rPr>
+                <w:rFonts w:ascii="Calibri" w:hAnsi="Calibri"/>
+                <w:b w:val="0"/>
+                <w:i w:val="0"/>
+                <w:color w:val="131B2E"/>
+                <w:sz w:val="19"/>
+              </w:rPr>
+              <w:t>Prueba unitaria: un evento posterior no altera una ventana ya cerrada</w:t>
+            </w:r>
+          </w:p>
+        </w:tc>
+      </w:tr>
+      <w:tr>
+        <w:tc>
+          <w:tcPr>
+            <w:tcW w:type="dxa" w:w="2948"/>
+          </w:tcPr>
+          <w:p>
+            <w:r/>
+            <w:r>
+              <w:rPr>
+                <w:rFonts w:ascii="Calibri" w:hAnsi="Calibri"/>
+                <w:b w:val="0"/>
+                <w:i w:val="0"/>
+                <w:color w:val="131B2E"/>
+                <w:sz w:val="19"/>
+              </w:rPr>
+              <w:t>Umbral fijado antes de ver la prueba</w:t>
+            </w:r>
+          </w:p>
+        </w:tc>
+        <w:tc>
+          <w:tcPr>
+            <w:tcW w:type="dxa" w:w="6406"/>
+          </w:tcPr>
+          <w:p>
+            <w:r/>
+            <w:r>
+              <w:rPr>
+                <w:rFonts w:ascii="Calibri" w:hAnsi="Calibri"/>
+                <w:b w:val="0"/>
+                <w:i w:val="0"/>
+                <w:color w:val="131B2E"/>
+                <w:sz w:val="19"/>
+              </w:rPr>
+              <w:t>Cuantil α = 0,05 solo sobre validación (k = 13, n = 273); el escalador se ajusta solo con entrenamiento</w:t>
+            </w:r>
+          </w:p>
+        </w:tc>
+      </w:tr>
+      <w:tr>
+        <w:tc>
+          <w:tcPr>
+            <w:tcW w:type="dxa" w:w="2948"/>
+            <w:shd w:val="clear" w:fill="EEF3FA"/>
+          </w:tcPr>
+          <w:p>
+            <w:r/>
+            <w:r>
+              <w:rPr>
+                <w:rFonts w:ascii="Calibri" w:hAnsi="Calibri"/>
+                <w:b w:val="0"/>
+                <w:i w:val="0"/>
+                <w:color w:val="131B2E"/>
+                <w:sz w:val="19"/>
+              </w:rPr>
+              <w:t>Evaluación en un solo paso</w:t>
+            </w:r>
+          </w:p>
+        </w:tc>
+        <w:tc>
+          <w:tcPr>
+            <w:tcW w:type="dxa" w:w="6406"/>
+            <w:shd w:val="clear" w:fill="EEF3FA"/>
+          </w:tcPr>
+          <w:p>
+            <w:r/>
+            <w:r>
+              <w:rPr>
+                <w:rFonts w:ascii="Calibri" w:hAnsi="Calibri"/>
+                <w:b w:val="0"/>
+                <w:i w:val="0"/>
+                <w:color w:val="131B2E"/>
+                <w:sz w:val="19"/>
+              </w:rPr>
+              <w:t>Sin reentrenar tras ver resultados; registro sellado con hash del calibrador y del repositorio</w:t>
+            </w:r>
+          </w:p>
+        </w:tc>
+      </w:tr>
+      <w:tr>
+        <w:tc>
+          <w:tcPr>
+            <w:tcW w:type="dxa" w:w="2948"/>
+          </w:tcPr>
+          <w:p>
+            <w:r/>
+            <w:r>
+              <w:rPr>
+                <w:rFonts w:ascii="Calibri" w:hAnsi="Calibri"/>
+                <w:b w:val="0"/>
+                <w:i w:val="0"/>
+                <w:color w:val="131B2E"/>
+                <w:sz w:val="19"/>
+              </w:rPr>
+              <w:t>Detección de una fuga propia</w:t>
+            </w:r>
+          </w:p>
+        </w:tc>
+        <w:tc>
+          <w:tcPr>
+            <w:tcW w:type="dxa" w:w="6406"/>
+          </w:tcPr>
+          <w:p>
+            <w:r/>
+            <w:r>
+              <w:rPr>
+                <w:rFonts w:ascii="Calibri" w:hAnsi="Calibri"/>
+                <w:b w:val="0"/>
+                <w:i w:val="0"/>
+                <w:color w:val="131B2E"/>
+                <w:sz w:val="19"/>
+              </w:rPr>
+              <w:t>Un experimento con selección contaminada fue identificado y marcado como “no debe citarse”</w:t>
+            </w:r>
+          </w:p>
+        </w:tc>
+      </w:tr>
+    </w:tbl>
+    <w:p>
+      <w:pPr>
+        <w:spacing w:before="200" w:after="60"/>
+      </w:pPr>
+      <w:r>
+        <w:rPr>
+          <w:b/>
+          <w:color w:val="B45309"/>
+          <w:sz w:val="22"/>
+        </w:rPr>
+        <w:t>◐  Abordado parcialmente</w:t>
+      </w:r>
+    </w:p>
+    <w:p>
+      <w:pPr>
+        <w:pStyle w:val="ListBullet"/>
+        <w:spacing w:after="60"/>
+      </w:pPr>
+      <w:r>
+        <w:rPr>
+          <w:b/>
+          <w:i w:val="0"/>
+          <w:color w:val="131B2E"/>
+          <w:sz w:val="20"/>
+        </w:rPr>
+        <w:t>Análisis de sensibilidad.</w:t>
+      </w:r>
+      <w:r>
+        <w:rPr>
+          <w:b w:val="0"/>
+          <w:i w:val="0"/>
+          <w:color w:val="131B2E"/>
+          <w:sz w:val="20"/>
+        </w:rPr>
+        <w:t xml:space="preserve"> Se ejecutó con 10 semillas, ponderación por episodio y colapso de duplicados, pero </w:t>
+      </w:r>
+      <w:r>
+        <w:rPr>
+          <w:b/>
+          <w:i w:val="0"/>
+          <w:color w:val="131B2E"/>
+          <w:sz w:val="20"/>
+        </w:rPr>
+        <w:t>solo sobre los modelos descartados</w:t>
+      </w:r>
+      <w:r>
+        <w:rPr>
+          <w:b w:val="0"/>
+          <w:i w:val="0"/>
+          <w:color w:val="131B2E"/>
+          <w:sz w:val="20"/>
+        </w:rPr>
+        <w:t>. El modelo finalmente elegido no recibió ninguna prueba de estabilidad.</w:t>
+      </w:r>
+    </w:p>
+    <w:p>
+      <w:pPr>
+        <w:spacing w:before="200" w:after="60"/>
+      </w:pPr>
+      <w:r>
+        <w:rPr>
+          <w:b/>
+          <w:color w:val="B91C1C"/>
+          <w:sz w:val="22"/>
+        </w:rPr>
+        <w:t>✘  No abordado</w:t>
+      </w:r>
+    </w:p>
+    <w:p>
+      <w:pPr>
+        <w:pStyle w:val="ListBullet"/>
+        <w:spacing w:after="60"/>
+      </w:pPr>
+      <w:r>
+        <w:rPr>
+          <w:b/>
+          <w:i w:val="0"/>
+          <w:color w:val="131B2E"/>
+          <w:sz w:val="20"/>
+        </w:rPr>
+        <w:t>Selección del modelo sin contaminar la prueba.</w:t>
+      </w:r>
+      <w:r>
+        <w:rPr>
+          <w:b w:val="0"/>
+          <w:i w:val="0"/>
+          <w:color w:val="131B2E"/>
+          <w:sz w:val="20"/>
+        </w:rPr>
+        <w:t xml:space="preserve"> El modelo se eligió después de observar su desempeño en el conjunto de prueba. El registro del proyecto documenta que ese modelo estaba designado como “comparador” y que la política prohibía promoverlo por ganar una métrica posterior. En consecuencia, el </w:t>
+      </w:r>
+      <w:r>
+        <w:rPr>
+          <w:b/>
+          <w:i w:val="0"/>
+          <w:color w:val="131B2E"/>
+          <w:sz w:val="20"/>
+        </w:rPr>
+        <w:t>88.3 %</w:t>
+      </w:r>
+      <w:r>
+        <w:rPr>
+          <w:b w:val="0"/>
+          <w:i w:val="0"/>
+          <w:color w:val="131B2E"/>
+          <w:sz w:val="20"/>
+        </w:rPr>
+        <w:t xml:space="preserve"> de detección es el máximo entre </w:t>
+      </w:r>
+      <w:r>
+        <w:rPr>
+          <w:b/>
+          <w:i w:val="0"/>
+          <w:color w:val="131B2E"/>
+          <w:sz w:val="20"/>
+        </w:rPr>
+        <w:t>7 candidatos</w:t>
+      </w:r>
+      <w:r>
+        <w:rPr>
+          <w:b w:val="0"/>
+          <w:i w:val="0"/>
+          <w:color w:val="131B2E"/>
+          <w:sz w:val="20"/>
+        </w:rPr>
+        <w:t xml:space="preserve"> evaluados sobre los mismos datos, sin conjunto reservado que permita una estimación sin sesgo optimista.</w:t>
+      </w:r>
+    </w:p>
+    <w:p>
+      <w:pPr>
+        <w:pStyle w:val="ListBullet"/>
+        <w:spacing w:after="60"/>
+      </w:pPr>
+      <w:r>
+        <w:rPr>
+          <w:b/>
+          <w:i w:val="0"/>
+          <w:color w:val="131B2E"/>
+          <w:sz w:val="20"/>
+        </w:rPr>
+        <w:t>Pruebas de significancia estadística.</w:t>
+      </w:r>
+      <w:r>
+        <w:rPr>
+          <w:b w:val="0"/>
+          <w:i w:val="0"/>
+          <w:color w:val="131B2E"/>
+          <w:sz w:val="20"/>
+        </w:rPr>
+        <w:t xml:space="preserve"> Ejecutadas: McNemar exacto por pares con corrección de Holm-Bonferroni sobre las 21 comparaciones. Las </w:t>
+      </w:r>
+      <w:r>
+        <w:rPr>
+          <w:b/>
+          <w:i w:val="0"/>
+          <w:color w:val="131B2E"/>
+          <w:sz w:val="20"/>
+        </w:rPr>
+        <w:t>seis del OCSVM son significativas sin excepción</w:t>
+      </w:r>
+      <w:r>
+        <w:rPr>
+          <w:b w:val="0"/>
+          <w:i w:val="0"/>
+          <w:color w:val="131B2E"/>
+          <w:sz w:val="20"/>
+        </w:rPr>
+        <w:t xml:space="preserve">; en cambio </w:t>
+      </w:r>
+      <w:r>
+        <w:rPr>
+          <w:b/>
+          <w:i w:val="0"/>
+          <w:color w:val="131B2E"/>
+          <w:sz w:val="20"/>
+        </w:rPr>
+        <w:t>ninguna diferencia de falso positivo lo es</w:t>
+      </w:r>
+      <w:r>
+        <w:rPr>
+          <w:b w:val="0"/>
+          <w:i w:val="0"/>
+          <w:color w:val="131B2E"/>
+          <w:sz w:val="20"/>
+        </w:rPr>
+        <w:t>, así que afirmar que un modelo comete menos falsos positivos que otro no está respaldado.</w:t>
+      </w:r>
+    </w:p>
+    <w:p>
+      <w:pPr>
+        <w:spacing w:before="320" w:after="120"/>
+        <w:pBdr>
+          <w:bottom w:val="single" w:sz="8" w:color="1F4E79"/>
+        </w:pBdr>
+      </w:pPr>
+      <w:r>
+        <w:rPr>
+          <w:b/>
+          <w:color w:val="1F4E79"/>
+          <w:sz w:val="30"/>
+        </w:rPr>
+        <w:t xml:space="preserve">5.2  </w:t>
+      </w:r>
+      <w:r>
+        <w:rPr>
+          <w:b/>
+          <w:color w:val="131B2E"/>
+          <w:sz w:val="28"/>
+        </w:rPr>
+        <w:t>Validez externa</w:t>
+      </w:r>
+    </w:p>
+    <w:p>
+      <w:pPr>
+        <w:spacing w:after="120"/>
+        <w:jc w:val="both"/>
+      </w:pPr>
+      <w:r>
+        <w:rPr>
+          <w:b w:val="0"/>
+          <w:i/>
+          <w:color w:val="5B6B8C"/>
+          <w:sz w:val="20"/>
+        </w:rPr>
+        <w:t>¿Los resultados se generalizan a otros contextos, poblaciones o condiciones de uso?</w:t>
+      </w:r>
+    </w:p>
+    <w:p>
+      <w:pPr>
+        <w:spacing w:before="200" w:after="60"/>
+      </w:pPr>
+      <w:r>
+        <w:rPr>
+          <w:b/>
+          <w:color w:val="15803D"/>
+          <w:sz w:val="22"/>
+        </w:rPr>
+        <w:t>✔  Abordado de manera concreta</w:t>
+      </w:r>
+    </w:p>
+    <w:p>
+      <w:pPr>
+        <w:pStyle w:val="ListBullet"/>
+        <w:spacing w:after="60"/>
+      </w:pPr>
+      <w:r>
+        <w:rPr>
+          <w:b/>
+          <w:i w:val="0"/>
+          <w:color w:val="131B2E"/>
+          <w:sz w:val="20"/>
+        </w:rPr>
+        <w:t>Se midió el sistema completo en operación real</w:t>
+      </w:r>
+      <w:r>
+        <w:rPr>
+          <w:b w:val="0"/>
+          <w:i w:val="0"/>
+          <w:color w:val="131B2E"/>
+          <w:sz w:val="20"/>
+        </w:rPr>
+        <w:t>, no solo el modelo en laboratorio: 2 pases de 29 corridas más 2 pruebas de aislamiento, con motor y bloqueo activos.</w:t>
+      </w:r>
+    </w:p>
+    <w:p>
+      <w:pPr>
+        <w:pStyle w:val="ListBullet"/>
+        <w:spacing w:after="60"/>
+      </w:pPr>
+      <w:r>
+        <w:rPr>
+          <w:b/>
+          <w:i w:val="0"/>
+          <w:color w:val="131B2E"/>
+          <w:sz w:val="20"/>
+        </w:rPr>
+        <w:t>Ataques genuinos</w:t>
+      </w:r>
+      <w:r>
+        <w:rPr>
+          <w:b w:val="0"/>
+          <w:i w:val="0"/>
+          <w:color w:val="131B2E"/>
+          <w:sz w:val="20"/>
+        </w:rPr>
+        <w:t xml:space="preserve"> desde una máquina atacante real en 6 familias distintas, no simulados por inyección de datos.</w:t>
+      </w:r>
+    </w:p>
+    <w:p>
+      <w:pPr>
+        <w:pStyle w:val="ListBullet"/>
+        <w:spacing w:after="60"/>
+      </w:pPr>
+      <w:r>
+        <w:rPr>
+          <w:b/>
+          <w:i w:val="0"/>
+          <w:color w:val="131B2E"/>
+          <w:sz w:val="20"/>
+        </w:rPr>
+        <w:t>Se declaró la procedencia heterogénea</w:t>
+      </w:r>
+      <w:r>
+        <w:rPr>
+          <w:b w:val="0"/>
+          <w:i w:val="0"/>
+          <w:color w:val="131B2E"/>
+          <w:sz w:val="20"/>
+        </w:rPr>
+        <w:t xml:space="preserve"> de los datos de ataque: 161 ventanas reales y 18 heredadas, reportadas por separado (</w:t>
+      </w:r>
+      <w:r>
+        <w:rPr>
+          <w:b/>
+          <w:i w:val="0"/>
+          <w:color w:val="131B2E"/>
+          <w:sz w:val="20"/>
+        </w:rPr>
+        <w:t>88.8 %</w:t>
+      </w:r>
+      <w:r>
+        <w:rPr>
+          <w:b w:val="0"/>
+          <w:i w:val="0"/>
+          <w:color w:val="131B2E"/>
+          <w:sz w:val="20"/>
+        </w:rPr>
+        <w:t xml:space="preserve"> frente a </w:t>
+      </w:r>
+      <w:r>
+        <w:rPr>
+          <w:b/>
+          <w:i w:val="0"/>
+          <w:color w:val="131B2E"/>
+          <w:sz w:val="20"/>
+        </w:rPr>
+        <w:t>83,3 %</w:t>
+      </w:r>
+      <w:r>
+        <w:rPr>
+          <w:b w:val="0"/>
+          <w:i w:val="0"/>
+          <w:color w:val="131B2E"/>
+          <w:sz w:val="20"/>
+        </w:rPr>
+        <w:t>).</w:t>
+      </w:r>
+    </w:p>
+    <w:p>
+      <w:pPr>
+        <w:spacing w:before="200" w:after="60"/>
+      </w:pPr>
+      <w:r>
+        <w:rPr>
+          <w:b/>
+          <w:color w:val="B91C1C"/>
+          <w:sz w:val="22"/>
+        </w:rPr>
+        <w:t>✘  Resultado que refuta la generalización</w:t>
+      </w:r>
+    </w:p>
+    <w:p>
+      <w:pPr>
+        <w:spacing w:after="120"/>
+        <w:jc w:val="both"/>
+      </w:pPr>
+      <w:r>
+        <w:rPr>
+          <w:b w:val="0"/>
+          <w:i w:val="0"/>
+          <w:color w:val="131B2E"/>
+          <w:sz w:val="20"/>
+        </w:rPr>
+        <w:t>Es el hallazgo más importante del informe y se reporta aunque sea desfavorable:</w:t>
+      </w:r>
+    </w:p>
+    <w:tbl>
+      <w:tblPr>
+        <w:tblStyle w:val="TableGrid"/>
+        <w:tblW w:type="auto" w:w="0"/>
+        <w:jc w:val="center"/>
+        <w:tblLook w:firstColumn="1" w:firstRow="1" w:lastColumn="0" w:lastRow="0" w:noHBand="0" w:noVBand="1" w:val="04A0"/>
+        <w:tblBorders>
+          <w:top w:val="single" w:sz="4" w:color="BFBFBF"/>
+          <w:left w:val="single" w:sz="4" w:color="BFBFBF"/>
+          <w:bottom w:val="single" w:sz="4" w:color="BFBFBF"/>
+          <w:right w:val="single" w:sz="4" w:color="BFBFBF"/>
+          <w:insideH w:val="single" w:sz="4" w:color="BFBFBF"/>
+          <w:insideV w:val="single" w:sz="4" w:color="BFBFBF"/>
+        </w:tblBorders>
+      </w:tblPr>
+      <w:tblGrid>
+        <w:gridCol w:w="3249"/>
+        <w:gridCol w:w="3249"/>
+        <w:gridCol w:w="3249"/>
+      </w:tblGrid>
+      <w:tr>
+        <w:tc>
+          <w:tcPr>
+            <w:tcW w:type="dxa" w:w="3685"/>
+            <w:shd w:val="clear" w:fill="1F4E79"/>
+          </w:tcPr>
+          <w:p>
+            <w:r/>
+            <w:r>
+              <w:rPr>
+                <w:rFonts w:ascii="Calibri" w:hAnsi="Calibri"/>
+                <w:b/>
+                <w:i w:val="0"/>
+                <w:color w:val="FFFFFF"/>
+                <w:sz w:val="19"/>
+              </w:rPr>
+              <w:t>Condición de medición</w:t>
+            </w:r>
+          </w:p>
+        </w:tc>
+        <w:tc>
+          <w:tcPr>
+            <w:tcW w:type="dxa" w:w="2835"/>
+            <w:shd w:val="clear" w:fill="1F4E79"/>
+          </w:tcPr>
+          <w:p>
+            <w:r/>
+            <w:r>
+              <w:rPr>
+                <w:rFonts w:ascii="Calibri" w:hAnsi="Calibri"/>
+                <w:b/>
+                <w:i w:val="0"/>
+                <w:color w:val="FFFFFF"/>
+                <w:sz w:val="19"/>
+              </w:rPr>
+              <w:t>Falsos positivos</w:t>
+            </w:r>
+          </w:p>
+        </w:tc>
+        <w:tc>
+          <w:tcPr>
+            <w:tcW w:type="dxa" w:w="2835"/>
+            <w:shd w:val="clear" w:fill="1F4E79"/>
+          </w:tcPr>
+          <w:p>
+            <w:r/>
+            <w:r>
+              <w:rPr>
+                <w:rFonts w:ascii="Calibri" w:hAnsi="Calibri"/>
+                <w:b/>
+                <w:i w:val="0"/>
+                <w:color w:val="FFFFFF"/>
+                <w:sz w:val="19"/>
+              </w:rPr>
+              <w:t>IC 95 %</w:t>
+            </w:r>
+          </w:p>
+        </w:tc>
+      </w:tr>
+      <w:tr>
+        <w:tc>
+          <w:tcPr>
+            <w:tcW w:type="dxa" w:w="3685"/>
+          </w:tcPr>
+          <w:p>
+            <w:r/>
+            <w:r>
+              <w:rPr>
+                <w:rFonts w:ascii="Calibri" w:hAnsi="Calibri"/>
+                <w:b w:val="0"/>
+                <w:i w:val="0"/>
+                <w:color w:val="131B2E"/>
+                <w:sz w:val="19"/>
+              </w:rPr>
+              <w:t>Laboratorio (conjunto de prueba)</w:t>
+            </w:r>
+          </w:p>
+        </w:tc>
+        <w:tc>
+          <w:tcPr>
+            <w:tcW w:type="dxa" w:w="2835"/>
+            <w:shd w:val="clear" w:fill="E0F3E6"/>
+          </w:tcPr>
+          <w:p>
+            <w:r/>
+            <w:r>
+              <w:rPr>
+                <w:rFonts w:ascii="Calibri" w:hAnsi="Calibri"/>
+                <w:b w:val="0"/>
+                <w:i w:val="0"/>
+                <w:color w:val="131B2E"/>
+                <w:sz w:val="19"/>
+              </w:rPr>
+              <w:t>4.71 %  (13/276)</w:t>
+            </w:r>
+          </w:p>
+        </w:tc>
+        <w:tc>
+          <w:tcPr>
+            <w:tcW w:type="dxa" w:w="2835"/>
+          </w:tcPr>
+          <w:p>
+            <w:r/>
+            <w:r>
+              <w:rPr>
+                <w:rFonts w:ascii="Calibri" w:hAnsi="Calibri"/>
+                <w:b w:val="0"/>
+                <w:i w:val="0"/>
+                <w:color w:val="131B2E"/>
+                <w:sz w:val="19"/>
+              </w:rPr>
+              <w:t>2,8 % – 7,9 %</w:t>
+            </w:r>
+          </w:p>
+        </w:tc>
+      </w:tr>
+      <w:tr>
+        <w:tc>
+          <w:tcPr>
+            <w:tcW w:type="dxa" w:w="3685"/>
+            <w:shd w:val="clear" w:fill="EEF3FA"/>
+          </w:tcPr>
+          <w:p>
+            <w:r/>
+            <w:r>
+              <w:rPr>
+                <w:rFonts w:ascii="Calibri" w:hAnsi="Calibri"/>
+                <w:b w:val="0"/>
+                <w:i w:val="0"/>
+                <w:color w:val="131B2E"/>
+                <w:sz w:val="19"/>
+              </w:rPr>
+              <w:t>Operación real · pase 1</w:t>
+            </w:r>
+          </w:p>
+        </w:tc>
+        <w:tc>
+          <w:tcPr>
+            <w:tcW w:type="dxa" w:w="2835"/>
+            <w:shd w:val="clear" w:fill="FBE3E1"/>
+          </w:tcPr>
+          <w:p>
+            <w:r/>
+            <w:r>
+              <w:rPr>
+                <w:rFonts w:ascii="Calibri" w:hAnsi="Calibri"/>
+                <w:b w:val="0"/>
+                <w:i w:val="0"/>
+                <w:color w:val="131B2E"/>
+                <w:sz w:val="19"/>
+              </w:rPr>
+              <w:t>25,81 %  (16/62)</w:t>
+            </w:r>
+          </w:p>
+        </w:tc>
+        <w:tc>
+          <w:tcPr>
+            <w:tcW w:type="dxa" w:w="2835"/>
+            <w:shd w:val="clear" w:fill="EEF3FA"/>
+          </w:tcPr>
+          <w:p>
+            <w:r/>
+            <w:r>
+              <w:rPr>
+                <w:rFonts w:ascii="Calibri" w:hAnsi="Calibri"/>
+                <w:b w:val="0"/>
+                <w:i w:val="0"/>
+                <w:color w:val="131B2E"/>
+                <w:sz w:val="19"/>
+              </w:rPr>
+              <w:t>16,6 % – 37,9 %</w:t>
+            </w:r>
+          </w:p>
+        </w:tc>
+      </w:tr>
+      <w:tr>
+        <w:tc>
+          <w:tcPr>
+            <w:tcW w:type="dxa" w:w="3685"/>
+          </w:tcPr>
+          <w:p>
+            <w:r/>
+            <w:r>
+              <w:rPr>
+                <w:rFonts w:ascii="Calibri" w:hAnsi="Calibri"/>
+                <w:b w:val="0"/>
+                <w:i w:val="0"/>
+                <w:color w:val="131B2E"/>
+                <w:sz w:val="19"/>
+              </w:rPr>
+              <w:t>Operación real · pase 2</w:t>
+            </w:r>
+          </w:p>
+        </w:tc>
+        <w:tc>
+          <w:tcPr>
+            <w:tcW w:type="dxa" w:w="2835"/>
+            <w:shd w:val="clear" w:fill="FBE3E1"/>
+          </w:tcPr>
+          <w:p>
+            <w:r/>
+            <w:r>
+              <w:rPr>
+                <w:rFonts w:ascii="Calibri" w:hAnsi="Calibri"/>
+                <w:b w:val="0"/>
+                <w:i w:val="0"/>
+                <w:color w:val="131B2E"/>
+                <w:sz w:val="19"/>
+              </w:rPr>
+              <w:t>22,97 %  (17/74)</w:t>
+            </w:r>
+          </w:p>
+        </w:tc>
+        <w:tc>
+          <w:tcPr>
+            <w:tcW w:type="dxa" w:w="2835"/>
+          </w:tcPr>
+          <w:p>
+            <w:r/>
+            <w:r>
+              <w:rPr>
+                <w:rFonts w:ascii="Calibri" w:hAnsi="Calibri"/>
+                <w:b w:val="0"/>
+                <w:i w:val="0"/>
+                <w:color w:val="131B2E"/>
+                <w:sz w:val="19"/>
+              </w:rPr>
+              <w:t>14,9 % – 33,7 %</w:t>
+            </w:r>
+          </w:p>
+        </w:tc>
+      </w:tr>
+    </w:tbl>
+    <w:p/>
+    <w:p>
+      <w:pPr>
+        <w:jc w:val="center"/>
+      </w:pPr>
+      <w:r>
+        <w:drawing>
+          <wp:inline xmlns:a="http://schemas.openxmlformats.org/drawingml/2006/main" xmlns:pic="http://schemas.openxmlformats.org/drawingml/2006/picture">
+            <wp:extent cx="5580000" cy="2890604"/>
+            <wp:docPr id="2" name="Picture 2"/>
+            <wp:cNvGraphicFramePr>
+              <a:graphicFrameLocks noChangeAspect="1"/>
+            </wp:cNvGraphicFramePr>
+            <a:graphic>
+              <a:graphicData uri="http://schemas.openxmlformats.org/drawingml/2006/picture">
+                <pic:pic>
+                  <pic:nvPicPr>
+                    <pic:cNvPr id="0" name="C1-fpr-offline-vs-operativo.png"/>
+                    <pic:cNvPicPr/>
+                  </pic:nvPicPr>
+                  <pic:blipFill>
+                    <a:blip r:embed="rId10"/>
+                    <a:stretch>
+                      <a:fillRect/>
+                    </a:stretch>
+                  </pic:blipFill>
+                  <pic:spPr>
+                    <a:xfrm>
+                      <a:off x="0" y="0"/>
+                      <a:ext cx="5580000" cy="2890604"/>
+                    </a:xfrm>
+                    <a:prstGeom prst="rect"/>
+                  </pic:spPr>
+                </pic:pic>
+              </a:graphicData>
+            </a:graphic>
+          </wp:inline>
+        </w:drawing>
+      </w:r>
+    </w:p>
+    <w:p>
+      <w:pPr>
+        <w:spacing w:after="200"/>
+        <w:jc w:val="center"/>
+      </w:pPr>
+      <w:r>
+        <w:rPr>
+          <w:i/>
+          <w:color w:val="5B6B8C"/>
+          <w:sz w:val="17"/>
+        </w:rPr>
+        <w:t>Figura 1. Intervalos de Wilson descriptivos; las ventanas comparten episodio e historia, por lo que el gráfico no prueba por sí solo una diferencia inferencial.</w:t>
+      </w:r>
+    </w:p>
+    <w:tbl>
+      <w:tblPr>
+        <w:tblW w:type="auto" w:w="0"/>
+        <w:jc w:val="center"/>
+        <w:tblLook w:firstColumn="1" w:firstRow="1" w:lastColumn="0" w:lastRow="0" w:noHBand="0" w:noVBand="1" w:val="04A0"/>
+        <w:tblBorders>
+          <w:top w:val="single" w:sz="4" w:color="BFBFBF"/>
+          <w:left w:val="single" w:sz="4" w:color="BFBFBF"/>
+          <w:bottom w:val="single" w:sz="4" w:color="BFBFBF"/>
+          <w:right w:val="single" w:sz="4" w:color="BFBFBF"/>
+          <w:insideH w:val="single" w:sz="4" w:color="BFBFBF"/>
+          <w:insideV w:val="single" w:sz="4" w:color="BFBFBF"/>
+        </w:tblBorders>
+      </w:tblPr>
+      <w:tblGrid>
+        <w:gridCol w:w="9746"/>
+      </w:tblGrid>
+      <w:tr>
+        <w:tc>
+          <w:tcPr>
+            <w:tcW w:type="dxa" w:w="9746"/>
+            <w:shd w:val="clear" w:fill="FBE3E1"/>
+          </w:tcPr>
+          <w:p>
+            <w:r/>
+            <w:r>
+              <w:rPr>
+                <w:b/>
+                <w:color w:val="B91C1C"/>
+                <w:sz w:val="20"/>
+              </w:rPr>
+              <w:t>Evidencia adicional en aislamiento</w:t>
+            </w:r>
+          </w:p>
+          <w:p>
+            <w:pPr>
+              <w:jc w:val="both"/>
+            </w:pPr>
+            <w:r>
+              <w:rPr>
+                <w:b w:val="0"/>
+                <w:i w:val="0"/>
+                <w:color w:val="131B2E"/>
+                <w:sz w:val="19"/>
+              </w:rPr>
+              <w:t xml:space="preserve">Se reprodujo </w:t>
+            </w:r>
+            <w:r>
+              <w:rPr>
+                <w:b/>
+                <w:i w:val="0"/>
+                <w:color w:val="131B2E"/>
+                <w:sz w:val="19"/>
+              </w:rPr>
+              <w:t>sin contaminación entre pruebas</w:t>
+            </w:r>
+            <w:r>
+              <w:rPr>
+                <w:b w:val="0"/>
+                <w:i w:val="0"/>
+                <w:color w:val="131B2E"/>
+                <w:sz w:val="19"/>
+              </w:rPr>
+              <w:t xml:space="preserve">: una transferencia legítima de 200 Mbit/s generó una ventana que cruzó el umbral y </w:t>
+            </w:r>
+            <w:r>
+              <w:rPr>
+                <w:b/>
+                <w:i w:val="0"/>
+                <w:color w:val="131B2E"/>
+                <w:sz w:val="19"/>
+              </w:rPr>
+              <w:t>bloqueó a un cliente legítimo durante 120 segundos</w:t>
+            </w:r>
+            <w:r>
+              <w:rPr>
+                <w:b w:val="0"/>
+                <w:i w:val="0"/>
+                <w:color w:val="131B2E"/>
+                <w:sz w:val="19"/>
+              </w:rPr>
+              <w:t xml:space="preserve">. Otra ventana de la misma transferencia se permitió por apenas </w:t>
+            </w:r>
+            <w:r>
+              <w:rPr>
+                <w:b/>
+                <w:i w:val="0"/>
+                <w:color w:val="131B2E"/>
+                <w:sz w:val="19"/>
+              </w:rPr>
+              <w:t>0,0014 puntos</w:t>
+            </w:r>
+            <w:r>
+              <w:rPr>
+                <w:b w:val="0"/>
+                <w:i w:val="0"/>
+                <w:color w:val="131B2E"/>
+                <w:sz w:val="19"/>
+              </w:rPr>
+              <w:t xml:space="preserve"> de score, lo que indica que el tráfico legítimo intenso cae dentro del margen de decisión del modelo.</w:t>
+            </w:r>
+          </w:p>
+        </w:tc>
+      </w:tr>
+    </w:tbl>
+    <w:p/>
+    <w:p>
+      <w:pPr>
+        <w:spacing w:before="200" w:after="60"/>
+      </w:pPr>
+      <w:r>
+        <w:rPr>
+          <w:b/>
+          <w:color w:val="B91C1C"/>
+          <w:sz w:val="22"/>
+        </w:rPr>
+        <w:t>✘  No abordado</w:t>
+      </w:r>
+    </w:p>
+    <w:p>
+      <w:pPr>
+        <w:pStyle w:val="ListBullet"/>
+        <w:spacing w:after="60"/>
+      </w:pPr>
+      <w:r>
+        <w:rPr>
+          <w:b/>
+          <w:i w:val="0"/>
+          <w:color w:val="131B2E"/>
+          <w:sz w:val="20"/>
+        </w:rPr>
+        <w:t>Partición por sesiones independientes.</w:t>
+      </w:r>
+      <w:r>
+        <w:rPr>
+          <w:b w:val="0"/>
+          <w:i w:val="0"/>
+          <w:color w:val="131B2E"/>
+          <w:sz w:val="20"/>
+        </w:rPr>
+        <w:t xml:space="preserve"> La división se hizo por índice de repetición, por lo que los </w:t>
+      </w:r>
+      <w:r>
+        <w:rPr>
+          <w:b/>
+          <w:i w:val="0"/>
+          <w:color w:val="131B2E"/>
+          <w:sz w:val="20"/>
+        </w:rPr>
+        <w:t>44 perfiles</w:t>
+      </w:r>
+      <w:r>
+        <w:rPr>
+          <w:b w:val="0"/>
+          <w:i w:val="0"/>
+          <w:color w:val="131B2E"/>
+          <w:sz w:val="20"/>
+        </w:rPr>
+        <w:t xml:space="preserve"> de tráfico aparecen en las tres particiones: se mide repetibilidad del escenario, no generalización a tráfico no visto.</w:t>
+      </w:r>
+    </w:p>
+    <w:p>
+      <w:pPr>
+        <w:pStyle w:val="ListBullet"/>
+        <w:spacing w:after="60"/>
+      </w:pPr>
+      <w:r>
+        <w:rPr>
+          <w:b/>
+          <w:i w:val="0"/>
+          <w:color w:val="131B2E"/>
+          <w:sz w:val="20"/>
+        </w:rPr>
+        <w:t>Jornada de validación temporal externa.</w:t>
+      </w:r>
+      <w:r>
+        <w:rPr>
+          <w:b w:val="0"/>
+          <w:i w:val="0"/>
+          <w:color w:val="131B2E"/>
+          <w:sz w:val="20"/>
+        </w:rPr>
+        <w:t xml:space="preserve"> No existe un conjunto capturado en fecha distinta y reservado sin participar en entrenamiento ni calibración.</w:t>
+      </w:r>
+    </w:p>
+    <w:p>
+      <w:pPr>
+        <w:pStyle w:val="ListBullet"/>
+        <w:spacing w:after="60"/>
+      </w:pPr>
+      <w:r>
+        <w:rPr>
+          <w:b/>
+          <w:i w:val="0"/>
+          <w:color w:val="131B2E"/>
+          <w:sz w:val="20"/>
+        </w:rPr>
+        <w:t>Diversidad de escenarios.</w:t>
+      </w:r>
+      <w:r>
+        <w:rPr>
+          <w:b w:val="0"/>
+          <w:i w:val="0"/>
+          <w:color w:val="131B2E"/>
+          <w:sz w:val="20"/>
+        </w:rPr>
+        <w:t xml:space="preserve"> Faltan seis escenarios legítimos previstos (SSH, SCP/SFTP, SMB, respaldo, streaming y actualizaciones) y no hay captura multi-sistema-operativo.</w:t>
+      </w:r>
+    </w:p>
+    <w:p>
+      <w:pPr>
+        <w:spacing w:before="320" w:after="120"/>
+        <w:pBdr>
+          <w:bottom w:val="single" w:sz="8" w:color="1F4E79"/>
+        </w:pBdr>
+      </w:pPr>
+      <w:r>
+        <w:rPr>
+          <w:b/>
+          <w:color w:val="1F4E79"/>
+          <w:sz w:val="30"/>
+        </w:rPr>
+        <w:t xml:space="preserve">6.  </w:t>
+      </w:r>
+      <w:r>
+        <w:rPr>
+          <w:b/>
+          <w:color w:val="131B2E"/>
+          <w:sz w:val="28"/>
+        </w:rPr>
+        <w:t>Checklist integrador de la Sesión 02</w:t>
+      </w:r>
+    </w:p>
+    <w:p>
+      <w:pPr>
+        <w:spacing w:after="120"/>
+        <w:jc w:val="both"/>
+      </w:pPr>
+      <w:r>
+        <w:rPr>
+          <w:b w:val="0"/>
+          <w:i w:val="0"/>
+          <w:color w:val="131B2E"/>
+          <w:sz w:val="19"/>
+        </w:rPr>
+        <w:t xml:space="preserve">Los seis puntos que la sesión pide verificar </w:t>
+      </w:r>
+      <w:r>
+        <w:rPr>
+          <w:b/>
+          <w:i w:val="0"/>
+          <w:color w:val="131B2E"/>
+          <w:sz w:val="19"/>
+        </w:rPr>
+        <w:t>antes de reportar resultados</w:t>
+      </w:r>
+      <w:r>
+        <w:rPr>
+          <w:b w:val="0"/>
+          <w:i w:val="0"/>
+          <w:color w:val="131B2E"/>
+          <w:sz w:val="19"/>
+        </w:rPr>
+        <w:t>.</w:t>
+      </w:r>
+    </w:p>
+    <w:tbl>
+      <w:tblPr>
+        <w:tblStyle w:val="TableGrid"/>
+        <w:tblW w:type="auto" w:w="0"/>
+        <w:jc w:val="center"/>
+        <w:tblLook w:firstColumn="1" w:firstRow="1" w:lastColumn="0" w:lastRow="0" w:noHBand="0" w:noVBand="1" w:val="04A0"/>
+        <w:tblBorders>
+          <w:top w:val="single" w:sz="4" w:color="BFBFBF"/>
+          <w:left w:val="single" w:sz="4" w:color="BFBFBF"/>
+          <w:bottom w:val="single" w:sz="4" w:color="BFBFBF"/>
+          <w:right w:val="single" w:sz="4" w:color="BFBFBF"/>
+          <w:insideH w:val="single" w:sz="4" w:color="BFBFBF"/>
+          <w:insideV w:val="single" w:sz="4" w:color="BFBFBF"/>
+        </w:tblBorders>
+      </w:tblPr>
+      <w:tblGrid>
+        <w:gridCol w:w="3249"/>
+        <w:gridCol w:w="3249"/>
+        <w:gridCol w:w="3249"/>
+      </w:tblGrid>
+      <w:tr>
+        <w:tc>
+          <w:tcPr>
+            <w:tcW w:type="dxa" w:w="3175"/>
+            <w:shd w:val="clear" w:fill="1F4E79"/>
+          </w:tcPr>
+          <w:p>
+            <w:r/>
+            <w:r>
+              <w:rPr>
+                <w:rFonts w:ascii="Calibri" w:hAnsi="Calibri"/>
+                <w:b/>
+                <w:i w:val="0"/>
+                <w:color w:val="FFFFFF"/>
+                <w:sz w:val="19"/>
+              </w:rPr>
+              <w:t>Punto</w:t>
+            </w:r>
+          </w:p>
+        </w:tc>
+        <w:tc>
+          <w:tcPr>
+            <w:tcW w:type="dxa" w:w="1474"/>
+            <w:shd w:val="clear" w:fill="1F4E79"/>
+          </w:tcPr>
+          <w:p>
+            <w:r/>
+            <w:r>
+              <w:rPr>
+                <w:rFonts w:ascii="Calibri" w:hAnsi="Calibri"/>
+                <w:b/>
+                <w:i w:val="0"/>
+                <w:color w:val="FFFFFF"/>
+                <w:sz w:val="19"/>
+              </w:rPr>
+              <w:t>Estado</w:t>
+            </w:r>
+          </w:p>
+        </w:tc>
+        <w:tc>
+          <w:tcPr>
+            <w:tcW w:type="dxa" w:w="4706"/>
+            <w:shd w:val="clear" w:fill="1F4E79"/>
+          </w:tcPr>
+          <w:p>
+            <w:r/>
+            <w:r>
+              <w:rPr>
+                <w:rFonts w:ascii="Calibri" w:hAnsi="Calibri"/>
+                <w:b/>
+                <w:i w:val="0"/>
+                <w:color w:val="FFFFFF"/>
+                <w:sz w:val="19"/>
+              </w:rPr>
+              <w:t>Dónde está</w:t>
+            </w:r>
+          </w:p>
+        </w:tc>
+      </w:tr>
+      <w:tr>
+        <w:tc>
+          <w:tcPr>
+            <w:tcW w:type="dxa" w:w="3175"/>
+          </w:tcPr>
+          <w:p>
+            <w:r/>
+            <w:r>
+              <w:rPr>
+                <w:rFonts w:ascii="Calibri" w:hAnsi="Calibri"/>
+                <w:b w:val="0"/>
+                <w:i w:val="0"/>
+                <w:color w:val="131B2E"/>
+                <w:sz w:val="19"/>
+              </w:rPr>
+              <w:t>Confiabilidad estadística reportada</w:t>
+            </w:r>
+          </w:p>
+        </w:tc>
+        <w:tc>
+          <w:tcPr>
+            <w:tcW w:type="dxa" w:w="1474"/>
+          </w:tcPr>
+          <w:p>
+            <w:r/>
+            <w:r>
+              <w:rPr>
+                <w:rFonts w:ascii="Calibri" w:hAnsi="Calibri"/>
+                <w:b w:val="0"/>
+                <w:i w:val="0"/>
+                <w:color w:val="131B2E"/>
+                <w:sz w:val="19"/>
+              </w:rPr>
+              <w:t>Cumple</w:t>
+            </w:r>
+          </w:p>
+        </w:tc>
+        <w:tc>
+          <w:tcPr>
+            <w:tcW w:type="dxa" w:w="4706"/>
+          </w:tcPr>
+          <w:p>
+            <w:r/>
+            <w:r>
+              <w:rPr>
+                <w:rFonts w:ascii="Calibri" w:hAnsi="Calibri"/>
+                <w:b w:val="0"/>
+                <w:i w:val="0"/>
+                <w:color w:val="131B2E"/>
+                <w:sz w:val="19"/>
+              </w:rPr>
+              <w:t>Sección 2: determinismo, test-retest y estabilidad del umbral</w:t>
+            </w:r>
+          </w:p>
+        </w:tc>
+      </w:tr>
+      <w:tr>
+        <w:tc>
+          <w:tcPr>
+            <w:tcW w:type="dxa" w:w="3175"/>
+            <w:shd w:val="clear" w:fill="EEF3FA"/>
+          </w:tcPr>
+          <w:p>
+            <w:r/>
+            <w:r>
+              <w:rPr>
+                <w:rFonts w:ascii="Calibri" w:hAnsi="Calibri"/>
+                <w:b w:val="0"/>
+                <w:i w:val="0"/>
+                <w:color w:val="131B2E"/>
+                <w:sz w:val="19"/>
+              </w:rPr>
+              <w:t>Método de validación declarado</w:t>
+            </w:r>
+          </w:p>
+        </w:tc>
+        <w:tc>
+          <w:tcPr>
+            <w:tcW w:type="dxa" w:w="1474"/>
+            <w:shd w:val="clear" w:fill="EEF3FA"/>
+          </w:tcPr>
+          <w:p>
+            <w:r/>
+            <w:r>
+              <w:rPr>
+                <w:rFonts w:ascii="Calibri" w:hAnsi="Calibri"/>
+                <w:b w:val="0"/>
+                <w:i w:val="0"/>
+                <w:color w:val="131B2E"/>
+                <w:sz w:val="19"/>
+              </w:rPr>
+              <w:t>Cumple</w:t>
+            </w:r>
+          </w:p>
+        </w:tc>
+        <w:tc>
+          <w:tcPr>
+            <w:tcW w:type="dxa" w:w="4706"/>
+            <w:shd w:val="clear" w:fill="EEF3FA"/>
+          </w:tcPr>
+          <w:p>
+            <w:r/>
+            <w:r>
+              <w:rPr>
+                <w:rFonts w:ascii="Calibri" w:hAnsi="Calibri"/>
+                <w:b w:val="0"/>
+                <w:i w:val="0"/>
+                <w:color w:val="131B2E"/>
+                <w:sz w:val="19"/>
+              </w:rPr>
+              <w:t>Sección 2: validación cruzada agrupada y bootstrap</w:t>
+            </w:r>
+          </w:p>
+        </w:tc>
+      </w:tr>
+      <w:tr>
+        <w:tc>
+          <w:tcPr>
+            <w:tcW w:type="dxa" w:w="3175"/>
+          </w:tcPr>
+          <w:p>
+            <w:r/>
+            <w:r>
+              <w:rPr>
+                <w:rFonts w:ascii="Calibri" w:hAnsi="Calibri"/>
+                <w:b w:val="0"/>
+                <w:i w:val="0"/>
+                <w:color w:val="131B2E"/>
+                <w:sz w:val="19"/>
+              </w:rPr>
+              <w:t>Datos y código disponibles</w:t>
+            </w:r>
+          </w:p>
+        </w:tc>
+        <w:tc>
+          <w:tcPr>
+            <w:tcW w:type="dxa" w:w="1474"/>
+          </w:tcPr>
+          <w:p>
+            <w:r/>
+            <w:r>
+              <w:rPr>
+                <w:rFonts w:ascii="Calibri" w:hAnsi="Calibri"/>
+                <w:b w:val="0"/>
+                <w:i w:val="0"/>
+                <w:color w:val="131B2E"/>
+                <w:sz w:val="19"/>
+              </w:rPr>
+              <w:t>Cumple</w:t>
+            </w:r>
+          </w:p>
+        </w:tc>
+        <w:tc>
+          <w:tcPr>
+            <w:tcW w:type="dxa" w:w="4706"/>
+          </w:tcPr>
+          <w:p>
+            <w:r/>
+            <w:r>
+              <w:rPr>
+                <w:rFonts w:ascii="Calibri" w:hAnsi="Calibri"/>
+                <w:b w:val="0"/>
+                <w:i w:val="0"/>
+                <w:color w:val="131B2E"/>
+                <w:sz w:val="19"/>
+              </w:rPr>
+              <w:t>Sección 3</w:t>
+            </w:r>
+          </w:p>
+        </w:tc>
+      </w:tr>
+      <w:tr>
+        <w:tc>
+          <w:tcPr>
+            <w:tcW w:type="dxa" w:w="3175"/>
+            <w:shd w:val="clear" w:fill="EEF3FA"/>
+          </w:tcPr>
+          <w:p>
+            <w:r/>
+            <w:r>
+              <w:rPr>
+                <w:rFonts w:ascii="Calibri" w:hAnsi="Calibri"/>
+                <w:b w:val="0"/>
+                <w:i w:val="0"/>
+                <w:color w:val="131B2E"/>
+                <w:sz w:val="19"/>
+              </w:rPr>
+              <w:t>Entorno, dependencias y semillas</w:t>
+            </w:r>
+          </w:p>
+        </w:tc>
+        <w:tc>
+          <w:tcPr>
+            <w:tcW w:type="dxa" w:w="1474"/>
+            <w:shd w:val="clear" w:fill="EEF3FA"/>
+          </w:tcPr>
+          <w:p>
+            <w:r/>
+            <w:r>
+              <w:rPr>
+                <w:rFonts w:ascii="Calibri" w:hAnsi="Calibri"/>
+                <w:b w:val="0"/>
+                <w:i w:val="0"/>
+                <w:color w:val="131B2E"/>
+                <w:sz w:val="19"/>
+              </w:rPr>
+              <w:t>Cumple</w:t>
+            </w:r>
+          </w:p>
+        </w:tc>
+        <w:tc>
+          <w:tcPr>
+            <w:tcW w:type="dxa" w:w="4706"/>
+            <w:shd w:val="clear" w:fill="EEF3FA"/>
+          </w:tcPr>
+          <w:p>
+            <w:r/>
+            <w:r>
+              <w:rPr>
+                <w:rFonts w:ascii="Calibri" w:hAnsi="Calibri"/>
+                <w:b w:val="0"/>
+                <w:i w:val="0"/>
+                <w:color w:val="131B2E"/>
+                <w:sz w:val="19"/>
+              </w:rPr>
+              <w:t>Sección 3</w:t>
+            </w:r>
+          </w:p>
+        </w:tc>
+      </w:tr>
+      <w:tr>
+        <w:tc>
+          <w:tcPr>
+            <w:tcW w:type="dxa" w:w="3175"/>
+          </w:tcPr>
+          <w:p>
+            <w:r/>
+            <w:r>
+              <w:rPr>
+                <w:rFonts w:ascii="Calibri" w:hAnsi="Calibri"/>
+                <w:b/>
+                <w:i w:val="0"/>
+                <w:color w:val="131B2E"/>
+                <w:sz w:val="19"/>
+              </w:rPr>
+              <w:t>Pertinencia validada con usuarios reales</w:t>
+            </w:r>
+          </w:p>
+        </w:tc>
+        <w:tc>
+          <w:tcPr>
+            <w:tcW w:type="dxa" w:w="1474"/>
+          </w:tcPr>
+          <w:p>
+            <w:r/>
+            <w:r>
+              <w:rPr>
+                <w:rFonts w:ascii="Calibri" w:hAnsi="Calibri"/>
+                <w:b/>
+                <w:i w:val="0"/>
+                <w:color w:val="131B2E"/>
+                <w:sz w:val="19"/>
+              </w:rPr>
+              <w:t>No cumple</w:t>
+            </w:r>
+          </w:p>
+        </w:tc>
+        <w:tc>
+          <w:tcPr>
+            <w:tcW w:type="dxa" w:w="4706"/>
+          </w:tcPr>
+          <w:p>
+            <w:r/>
+            <w:r>
+              <w:rPr>
+                <w:rFonts w:ascii="Calibri" w:hAnsi="Calibri"/>
+                <w:b w:val="0"/>
+                <w:i w:val="0"/>
+                <w:color w:val="131B2E"/>
+                <w:sz w:val="19"/>
+              </w:rPr>
+              <w:t xml:space="preserve">Sección 4: </w:t>
+            </w:r>
+            <w:r>
+              <w:rPr>
+                <w:rFonts w:ascii="Calibri" w:hAnsi="Calibri"/>
+                <w:b/>
+                <w:i w:val="0"/>
+                <w:color w:val="131B2E"/>
+                <w:sz w:val="19"/>
+              </w:rPr>
+              <w:t>el único punto sin evidencia</w:t>
+            </w:r>
+          </w:p>
+        </w:tc>
+      </w:tr>
+      <w:tr>
+        <w:tc>
+          <w:tcPr>
+            <w:tcW w:type="dxa" w:w="3175"/>
+            <w:shd w:val="clear" w:fill="EEF3FA"/>
+          </w:tcPr>
+          <w:p>
+            <w:r/>
+            <w:r>
+              <w:rPr>
+                <w:rFonts w:ascii="Calibri" w:hAnsi="Calibri"/>
+                <w:b w:val="0"/>
+                <w:i w:val="0"/>
+                <w:color w:val="131B2E"/>
+                <w:sz w:val="19"/>
+              </w:rPr>
+              <w:t>Trazabilidad de requisitos verificada</w:t>
+            </w:r>
+          </w:p>
+        </w:tc>
+        <w:tc>
+          <w:tcPr>
+            <w:tcW w:type="dxa" w:w="1474"/>
+            <w:shd w:val="clear" w:fill="EEF3FA"/>
+          </w:tcPr>
+          <w:p>
+            <w:r/>
+            <w:r>
+              <w:rPr>
+                <w:rFonts w:ascii="Calibri" w:hAnsi="Calibri"/>
+                <w:b w:val="0"/>
+                <w:i w:val="0"/>
+                <w:color w:val="131B2E"/>
+                <w:sz w:val="19"/>
+              </w:rPr>
+              <w:t>Parcial</w:t>
+            </w:r>
+          </w:p>
+        </w:tc>
+        <w:tc>
+          <w:tcPr>
+            <w:tcW w:type="dxa" w:w="4706"/>
+            <w:shd w:val="clear" w:fill="EEF3FA"/>
+          </w:tcPr>
+          <w:p>
+            <w:r/>
+            <w:r>
+              <w:rPr>
+                <w:rFonts w:ascii="Calibri" w:hAnsi="Calibri"/>
+                <w:b w:val="0"/>
+                <w:i w:val="0"/>
+                <w:color w:val="131B2E"/>
+                <w:sz w:val="19"/>
+              </w:rPr>
+              <w:t>Sección 4: matriz abierta</w:t>
+            </w:r>
+          </w:p>
+        </w:tc>
+      </w:tr>
+    </w:tbl>
+    <w:p>
+      <w:pPr>
+        <w:spacing w:after="120"/>
+        <w:jc w:val="both"/>
+      </w:pPr>
+      <w:r>
+        <w:rPr>
+          <w:b/>
+          <w:i/>
+          <w:color w:val="131B2E"/>
+          <w:sz w:val="18"/>
+        </w:rPr>
+        <w:t>Cinco de seis cumplidos.</w:t>
+      </w:r>
+      <w:r>
+        <w:rPr>
+          <w:b w:val="0"/>
+          <w:i/>
+          <w:color w:val="131B2E"/>
+          <w:sz w:val="18"/>
+        </w:rPr>
+        <w:t xml:space="preserve"> El que falta es el mismo que la ficha de auditoría penaliza y que el plan de validación agenda para el 9 de septiembre.</w:t>
+      </w:r>
+    </w:p>
+    <w:p>
+      <w:pPr>
+        <w:spacing w:before="320" w:after="120"/>
+        <w:pBdr>
+          <w:bottom w:val="single" w:sz="8" w:color="1F4E79"/>
+        </w:pBdr>
+      </w:pPr>
+      <w:r>
+        <w:rPr>
+          <w:b/>
+          <w:color w:val="1F4E79"/>
+          <w:sz w:val="30"/>
+        </w:rPr>
+        <w:t xml:space="preserve">7.  </w:t>
+      </w:r>
+      <w:r>
+        <w:rPr>
+          <w:b/>
+          <w:color w:val="131B2E"/>
+          <w:sz w:val="28"/>
+        </w:rPr>
+        <w:t>Qué falta y cómo se abordará</w:t>
       </w:r>
     </w:p>
     <w:p>
@@ -3569,7 +5795,7 @@
           <w:color w:val="1F4E79"/>
           <w:sz w:val="30"/>
         </w:rPr>
-        <w:t xml:space="preserve">6.  </w:t>
+        <w:t xml:space="preserve">8.  </w:t>
       </w:r>
       <w:r>
         <w:rPr>
